--- a/Stage/Rapport de stage ATE.docx
+++ b/Stage/Rapport de stage ATE.docx
@@ -1,6 +1,6 @@
 
 <file path=word/document.xml><?xml version="1.0" encoding="utf-8"?>
-<w:document xmlns:wpc="http://schemas.microsoft.com/office/word/2010/wordprocessingCanvas" xmlns:cx="http://schemas.microsoft.com/office/drawing/2014/chartex" xmlns:cx1="http://schemas.microsoft.com/office/drawing/2015/9/8/chartex" xmlns:cx2="http://schemas.microsoft.com/office/drawing/2015/10/21/chartex" xmlns:cx3="http://schemas.microsoft.com/office/drawing/2016/5/9/chartex" xmlns:cx4="http://schemas.microsoft.com/office/drawing/2016/5/10/chartex" xmlns:cx5="http://schemas.microsoft.com/office/drawing/2016/5/11/chartex" xmlns:cx6="http://schemas.microsoft.com/office/drawing/2016/5/12/chartex" xmlns:cx7="http://schemas.microsoft.com/office/drawing/2016/5/13/chartex" xmlns:cx8="http://schemas.microsoft.com/office/drawing/2016/5/14/chartex" xmlns:mc="http://schemas.openxmlformats.org/markup-compatibility/2006" xmlns:aink="http://schemas.microsoft.com/office/drawing/2016/ink" xmlns:am3d="http://schemas.microsoft.com/office/drawing/2017/model3d" xmlns:o="urn:schemas-microsoft-com:office:office" xmlns:r="http://schemas.openxmlformats.org/officeDocument/2006/relationships" xmlns:m="http://schemas.openxmlformats.org/officeDocument/2006/math" xmlns:v="urn:schemas-microsoft-com:vml" xmlns:wp14="http://schemas.microsoft.com/office/word/2010/wordprocessingDrawing" xmlns:wp="http://schemas.openxmlformats.org/drawingml/2006/wordprocessingDrawing" xmlns:w10="urn:schemas-microsoft-com:office:word" xmlns:w="http://schemas.openxmlformats.org/wordprocessingml/2006/main" xmlns:w14="http://schemas.microsoft.com/office/word/2010/wordml" xmlns:w15="http://schemas.microsoft.com/office/word/2012/wordml" xmlns:w16cex="http://schemas.microsoft.com/office/word/2018/wordml/cex" xmlns:w16cid="http://schemas.microsoft.com/office/word/2016/wordml/cid" xmlns:w16="http://schemas.microsoft.com/office/word/2018/wordml" xmlns:w16sdtdh="http://schemas.microsoft.com/office/word/2020/wordml/sdtdatahash" xmlns:w16se="http://schemas.microsoft.com/office/word/2015/wordml/symex" xmlns:wpg="http://schemas.microsoft.com/office/word/2010/wordprocessingGroup" xmlns:wpi="http://schemas.microsoft.com/office/word/2010/wordprocessingInk" xmlns:wne="http://schemas.microsoft.com/office/word/2006/wordml" xmlns:wps="http://schemas.microsoft.com/office/word/2010/wordprocessingShape" mc:Ignorable="w14 w15 w16se w16cid w16 w16cex w16sdtdh wp14">
+<w:document xmlns:wpc="http://schemas.microsoft.com/office/word/2010/wordprocessingCanvas" xmlns:cx="http://schemas.microsoft.com/office/drawing/2014/chartex" xmlns:cx1="http://schemas.microsoft.com/office/drawing/2015/9/8/chartex" xmlns:cx2="http://schemas.microsoft.com/office/drawing/2015/10/21/chartex" xmlns:cx3="http://schemas.microsoft.com/office/drawing/2016/5/9/chartex" xmlns:cx4="http://schemas.microsoft.com/office/drawing/2016/5/10/chartex" xmlns:cx5="http://schemas.microsoft.com/office/drawing/2016/5/11/chartex" xmlns:cx6="http://schemas.microsoft.com/office/drawing/2016/5/12/chartex" xmlns:cx7="http://schemas.microsoft.com/office/drawing/2016/5/13/chartex" xmlns:cx8="http://schemas.microsoft.com/office/drawing/2016/5/14/chartex" xmlns:mc="http://schemas.openxmlformats.org/markup-compatibility/2006" xmlns:aink="http://schemas.microsoft.com/office/drawing/2016/ink" xmlns:am3d="http://schemas.microsoft.com/office/drawing/2017/model3d" xmlns:o="urn:schemas-microsoft-com:office:office" xmlns:oel="http://schemas.microsoft.com/office/2019/extlst" xmlns:r="http://schemas.openxmlformats.org/officeDocument/2006/relationships" xmlns:m="http://schemas.openxmlformats.org/officeDocument/2006/math" xmlns:v="urn:schemas-microsoft-com:vml" xmlns:wp14="http://schemas.microsoft.com/office/word/2010/wordprocessingDrawing" xmlns:wp="http://schemas.openxmlformats.org/drawingml/2006/wordprocessingDrawing" xmlns:w10="urn:schemas-microsoft-com:office:word" xmlns:w="http://schemas.openxmlformats.org/wordprocessingml/2006/main" xmlns:w14="http://schemas.microsoft.com/office/word/2010/wordml" xmlns:w15="http://schemas.microsoft.com/office/word/2012/wordml" xmlns:w16cex="http://schemas.microsoft.com/office/word/2018/wordml/cex" xmlns:w16cid="http://schemas.microsoft.com/office/word/2016/wordml/cid" xmlns:w16="http://schemas.microsoft.com/office/word/2018/wordml" xmlns:w16du="http://schemas.microsoft.com/office/word/2023/wordml/word16du" xmlns:w16sdtdh="http://schemas.microsoft.com/office/word/2020/wordml/sdtdatahash" xmlns:w16se="http://schemas.microsoft.com/office/word/2015/wordml/symex" xmlns:wpg="http://schemas.microsoft.com/office/word/2010/wordprocessingGroup" xmlns:wpi="http://schemas.microsoft.com/office/word/2010/wordprocessingInk" xmlns:wne="http://schemas.microsoft.com/office/word/2006/wordml" xmlns:wps="http://schemas.microsoft.com/office/word/2010/wordprocessingShape" mc:Ignorable="w14 w15 w16se w16cid w16 w16cex w16sdtdh w16du wp14">
   <w:body>
     <w:p/>
     <w:tbl>
@@ -329,56 +329,14 @@
               <w:t xml:space="preserve">Adresse : </w:t>
             </w:r>
             <w:r>
-              <w:fldChar w:fldCharType="begin">
-                <w:ffData>
-                  <w:name w:val="Texte2"/>
-                  <w:enabled/>
-                  <w:calcOnExit w:val="0"/>
-                  <w:textInput/>
-                </w:ffData>
-              </w:fldChar>
-            </w:r>
-            <w:bookmarkStart w:id="1" w:name="Texte2"/>
-            <w:r>
-              <w:instrText xml:space="preserve"> FORMTEXT </w:instrText>
-            </w:r>
-            <w:r>
-              <w:fldChar w:fldCharType="separate"/>
-            </w:r>
-            <w:r>
-              <w:rPr>
-                <w:noProof/>
-              </w:rPr>
-              <w:t> </w:t>
-            </w:r>
-            <w:r>
-              <w:rPr>
-                <w:noProof/>
-              </w:rPr>
-              <w:t> </w:t>
-            </w:r>
-            <w:r>
-              <w:rPr>
-                <w:noProof/>
-              </w:rPr>
-              <w:t> </w:t>
-            </w:r>
-            <w:r>
-              <w:rPr>
-                <w:noProof/>
-              </w:rPr>
-              <w:t> </w:t>
-            </w:r>
-            <w:r>
-              <w:rPr>
-                <w:noProof/>
-              </w:rPr>
-              <w:t> </w:t>
-            </w:r>
-            <w:r>
-              <w:fldChar w:fldCharType="end"/>
-            </w:r>
-            <w:bookmarkEnd w:id="1"/>
+              <w:t>9800 Blvd. Cavendish</w:t>
+            </w:r>
+            <w:r>
+              <w:t xml:space="preserve">, </w:t>
+            </w:r>
+            <w:r>
+              <w:t>Montreal</w:t>
+            </w:r>
           </w:p>
         </w:tc>
       </w:tr>
@@ -398,59 +356,14 @@
               <w:spacing w:before="160" w:after="160"/>
             </w:pPr>
             <w:r>
-              <w:t xml:space="preserve">Code postal : </w:t>
-            </w:r>
-            <w:r>
-              <w:fldChar w:fldCharType="begin">
-                <w:ffData>
-                  <w:name w:val="Texte3"/>
-                  <w:enabled/>
-                  <w:calcOnExit w:val="0"/>
-                  <w:textInput/>
-                </w:ffData>
-              </w:fldChar>
-            </w:r>
-            <w:bookmarkStart w:id="2" w:name="Texte3"/>
-            <w:r>
-              <w:instrText xml:space="preserve"> FORMTEXT </w:instrText>
-            </w:r>
-            <w:r>
-              <w:fldChar w:fldCharType="separate"/>
-            </w:r>
-            <w:r>
-              <w:rPr>
-                <w:noProof/>
-              </w:rPr>
-              <w:t> </w:t>
-            </w:r>
-            <w:r>
-              <w:rPr>
-                <w:noProof/>
-              </w:rPr>
-              <w:t> </w:t>
-            </w:r>
-            <w:r>
-              <w:rPr>
-                <w:noProof/>
-              </w:rPr>
-              <w:t> </w:t>
-            </w:r>
-            <w:r>
-              <w:rPr>
-                <w:noProof/>
-              </w:rPr>
-              <w:t> </w:t>
-            </w:r>
-            <w:r>
-              <w:rPr>
-                <w:noProof/>
-              </w:rPr>
-              <w:t> </w:t>
-            </w:r>
-            <w:r>
-              <w:fldChar w:fldCharType="end"/>
-            </w:r>
-            <w:bookmarkEnd w:id="2"/>
+              <w:t>Code postal :</w:t>
+            </w:r>
+            <w:r>
+              <w:t xml:space="preserve"> </w:t>
+            </w:r>
+            <w:r>
+              <w:t>H4M 2V9</w:t>
+            </w:r>
           </w:p>
         </w:tc>
       </w:tr>
@@ -473,56 +386,8 @@
               <w:t xml:space="preserve">Téléphone : </w:t>
             </w:r>
             <w:r>
-              <w:fldChar w:fldCharType="begin">
-                <w:ffData>
-                  <w:name w:val="Texte4"/>
-                  <w:enabled/>
-                  <w:calcOnExit w:val="0"/>
-                  <w:textInput/>
-                </w:ffData>
-              </w:fldChar>
-            </w:r>
-            <w:bookmarkStart w:id="3" w:name="Texte4"/>
-            <w:r>
-              <w:instrText xml:space="preserve"> FORMTEXT </w:instrText>
-            </w:r>
-            <w:r>
-              <w:fldChar w:fldCharType="separate"/>
-            </w:r>
-            <w:r>
-              <w:rPr>
-                <w:noProof/>
-              </w:rPr>
-              <w:t> </w:t>
-            </w:r>
-            <w:r>
-              <w:rPr>
-                <w:noProof/>
-              </w:rPr>
-              <w:t> </w:t>
-            </w:r>
-            <w:r>
-              <w:rPr>
-                <w:noProof/>
-              </w:rPr>
-              <w:t> </w:t>
-            </w:r>
-            <w:r>
-              <w:rPr>
-                <w:noProof/>
-              </w:rPr>
-              <w:t> </w:t>
-            </w:r>
-            <w:r>
-              <w:rPr>
-                <w:noProof/>
-              </w:rPr>
-              <w:t> </w:t>
-            </w:r>
-            <w:r>
-              <w:fldChar w:fldCharType="end"/>
-            </w:r>
-            <w:bookmarkEnd w:id="3"/>
+              <w:t>514-693-0999</w:t>
+            </w:r>
           </w:p>
         </w:tc>
       </w:tr>
@@ -554,7 +419,7 @@
                 </w:ffData>
               </w:fldChar>
             </w:r>
-            <w:bookmarkStart w:id="4" w:name="Texte5"/>
+            <w:bookmarkStart w:id="1" w:name="Texte5"/>
             <w:r>
               <w:instrText xml:space="preserve"> FORMTEXT </w:instrText>
             </w:r>
@@ -594,7 +459,7 @@
             <w:r>
               <w:fldChar w:fldCharType="end"/>
             </w:r>
-            <w:bookmarkEnd w:id="4"/>
+            <w:bookmarkEnd w:id="1"/>
           </w:p>
         </w:tc>
       </w:tr>
@@ -617,56 +482,8 @@
               <w:t xml:space="preserve">Courriel : </w:t>
             </w:r>
             <w:r>
-              <w:fldChar w:fldCharType="begin">
-                <w:ffData>
-                  <w:name w:val="Texte6"/>
-                  <w:enabled/>
-                  <w:calcOnExit w:val="0"/>
-                  <w:textInput/>
-                </w:ffData>
-              </w:fldChar>
-            </w:r>
-            <w:bookmarkStart w:id="5" w:name="Texte6"/>
-            <w:r>
-              <w:instrText xml:space="preserve"> FORMTEXT </w:instrText>
-            </w:r>
-            <w:r>
-              <w:fldChar w:fldCharType="separate"/>
-            </w:r>
-            <w:r>
-              <w:rPr>
-                <w:noProof/>
-              </w:rPr>
-              <w:t> </w:t>
-            </w:r>
-            <w:r>
-              <w:rPr>
-                <w:noProof/>
-              </w:rPr>
-              <w:t> </w:t>
-            </w:r>
-            <w:r>
-              <w:rPr>
-                <w:noProof/>
-              </w:rPr>
-              <w:t> </w:t>
-            </w:r>
-            <w:r>
-              <w:rPr>
-                <w:noProof/>
-              </w:rPr>
-              <w:t> </w:t>
-            </w:r>
-            <w:r>
-              <w:rPr>
-                <w:noProof/>
-              </w:rPr>
-              <w:t> </w:t>
-            </w:r>
-            <w:r>
-              <w:fldChar w:fldCharType="end"/>
-            </w:r>
-            <w:bookmarkEnd w:id="5"/>
+              <w:t>micheline@karmahr.com</w:t>
+            </w:r>
           </w:p>
         </w:tc>
       </w:tr>
@@ -689,56 +506,8 @@
               <w:t xml:space="preserve">Nom du superviseur de stage : </w:t>
             </w:r>
             <w:r>
-              <w:fldChar w:fldCharType="begin">
-                <w:ffData>
-                  <w:name w:val="Texte7"/>
-                  <w:enabled/>
-                  <w:calcOnExit w:val="0"/>
-                  <w:textInput/>
-                </w:ffData>
-              </w:fldChar>
-            </w:r>
-            <w:bookmarkStart w:id="6" w:name="Texte7"/>
-            <w:r>
-              <w:instrText xml:space="preserve"> FORMTEXT </w:instrText>
-            </w:r>
-            <w:r>
-              <w:fldChar w:fldCharType="separate"/>
-            </w:r>
-            <w:r>
-              <w:rPr>
-                <w:noProof/>
-              </w:rPr>
-              <w:t> </w:t>
-            </w:r>
-            <w:r>
-              <w:rPr>
-                <w:noProof/>
-              </w:rPr>
-              <w:t> </w:t>
-            </w:r>
-            <w:r>
-              <w:rPr>
-                <w:noProof/>
-              </w:rPr>
-              <w:t> </w:t>
-            </w:r>
-            <w:r>
-              <w:rPr>
-                <w:noProof/>
-              </w:rPr>
-              <w:t> </w:t>
-            </w:r>
-            <w:r>
-              <w:rPr>
-                <w:noProof/>
-              </w:rPr>
-              <w:t> </w:t>
-            </w:r>
-            <w:r>
-              <w:fldChar w:fldCharType="end"/>
-            </w:r>
-            <w:bookmarkEnd w:id="6"/>
+              <w:t>Andriy</w:t>
+            </w:r>
           </w:p>
         </w:tc>
       </w:tr>
@@ -761,56 +530,8 @@
               <w:t xml:space="preserve">Fonction du superviseur : </w:t>
             </w:r>
             <w:r>
-              <w:fldChar w:fldCharType="begin">
-                <w:ffData>
-                  <w:name w:val="Texte8"/>
-                  <w:enabled/>
-                  <w:calcOnExit w:val="0"/>
-                  <w:textInput/>
-                </w:ffData>
-              </w:fldChar>
-            </w:r>
-            <w:bookmarkStart w:id="7" w:name="Texte8"/>
-            <w:r>
-              <w:instrText xml:space="preserve"> FORMTEXT </w:instrText>
-            </w:r>
-            <w:r>
-              <w:fldChar w:fldCharType="separate"/>
-            </w:r>
-            <w:r>
-              <w:rPr>
-                <w:noProof/>
-              </w:rPr>
-              <w:t> </w:t>
-            </w:r>
-            <w:r>
-              <w:rPr>
-                <w:noProof/>
-              </w:rPr>
-              <w:t> </w:t>
-            </w:r>
-            <w:r>
-              <w:rPr>
-                <w:noProof/>
-              </w:rPr>
-              <w:t> </w:t>
-            </w:r>
-            <w:r>
-              <w:rPr>
-                <w:noProof/>
-              </w:rPr>
-              <w:t> </w:t>
-            </w:r>
-            <w:r>
-              <w:rPr>
-                <w:noProof/>
-              </w:rPr>
-              <w:t> </w:t>
-            </w:r>
-            <w:r>
-              <w:fldChar w:fldCharType="end"/>
-            </w:r>
-            <w:bookmarkEnd w:id="7"/>
+              <w:t>Programmeur</w:t>
+            </w:r>
           </w:p>
         </w:tc>
       </w:tr>
@@ -838,168 +559,24 @@
               <w:spacing w:before="160" w:after="160"/>
             </w:pPr>
             <w:r>
-              <w:fldChar w:fldCharType="begin">
-                <w:ffData>
-                  <w:name w:val="Texte10"/>
-                  <w:enabled/>
-                  <w:calcOnExit w:val="0"/>
-                  <w:textInput/>
-                </w:ffData>
-              </w:fldChar>
-            </w:r>
-            <w:bookmarkStart w:id="8" w:name="Texte10"/>
-            <w:r>
-              <w:instrText xml:space="preserve"> FORMTEXT </w:instrText>
-            </w:r>
-            <w:r>
-              <w:fldChar w:fldCharType="separate"/>
-            </w:r>
-            <w:r>
-              <w:rPr>
-                <w:noProof/>
-              </w:rPr>
-              <w:t> </w:t>
-            </w:r>
-            <w:r>
-              <w:rPr>
-                <w:noProof/>
-              </w:rPr>
-              <w:t> </w:t>
-            </w:r>
-            <w:r>
-              <w:rPr>
-                <w:noProof/>
-              </w:rPr>
-              <w:t> </w:t>
-            </w:r>
-            <w:r>
-              <w:rPr>
-                <w:noProof/>
-              </w:rPr>
-              <w:t> </w:t>
-            </w:r>
-            <w:r>
-              <w:rPr>
-                <w:noProof/>
-              </w:rPr>
-              <w:t> </w:t>
-            </w:r>
-            <w:r>
-              <w:fldChar w:fldCharType="end"/>
-            </w:r>
-            <w:bookmarkEnd w:id="8"/>
+              <w:t>Simplifier des flux de travail complexes</w:t>
+            </w:r>
           </w:p>
           <w:p>
             <w:pPr>
               <w:spacing w:before="160" w:after="160"/>
             </w:pPr>
             <w:r>
-              <w:fldChar w:fldCharType="begin">
-                <w:ffData>
-                  <w:name w:val="Texte11"/>
-                  <w:enabled/>
-                  <w:calcOnExit w:val="0"/>
-                  <w:textInput/>
-                </w:ffData>
-              </w:fldChar>
-            </w:r>
-            <w:bookmarkStart w:id="9" w:name="Texte11"/>
-            <w:r>
-              <w:instrText xml:space="preserve"> FORMTEXT </w:instrText>
-            </w:r>
-            <w:r>
-              <w:fldChar w:fldCharType="separate"/>
-            </w:r>
-            <w:r>
-              <w:rPr>
-                <w:noProof/>
-              </w:rPr>
-              <w:t> </w:t>
-            </w:r>
-            <w:r>
-              <w:rPr>
-                <w:noProof/>
-              </w:rPr>
-              <w:t> </w:t>
-            </w:r>
-            <w:r>
-              <w:rPr>
-                <w:noProof/>
-              </w:rPr>
-              <w:t> </w:t>
-            </w:r>
-            <w:r>
-              <w:rPr>
-                <w:noProof/>
-              </w:rPr>
-              <w:t> </w:t>
-            </w:r>
-            <w:r>
-              <w:rPr>
-                <w:noProof/>
-              </w:rPr>
-              <w:t> </w:t>
-            </w:r>
-            <w:r>
-              <w:fldChar w:fldCharType="end"/>
-            </w:r>
-            <w:bookmarkEnd w:id="9"/>
+              <w:t>Soutien Technique</w:t>
+            </w:r>
           </w:p>
           <w:p>
             <w:pPr>
               <w:spacing w:before="160" w:after="160"/>
             </w:pPr>
             <w:r>
-              <w:fldChar w:fldCharType="begin">
-                <w:ffData>
-                  <w:name w:val="Texte18"/>
-                  <w:enabled/>
-                  <w:calcOnExit w:val="0"/>
-                  <w:textInput/>
-                </w:ffData>
-              </w:fldChar>
-            </w:r>
-            <w:bookmarkStart w:id="10" w:name="Texte18"/>
-            <w:r>
-              <w:instrText xml:space="preserve"> FORMTEXT </w:instrText>
-            </w:r>
-            <w:r>
-              <w:fldChar w:fldCharType="separate"/>
-            </w:r>
-            <w:r>
-              <w:rPr>
-                <w:noProof/>
-              </w:rPr>
-              <w:t> </w:t>
-            </w:r>
-            <w:r>
-              <w:rPr>
-                <w:noProof/>
-              </w:rPr>
-              <w:t> </w:t>
-            </w:r>
-            <w:r>
-              <w:rPr>
-                <w:noProof/>
-              </w:rPr>
-              <w:t> </w:t>
-            </w:r>
-            <w:r>
-              <w:rPr>
-                <w:noProof/>
-              </w:rPr>
-              <w:t> </w:t>
-            </w:r>
-            <w:r>
-              <w:rPr>
-                <w:noProof/>
-              </w:rPr>
-              <w:t> </w:t>
-            </w:r>
-            <w:r>
-              <w:fldChar w:fldCharType="end"/>
-            </w:r>
-            <w:bookmarkEnd w:id="10"/>
+              <w:t>Consultation</w:t>
+            </w:r>
           </w:p>
         </w:tc>
       </w:tr>
@@ -1027,168 +604,24 @@
               <w:spacing w:before="160" w:after="160"/>
             </w:pPr>
             <w:r>
-              <w:fldChar w:fldCharType="begin">
-                <w:ffData>
-                  <w:name w:val="Texte13"/>
-                  <w:enabled/>
-                  <w:calcOnExit w:val="0"/>
-                  <w:textInput/>
-                </w:ffData>
-              </w:fldChar>
-            </w:r>
-            <w:bookmarkStart w:id="11" w:name="Texte13"/>
-            <w:r>
-              <w:instrText xml:space="preserve"> FORMTEXT </w:instrText>
-            </w:r>
-            <w:r>
-              <w:fldChar w:fldCharType="separate"/>
-            </w:r>
-            <w:r>
-              <w:rPr>
-                <w:noProof/>
-              </w:rPr>
-              <w:t> </w:t>
-            </w:r>
-            <w:r>
-              <w:rPr>
-                <w:noProof/>
-              </w:rPr>
-              <w:t> </w:t>
-            </w:r>
-            <w:r>
-              <w:rPr>
-                <w:noProof/>
-              </w:rPr>
-              <w:t> </w:t>
-            </w:r>
-            <w:r>
-              <w:rPr>
-                <w:noProof/>
-              </w:rPr>
-              <w:t> </w:t>
-            </w:r>
-            <w:r>
-              <w:rPr>
-                <w:noProof/>
-              </w:rPr>
-              <w:t> </w:t>
-            </w:r>
-            <w:r>
-              <w:fldChar w:fldCharType="end"/>
-            </w:r>
-            <w:bookmarkEnd w:id="11"/>
+              <w:t>Solution ERP intégrée pour les transformateurs de matières plastiques</w:t>
+            </w:r>
           </w:p>
           <w:p>
             <w:pPr>
               <w:spacing w:before="160" w:after="160"/>
             </w:pPr>
             <w:r>
-              <w:fldChar w:fldCharType="begin">
-                <w:ffData>
-                  <w:name w:val="Texte14"/>
-                  <w:enabled/>
-                  <w:calcOnExit w:val="0"/>
-                  <w:textInput/>
-                </w:ffData>
-              </w:fldChar>
-            </w:r>
-            <w:bookmarkStart w:id="12" w:name="Texte14"/>
-            <w:r>
-              <w:instrText xml:space="preserve"> FORMTEXT </w:instrText>
-            </w:r>
-            <w:r>
-              <w:fldChar w:fldCharType="separate"/>
-            </w:r>
-            <w:r>
-              <w:rPr>
-                <w:noProof/>
-              </w:rPr>
-              <w:t> </w:t>
-            </w:r>
-            <w:r>
-              <w:rPr>
-                <w:noProof/>
-              </w:rPr>
-              <w:t> </w:t>
-            </w:r>
-            <w:r>
-              <w:rPr>
-                <w:noProof/>
-              </w:rPr>
-              <w:t> </w:t>
-            </w:r>
-            <w:r>
-              <w:rPr>
-                <w:noProof/>
-              </w:rPr>
-              <w:t> </w:t>
-            </w:r>
-            <w:r>
-              <w:rPr>
-                <w:noProof/>
-              </w:rPr>
-              <w:t> </w:t>
-            </w:r>
-            <w:r>
-              <w:fldChar w:fldCharType="end"/>
-            </w:r>
-            <w:bookmarkEnd w:id="12"/>
+              <w:t>Le Punch</w:t>
+            </w:r>
           </w:p>
           <w:p>
             <w:pPr>
               <w:spacing w:before="160" w:after="160"/>
             </w:pPr>
             <w:r>
-              <w:fldChar w:fldCharType="begin">
-                <w:ffData>
-                  <w:name w:val="Texte17"/>
-                  <w:enabled/>
-                  <w:calcOnExit w:val="0"/>
-                  <w:textInput/>
-                </w:ffData>
-              </w:fldChar>
-            </w:r>
-            <w:bookmarkStart w:id="13" w:name="Texte17"/>
-            <w:r>
-              <w:instrText xml:space="preserve"> FORMTEXT </w:instrText>
-            </w:r>
-            <w:r>
-              <w:fldChar w:fldCharType="separate"/>
-            </w:r>
-            <w:r>
-              <w:rPr>
-                <w:noProof/>
-              </w:rPr>
-              <w:t> </w:t>
-            </w:r>
-            <w:r>
-              <w:rPr>
-                <w:noProof/>
-              </w:rPr>
-              <w:t> </w:t>
-            </w:r>
-            <w:r>
-              <w:rPr>
-                <w:noProof/>
-              </w:rPr>
-              <w:t> </w:t>
-            </w:r>
-            <w:r>
-              <w:rPr>
-                <w:noProof/>
-              </w:rPr>
-              <w:t> </w:t>
-            </w:r>
-            <w:r>
-              <w:rPr>
-                <w:noProof/>
-              </w:rPr>
-              <w:t> </w:t>
-            </w:r>
-            <w:r>
-              <w:fldChar w:fldCharType="end"/>
-            </w:r>
-            <w:bookmarkEnd w:id="13"/>
+              <w:t>CyFrame App</w:t>
+            </w:r>
           </w:p>
         </w:tc>
       </w:tr>
@@ -1211,56 +644,8 @@
               <w:t xml:space="preserve">Nombre d’années d’existence : </w:t>
             </w:r>
             <w:r>
-              <w:fldChar w:fldCharType="begin">
-                <w:ffData>
-                  <w:name w:val="Texte15"/>
-                  <w:enabled/>
-                  <w:calcOnExit w:val="0"/>
-                  <w:textInput/>
-                </w:ffData>
-              </w:fldChar>
-            </w:r>
-            <w:bookmarkStart w:id="14" w:name="Texte15"/>
-            <w:r>
-              <w:instrText xml:space="preserve"> FORMTEXT </w:instrText>
-            </w:r>
-            <w:r>
-              <w:fldChar w:fldCharType="separate"/>
-            </w:r>
-            <w:r>
-              <w:rPr>
-                <w:noProof/>
-              </w:rPr>
-              <w:t> </w:t>
-            </w:r>
-            <w:r>
-              <w:rPr>
-                <w:noProof/>
-              </w:rPr>
-              <w:t> </w:t>
-            </w:r>
-            <w:r>
-              <w:rPr>
-                <w:noProof/>
-              </w:rPr>
-              <w:t> </w:t>
-            </w:r>
-            <w:r>
-              <w:rPr>
-                <w:noProof/>
-              </w:rPr>
-              <w:t> </w:t>
-            </w:r>
-            <w:r>
-              <w:rPr>
-                <w:noProof/>
-              </w:rPr>
-              <w:t> </w:t>
-            </w:r>
-            <w:r>
-              <w:fldChar w:fldCharType="end"/>
-            </w:r>
-            <w:bookmarkEnd w:id="14"/>
+              <w:t>37 ans</w:t>
+            </w:r>
           </w:p>
         </w:tc>
       </w:tr>
@@ -1283,56 +668,8 @@
               <w:t xml:space="preserve">Nombre approximatif d’employés : </w:t>
             </w:r>
             <w:r>
-              <w:fldChar w:fldCharType="begin">
-                <w:ffData>
-                  <w:name w:val="Texte16"/>
-                  <w:enabled/>
-                  <w:calcOnExit w:val="0"/>
-                  <w:textInput/>
-                </w:ffData>
-              </w:fldChar>
-            </w:r>
-            <w:bookmarkStart w:id="15" w:name="Texte16"/>
-            <w:r>
-              <w:instrText xml:space="preserve"> FORMTEXT </w:instrText>
-            </w:r>
-            <w:r>
-              <w:fldChar w:fldCharType="separate"/>
-            </w:r>
-            <w:r>
-              <w:rPr>
-                <w:noProof/>
-              </w:rPr>
-              <w:t> </w:t>
-            </w:r>
-            <w:r>
-              <w:rPr>
-                <w:noProof/>
-              </w:rPr>
-              <w:t> </w:t>
-            </w:r>
-            <w:r>
-              <w:rPr>
-                <w:noProof/>
-              </w:rPr>
-              <w:t> </w:t>
-            </w:r>
-            <w:r>
-              <w:rPr>
-                <w:noProof/>
-              </w:rPr>
-              <w:t> </w:t>
-            </w:r>
-            <w:r>
-              <w:rPr>
-                <w:noProof/>
-              </w:rPr>
-              <w:t> </w:t>
-            </w:r>
-            <w:r>
-              <w:fldChar w:fldCharType="end"/>
-            </w:r>
-            <w:bookmarkEnd w:id="15"/>
+              <w:t>50</w:t>
+            </w:r>
           </w:p>
         </w:tc>
       </w:tr>
@@ -1415,53 +752,7 @@
               <w:t xml:space="preserve">Date : </w:t>
             </w:r>
             <w:r>
-              <w:fldChar w:fldCharType="begin">
-                <w:ffData>
-                  <w:name w:val="Texte1"/>
-                  <w:enabled/>
-                  <w:calcOnExit w:val="0"/>
-                  <w:textInput/>
-                </w:ffData>
-              </w:fldChar>
-            </w:r>
-            <w:r>
-              <w:instrText xml:space="preserve"> FORMTEXT </w:instrText>
-            </w:r>
-            <w:r>
-              <w:fldChar w:fldCharType="separate"/>
-            </w:r>
-            <w:r>
-              <w:rPr>
-                <w:noProof/>
-              </w:rPr>
-              <w:t> </w:t>
-            </w:r>
-            <w:r>
-              <w:rPr>
-                <w:noProof/>
-              </w:rPr>
-              <w:t> </w:t>
-            </w:r>
-            <w:r>
-              <w:rPr>
-                <w:noProof/>
-              </w:rPr>
-              <w:t> </w:t>
-            </w:r>
-            <w:r>
-              <w:rPr>
-                <w:noProof/>
-              </w:rPr>
-              <w:t> </w:t>
-            </w:r>
-            <w:r>
-              <w:rPr>
-                <w:noProof/>
-              </w:rPr>
-              <w:t> </w:t>
-            </w:r>
-            <w:r>
-              <w:fldChar w:fldCharType="end"/>
+              <w:t>2024-01-22</w:t>
             </w:r>
           </w:p>
         </w:tc>
@@ -1485,53 +776,7 @@
               <w:t xml:space="preserve">Nom de l’élève : </w:t>
             </w:r>
             <w:r>
-              <w:fldChar w:fldCharType="begin">
-                <w:ffData>
-                  <w:name w:val="Texte2"/>
-                  <w:enabled/>
-                  <w:calcOnExit w:val="0"/>
-                  <w:textInput/>
-                </w:ffData>
-              </w:fldChar>
-            </w:r>
-            <w:r>
-              <w:instrText xml:space="preserve"> FORMTEXT </w:instrText>
-            </w:r>
-            <w:r>
-              <w:fldChar w:fldCharType="separate"/>
-            </w:r>
-            <w:r>
-              <w:rPr>
-                <w:noProof/>
-              </w:rPr>
-              <w:t> </w:t>
-            </w:r>
-            <w:r>
-              <w:rPr>
-                <w:noProof/>
-              </w:rPr>
-              <w:t> </w:t>
-            </w:r>
-            <w:r>
-              <w:rPr>
-                <w:noProof/>
-              </w:rPr>
-              <w:t> </w:t>
-            </w:r>
-            <w:r>
-              <w:rPr>
-                <w:noProof/>
-              </w:rPr>
-              <w:t> </w:t>
-            </w:r>
-            <w:r>
-              <w:rPr>
-                <w:noProof/>
-              </w:rPr>
-              <w:t> </w:t>
-            </w:r>
-            <w:r>
-              <w:fldChar w:fldCharType="end"/>
+              <w:t>Christopher-William Archambault-Bouffard</w:t>
             </w:r>
           </w:p>
         </w:tc>
@@ -1552,56 +797,10 @@
               <w:spacing w:before="160" w:after="160"/>
             </w:pPr>
             <w:r>
-              <w:t xml:space="preserve">Nom de l’entreprise : </w:t>
-            </w:r>
-            <w:r>
-              <w:fldChar w:fldCharType="begin">
-                <w:ffData>
-                  <w:name w:val="Texte3"/>
-                  <w:enabled/>
-                  <w:calcOnExit w:val="0"/>
-                  <w:textInput/>
-                </w:ffData>
-              </w:fldChar>
-            </w:r>
-            <w:r>
-              <w:instrText xml:space="preserve"> FORMTEXT </w:instrText>
-            </w:r>
-            <w:r>
-              <w:fldChar w:fldCharType="separate"/>
-            </w:r>
-            <w:r>
-              <w:rPr>
-                <w:noProof/>
-              </w:rPr>
-              <w:t> </w:t>
-            </w:r>
-            <w:r>
-              <w:rPr>
-                <w:noProof/>
-              </w:rPr>
-              <w:t> </w:t>
-            </w:r>
-            <w:r>
-              <w:rPr>
-                <w:noProof/>
-              </w:rPr>
-              <w:t> </w:t>
-            </w:r>
-            <w:r>
-              <w:rPr>
-                <w:noProof/>
-              </w:rPr>
-              <w:t> </w:t>
-            </w:r>
-            <w:r>
-              <w:rPr>
-                <w:noProof/>
-              </w:rPr>
-              <w:t> </w:t>
-            </w:r>
-            <w:r>
-              <w:fldChar w:fldCharType="end"/>
+              <w:t>Nom de l’entreprise :</w:t>
+            </w:r>
+            <w:r>
+              <w:t xml:space="preserve"> CyFrame Inc.</w:t>
             </w:r>
           </w:p>
         </w:tc>
@@ -1625,53 +824,7 @@
               <w:t xml:space="preserve">Localité : </w:t>
             </w:r>
             <w:r>
-              <w:fldChar w:fldCharType="begin">
-                <w:ffData>
-                  <w:name w:val="Texte4"/>
-                  <w:enabled/>
-                  <w:calcOnExit w:val="0"/>
-                  <w:textInput/>
-                </w:ffData>
-              </w:fldChar>
-            </w:r>
-            <w:r>
-              <w:instrText xml:space="preserve"> FORMTEXT </w:instrText>
-            </w:r>
-            <w:r>
-              <w:fldChar w:fldCharType="separate"/>
-            </w:r>
-            <w:r>
-              <w:rPr>
-                <w:noProof/>
-              </w:rPr>
-              <w:t> </w:t>
-            </w:r>
-            <w:r>
-              <w:rPr>
-                <w:noProof/>
-              </w:rPr>
-              <w:t> </w:t>
-            </w:r>
-            <w:r>
-              <w:rPr>
-                <w:noProof/>
-              </w:rPr>
-              <w:t> </w:t>
-            </w:r>
-            <w:r>
-              <w:rPr>
-                <w:noProof/>
-              </w:rPr>
-              <w:t> </w:t>
-            </w:r>
-            <w:r>
-              <w:rPr>
-                <w:noProof/>
-              </w:rPr>
-              <w:t> </w:t>
-            </w:r>
-            <w:r>
-              <w:fldChar w:fldCharType="end"/>
+              <w:t>Montréal</w:t>
             </w:r>
           </w:p>
         </w:tc>
@@ -1767,7 +920,6 @@
                   <w14:uncheckedState w14:val="2610" w14:font="MS Gothic"/>
                 </w14:checkbox>
               </w:sdtPr>
-              <w:sdtEndPr/>
               <w:sdtContent>
                 <w:r>
                   <w:rPr>
@@ -1794,7 +946,6 @@
                   <w14:uncheckedState w14:val="2610" w14:font="MS Gothic"/>
                 </w14:checkbox>
               </w:sdtPr>
-              <w:sdtEndPr/>
               <w:sdtContent>
                 <w:r>
                   <w:rPr>
@@ -1816,18 +967,17 @@
               <w:sdtPr>
                 <w:id w:val="-1154912362"/>
                 <w14:checkbox>
-                  <w14:checked w14:val="0"/>
+                  <w14:checked w14:val="1"/>
                   <w14:checkedState w14:val="2612" w14:font="MS Gothic"/>
                   <w14:uncheckedState w14:val="2610" w14:font="MS Gothic"/>
                 </w14:checkbox>
               </w:sdtPr>
-              <w:sdtEndPr/>
               <w:sdtContent>
                 <w:r>
                   <w:rPr>
                     <w:rFonts w:ascii="MS Gothic" w:eastAsia="MS Gothic" w:hAnsi="MS Gothic" w:hint="eastAsia"/>
                   </w:rPr>
-                  <w:t>☐</w:t>
+                  <w:t>☒</w:t>
                 </w:r>
               </w:sdtContent>
             </w:sdt>
@@ -1862,224 +1012,32 @@
               <w:spacing w:before="120" w:after="120"/>
             </w:pPr>
             <w:r>
-              <w:fldChar w:fldCharType="begin">
-                <w:ffData>
-                  <w:name w:val="Texte23"/>
-                  <w:enabled/>
-                  <w:calcOnExit w:val="0"/>
-                  <w:textInput/>
-                </w:ffData>
-              </w:fldChar>
-            </w:r>
-            <w:bookmarkStart w:id="16" w:name="Texte23"/>
-            <w:r>
-              <w:instrText xml:space="preserve"> FORMTEXT </w:instrText>
-            </w:r>
-            <w:r>
-              <w:fldChar w:fldCharType="separate"/>
-            </w:r>
-            <w:r>
-              <w:rPr>
-                <w:noProof/>
-              </w:rPr>
-              <w:t> </w:t>
-            </w:r>
-            <w:r>
-              <w:rPr>
-                <w:noProof/>
-              </w:rPr>
-              <w:t> </w:t>
-            </w:r>
-            <w:r>
-              <w:rPr>
-                <w:noProof/>
-              </w:rPr>
-              <w:t> </w:t>
-            </w:r>
-            <w:r>
-              <w:rPr>
-                <w:noProof/>
-              </w:rPr>
-              <w:t> </w:t>
-            </w:r>
-            <w:r>
-              <w:rPr>
-                <w:noProof/>
-              </w:rPr>
-              <w:t> </w:t>
-            </w:r>
-            <w:r>
-              <w:fldChar w:fldCharType="end"/>
-            </w:r>
-            <w:bookmarkEnd w:id="16"/>
+              <w:t>Accueil chaleureuse</w:t>
+            </w:r>
           </w:p>
           <w:p>
             <w:pPr>
               <w:spacing w:before="120" w:after="120"/>
             </w:pPr>
             <w:r>
-              <w:fldChar w:fldCharType="begin">
-                <w:ffData>
-                  <w:name w:val="Texte24"/>
-                  <w:enabled/>
-                  <w:calcOnExit w:val="0"/>
-                  <w:textInput/>
-                </w:ffData>
-              </w:fldChar>
-            </w:r>
-            <w:bookmarkStart w:id="17" w:name="Texte24"/>
-            <w:r>
-              <w:instrText xml:space="preserve"> FORMTEXT </w:instrText>
-            </w:r>
-            <w:r>
-              <w:fldChar w:fldCharType="separate"/>
-            </w:r>
-            <w:r>
-              <w:rPr>
-                <w:noProof/>
-              </w:rPr>
-              <w:t> </w:t>
-            </w:r>
-            <w:r>
-              <w:rPr>
-                <w:noProof/>
-              </w:rPr>
-              <w:t> </w:t>
-            </w:r>
-            <w:r>
-              <w:rPr>
-                <w:noProof/>
-              </w:rPr>
-              <w:t> </w:t>
-            </w:r>
-            <w:r>
-              <w:rPr>
-                <w:noProof/>
-              </w:rPr>
-              <w:t> </w:t>
-            </w:r>
-            <w:r>
-              <w:rPr>
-                <w:noProof/>
-              </w:rPr>
-              <w:t> </w:t>
-            </w:r>
-            <w:r>
-              <w:fldChar w:fldCharType="end"/>
-            </w:r>
-            <w:bookmarkEnd w:id="17"/>
+              <w:t>Bureau attitré à mon nom</w:t>
+            </w:r>
           </w:p>
           <w:p>
             <w:pPr>
               <w:spacing w:before="120" w:after="120"/>
             </w:pPr>
             <w:r>
-              <w:fldChar w:fldCharType="begin">
-                <w:ffData>
-                  <w:name w:val="Texte29"/>
-                  <w:enabled/>
-                  <w:calcOnExit w:val="0"/>
-                  <w:textInput/>
-                </w:ffData>
-              </w:fldChar>
-            </w:r>
-            <w:bookmarkStart w:id="18" w:name="Texte29"/>
-            <w:r>
-              <w:instrText xml:space="preserve"> FORMTEXT </w:instrText>
-            </w:r>
-            <w:r>
-              <w:fldChar w:fldCharType="separate"/>
-            </w:r>
-            <w:r>
-              <w:rPr>
-                <w:noProof/>
-              </w:rPr>
-              <w:t> </w:t>
-            </w:r>
-            <w:r>
-              <w:rPr>
-                <w:noProof/>
-              </w:rPr>
-              <w:t> </w:t>
-            </w:r>
-            <w:r>
-              <w:rPr>
-                <w:noProof/>
-              </w:rPr>
-              <w:t> </w:t>
-            </w:r>
-            <w:r>
-              <w:rPr>
-                <w:noProof/>
-              </w:rPr>
-              <w:t> </w:t>
-            </w:r>
-            <w:r>
-              <w:rPr>
-                <w:noProof/>
-              </w:rPr>
-              <w:t> </w:t>
-            </w:r>
-            <w:r>
-              <w:fldChar w:fldCharType="end"/>
-            </w:r>
-            <w:bookmarkEnd w:id="18"/>
+              <w:t>Présentation du fonctionnement de la compagnie</w:t>
+            </w:r>
           </w:p>
           <w:p>
             <w:pPr>
               <w:spacing w:before="120" w:after="120"/>
             </w:pPr>
             <w:r>
-              <w:fldChar w:fldCharType="begin">
-                <w:ffData>
-                  <w:name w:val="Texte32"/>
-                  <w:enabled/>
-                  <w:calcOnExit w:val="0"/>
-                  <w:textInput/>
-                </w:ffData>
-              </w:fldChar>
-            </w:r>
-            <w:bookmarkStart w:id="19" w:name="Texte32"/>
-            <w:r>
-              <w:instrText xml:space="preserve"> FORMTEXT </w:instrText>
-            </w:r>
-            <w:r>
-              <w:fldChar w:fldCharType="separate"/>
-            </w:r>
-            <w:r>
-              <w:rPr>
-                <w:noProof/>
-              </w:rPr>
-              <w:t> </w:t>
-            </w:r>
-            <w:r>
-              <w:rPr>
-                <w:noProof/>
-              </w:rPr>
-              <w:t> </w:t>
-            </w:r>
-            <w:r>
-              <w:rPr>
-                <w:noProof/>
-              </w:rPr>
-              <w:t> </w:t>
-            </w:r>
-            <w:r>
-              <w:rPr>
-                <w:noProof/>
-              </w:rPr>
-              <w:t> </w:t>
-            </w:r>
-            <w:r>
-              <w:rPr>
-                <w:noProof/>
-              </w:rPr>
-              <w:t> </w:t>
-            </w:r>
-            <w:r>
-              <w:fldChar w:fldCharType="end"/>
-            </w:r>
-            <w:bookmarkEnd w:id="19"/>
+              <w:t>Rencontre avec la plupart des développeur</w:t>
+            </w:r>
           </w:p>
         </w:tc>
       </w:tr>
@@ -2106,224 +1064,32 @@
               <w:spacing w:before="120" w:after="120"/>
             </w:pPr>
             <w:r>
-              <w:fldChar w:fldCharType="begin">
-                <w:ffData>
-                  <w:name w:val="Texte26"/>
-                  <w:enabled/>
-                  <w:calcOnExit w:val="0"/>
-                  <w:textInput/>
-                </w:ffData>
-              </w:fldChar>
-            </w:r>
-            <w:bookmarkStart w:id="20" w:name="Texte26"/>
-            <w:r>
-              <w:instrText xml:space="preserve"> FORMTEXT </w:instrText>
-            </w:r>
-            <w:r>
-              <w:fldChar w:fldCharType="separate"/>
-            </w:r>
-            <w:r>
-              <w:rPr>
-                <w:noProof/>
-              </w:rPr>
-              <w:t> </w:t>
-            </w:r>
-            <w:r>
-              <w:rPr>
-                <w:noProof/>
-              </w:rPr>
-              <w:t> </w:t>
-            </w:r>
-            <w:r>
-              <w:rPr>
-                <w:noProof/>
-              </w:rPr>
-              <w:t> </w:t>
-            </w:r>
-            <w:r>
-              <w:rPr>
-                <w:noProof/>
-              </w:rPr>
-              <w:t> </w:t>
-            </w:r>
-            <w:r>
-              <w:rPr>
-                <w:noProof/>
-              </w:rPr>
-              <w:t> </w:t>
-            </w:r>
-            <w:r>
-              <w:fldChar w:fldCharType="end"/>
-            </w:r>
-            <w:bookmarkEnd w:id="20"/>
+              <w:t>Employés très courtois et gentil</w:t>
+            </w:r>
           </w:p>
           <w:p>
             <w:pPr>
               <w:spacing w:before="120" w:after="120"/>
             </w:pPr>
             <w:r>
-              <w:fldChar w:fldCharType="begin">
-                <w:ffData>
-                  <w:name w:val="Texte27"/>
-                  <w:enabled/>
-                  <w:calcOnExit w:val="0"/>
-                  <w:textInput/>
-                </w:ffData>
-              </w:fldChar>
-            </w:r>
-            <w:bookmarkStart w:id="21" w:name="Texte27"/>
-            <w:r>
-              <w:instrText xml:space="preserve"> FORMTEXT </w:instrText>
-            </w:r>
-            <w:r>
-              <w:fldChar w:fldCharType="separate"/>
-            </w:r>
-            <w:r>
-              <w:rPr>
-                <w:noProof/>
-              </w:rPr>
-              <w:t> </w:t>
-            </w:r>
-            <w:r>
-              <w:rPr>
-                <w:noProof/>
-              </w:rPr>
-              <w:t> </w:t>
-            </w:r>
-            <w:r>
-              <w:rPr>
-                <w:noProof/>
-              </w:rPr>
-              <w:t> </w:t>
-            </w:r>
-            <w:r>
-              <w:rPr>
-                <w:noProof/>
-              </w:rPr>
-              <w:t> </w:t>
-            </w:r>
-            <w:r>
-              <w:rPr>
-                <w:noProof/>
-              </w:rPr>
-              <w:t> </w:t>
-            </w:r>
-            <w:r>
-              <w:fldChar w:fldCharType="end"/>
-            </w:r>
-            <w:bookmarkEnd w:id="21"/>
+              <w:t>Répond aux questions en cas de d’incompréhension</w:t>
+            </w:r>
           </w:p>
           <w:p>
             <w:pPr>
               <w:spacing w:before="120" w:after="120"/>
             </w:pPr>
             <w:r>
-              <w:fldChar w:fldCharType="begin">
-                <w:ffData>
-                  <w:name w:val="Texte30"/>
-                  <w:enabled/>
-                  <w:calcOnExit w:val="0"/>
-                  <w:textInput/>
-                </w:ffData>
-              </w:fldChar>
-            </w:r>
-            <w:bookmarkStart w:id="22" w:name="Texte30"/>
-            <w:r>
-              <w:instrText xml:space="preserve"> FORMTEXT </w:instrText>
-            </w:r>
-            <w:r>
-              <w:fldChar w:fldCharType="separate"/>
-            </w:r>
-            <w:r>
-              <w:rPr>
-                <w:noProof/>
-              </w:rPr>
-              <w:t> </w:t>
-            </w:r>
-            <w:r>
-              <w:rPr>
-                <w:noProof/>
-              </w:rPr>
-              <w:t> </w:t>
-            </w:r>
-            <w:r>
-              <w:rPr>
-                <w:noProof/>
-              </w:rPr>
-              <w:t> </w:t>
-            </w:r>
-            <w:r>
-              <w:rPr>
-                <w:noProof/>
-              </w:rPr>
-              <w:t> </w:t>
-            </w:r>
-            <w:r>
-              <w:rPr>
-                <w:noProof/>
-              </w:rPr>
-              <w:t> </w:t>
-            </w:r>
-            <w:r>
-              <w:fldChar w:fldCharType="end"/>
-            </w:r>
-            <w:bookmarkEnd w:id="22"/>
+              <w:t>Employés très sociaux même avec nous en tant que stagiaire</w:t>
+            </w:r>
           </w:p>
           <w:p>
             <w:pPr>
               <w:spacing w:before="120" w:after="120"/>
             </w:pPr>
             <w:r>
-              <w:fldChar w:fldCharType="begin">
-                <w:ffData>
-                  <w:name w:val="Texte33"/>
-                  <w:enabled/>
-                  <w:calcOnExit w:val="0"/>
-                  <w:textInput/>
-                </w:ffData>
-              </w:fldChar>
-            </w:r>
-            <w:bookmarkStart w:id="23" w:name="Texte33"/>
-            <w:r>
-              <w:instrText xml:space="preserve"> FORMTEXT </w:instrText>
-            </w:r>
-            <w:r>
-              <w:fldChar w:fldCharType="separate"/>
-            </w:r>
-            <w:r>
-              <w:rPr>
-                <w:noProof/>
-              </w:rPr>
-              <w:t> </w:t>
-            </w:r>
-            <w:r>
-              <w:rPr>
-                <w:noProof/>
-              </w:rPr>
-              <w:t> </w:t>
-            </w:r>
-            <w:r>
-              <w:rPr>
-                <w:noProof/>
-              </w:rPr>
-              <w:t> </w:t>
-            </w:r>
-            <w:r>
-              <w:rPr>
-                <w:noProof/>
-              </w:rPr>
-              <w:t> </w:t>
-            </w:r>
-            <w:r>
-              <w:rPr>
-                <w:noProof/>
-              </w:rPr>
-              <w:t> </w:t>
-            </w:r>
-            <w:r>
-              <w:fldChar w:fldCharType="end"/>
-            </w:r>
-            <w:bookmarkEnd w:id="23"/>
+              <w:t>Comportement amical et intègre bien les nouveaux</w:t>
+            </w:r>
           </w:p>
         </w:tc>
       </w:tr>
@@ -2461,53 +1227,7 @@
               <w:spacing w:before="120" w:after="120"/>
             </w:pPr>
             <w:r>
-              <w:fldChar w:fldCharType="begin">
-                <w:ffData>
-                  <w:name w:val="Texte20"/>
-                  <w:enabled/>
-                  <w:calcOnExit w:val="0"/>
-                  <w:textInput/>
-                </w:ffData>
-              </w:fldChar>
-            </w:r>
-            <w:r>
-              <w:instrText xml:space="preserve"> FORMTEXT </w:instrText>
-            </w:r>
-            <w:r>
-              <w:fldChar w:fldCharType="separate"/>
-            </w:r>
-            <w:r>
-              <w:rPr>
-                <w:noProof/>
-              </w:rPr>
-              <w:t> </w:t>
-            </w:r>
-            <w:r>
-              <w:rPr>
-                <w:noProof/>
-              </w:rPr>
-              <w:t> </w:t>
-            </w:r>
-            <w:r>
-              <w:rPr>
-                <w:noProof/>
-              </w:rPr>
-              <w:t> </w:t>
-            </w:r>
-            <w:r>
-              <w:rPr>
-                <w:noProof/>
-              </w:rPr>
-              <w:t> </w:t>
-            </w:r>
-            <w:r>
-              <w:rPr>
-                <w:noProof/>
-              </w:rPr>
-              <w:t> </w:t>
-            </w:r>
-            <w:r>
-              <w:fldChar w:fldCharType="end"/>
+              <w:t>Développement de compétences techniques.</w:t>
             </w:r>
           </w:p>
           <w:p>
@@ -2515,53 +1235,19 @@
               <w:spacing w:before="120" w:after="120"/>
             </w:pPr>
             <w:r>
-              <w:fldChar w:fldCharType="begin">
-                <w:ffData>
-                  <w:name w:val="Texte21"/>
-                  <w:enabled/>
-                  <w:calcOnExit w:val="0"/>
-                  <w:textInput/>
-                </w:ffData>
-              </w:fldChar>
-            </w:r>
-            <w:r>
-              <w:instrText xml:space="preserve"> FORMTEXT </w:instrText>
-            </w:r>
-            <w:r>
-              <w:fldChar w:fldCharType="separate"/>
-            </w:r>
-            <w:r>
-              <w:rPr>
-                <w:noProof/>
-              </w:rPr>
-              <w:t> </w:t>
-            </w:r>
-            <w:r>
-              <w:rPr>
-                <w:noProof/>
-              </w:rPr>
-              <w:t> </w:t>
-            </w:r>
-            <w:r>
-              <w:rPr>
-                <w:noProof/>
-              </w:rPr>
-              <w:t> </w:t>
-            </w:r>
-            <w:r>
-              <w:rPr>
-                <w:noProof/>
-              </w:rPr>
-              <w:t> </w:t>
-            </w:r>
-            <w:r>
-              <w:rPr>
-                <w:noProof/>
-              </w:rPr>
-              <w:t> </w:t>
-            </w:r>
-            <w:r>
-              <w:fldChar w:fldCharType="end"/>
+              <w:t>Améliorer</w:t>
+            </w:r>
+            <w:r>
+              <w:t xml:space="preserve"> </w:t>
+            </w:r>
+            <w:r>
+              <w:t>ma g</w:t>
+            </w:r>
+            <w:r>
+              <w:t>estion du temps et des tâches</w:t>
+            </w:r>
+            <w:r>
+              <w:t>.</w:t>
             </w:r>
           </w:p>
           <w:p>
@@ -2569,53 +1255,19 @@
               <w:spacing w:before="120" w:after="120"/>
             </w:pPr>
             <w:r>
-              <w:fldChar w:fldCharType="begin">
-                <w:ffData>
-                  <w:name w:val="Texte28"/>
-                  <w:enabled/>
-                  <w:calcOnExit w:val="0"/>
-                  <w:textInput/>
-                </w:ffData>
-              </w:fldChar>
-            </w:r>
-            <w:r>
-              <w:instrText xml:space="preserve"> FORMTEXT </w:instrText>
-            </w:r>
-            <w:r>
-              <w:fldChar w:fldCharType="separate"/>
-            </w:r>
-            <w:r>
-              <w:rPr>
-                <w:noProof/>
-              </w:rPr>
-              <w:t> </w:t>
-            </w:r>
-            <w:r>
-              <w:rPr>
-                <w:noProof/>
-              </w:rPr>
-              <w:t> </w:t>
-            </w:r>
-            <w:r>
-              <w:rPr>
-                <w:noProof/>
-              </w:rPr>
-              <w:t> </w:t>
-            </w:r>
-            <w:r>
-              <w:rPr>
-                <w:noProof/>
-              </w:rPr>
-              <w:t> </w:t>
-            </w:r>
-            <w:r>
-              <w:rPr>
-                <w:noProof/>
-              </w:rPr>
-              <w:t> </w:t>
-            </w:r>
-            <w:r>
-              <w:fldChar w:fldCharType="end"/>
+              <w:t>Améliorer</w:t>
+            </w:r>
+            <w:r>
+              <w:t xml:space="preserve"> </w:t>
+            </w:r>
+            <w:r>
+              <w:t>mes compétences en c</w:t>
+            </w:r>
+            <w:r>
+              <w:t>ommunication et collaboration</w:t>
+            </w:r>
+            <w:r>
+              <w:t>.</w:t>
             </w:r>
           </w:p>
           <w:p>
@@ -2623,53 +1275,10 @@
               <w:spacing w:before="120" w:after="120"/>
             </w:pPr>
             <w:r>
-              <w:fldChar w:fldCharType="begin">
-                <w:ffData>
-                  <w:name w:val="Texte31"/>
-                  <w:enabled/>
-                  <w:calcOnExit w:val="0"/>
-                  <w:textInput/>
-                </w:ffData>
-              </w:fldChar>
-            </w:r>
-            <w:r>
-              <w:instrText xml:space="preserve"> FORMTEXT </w:instrText>
-            </w:r>
-            <w:r>
-              <w:fldChar w:fldCharType="separate"/>
-            </w:r>
-            <w:r>
-              <w:rPr>
-                <w:noProof/>
-              </w:rPr>
-              <w:t> </w:t>
-            </w:r>
-            <w:r>
-              <w:rPr>
-                <w:noProof/>
-              </w:rPr>
-              <w:t> </w:t>
-            </w:r>
-            <w:r>
-              <w:rPr>
-                <w:noProof/>
-              </w:rPr>
-              <w:t> </w:t>
-            </w:r>
-            <w:r>
-              <w:rPr>
-                <w:noProof/>
-              </w:rPr>
-              <w:t> </w:t>
-            </w:r>
-            <w:r>
-              <w:rPr>
-                <w:noProof/>
-              </w:rPr>
-              <w:t> </w:t>
-            </w:r>
-            <w:r>
-              <w:fldChar w:fldCharType="end"/>
+              <w:t>Améliorer ma compétence en r</w:t>
+            </w:r>
+            <w:r>
+              <w:t>ésolution de problèmes</w:t>
             </w:r>
           </w:p>
           <w:p>
@@ -2677,224 +1286,22 @@
               <w:spacing w:before="120" w:after="120"/>
             </w:pPr>
             <w:r>
-              <w:fldChar w:fldCharType="begin">
-                <w:ffData>
-                  <w:name w:val="Texte34"/>
-                  <w:enabled/>
-                  <w:calcOnExit w:val="0"/>
-                  <w:textInput/>
-                </w:ffData>
-              </w:fldChar>
-            </w:r>
-            <w:bookmarkStart w:id="24" w:name="Texte34"/>
-            <w:r>
-              <w:instrText xml:space="preserve"> FORMTEXT </w:instrText>
-            </w:r>
-            <w:r>
-              <w:fldChar w:fldCharType="separate"/>
-            </w:r>
-            <w:r>
-              <w:rPr>
-                <w:noProof/>
-              </w:rPr>
-              <w:t> </w:t>
-            </w:r>
-            <w:r>
-              <w:rPr>
-                <w:noProof/>
-              </w:rPr>
-              <w:t> </w:t>
-            </w:r>
-            <w:r>
-              <w:rPr>
-                <w:noProof/>
-              </w:rPr>
-              <w:t> </w:t>
-            </w:r>
-            <w:r>
-              <w:rPr>
-                <w:noProof/>
-              </w:rPr>
-              <w:t> </w:t>
-            </w:r>
-            <w:r>
-              <w:rPr>
-                <w:noProof/>
-              </w:rPr>
-              <w:t> </w:t>
-            </w:r>
-            <w:r>
-              <w:fldChar w:fldCharType="end"/>
-            </w:r>
-            <w:bookmarkEnd w:id="24"/>
+              <w:t>Travailler sur mon d</w:t>
+            </w:r>
+            <w:r>
+              <w:t xml:space="preserve">éveloppement professionnel </w:t>
+            </w:r>
           </w:p>
           <w:p>
             <w:pPr>
               <w:spacing w:before="120" w:after="120"/>
             </w:pPr>
             <w:r>
-              <w:fldChar w:fldCharType="begin">
-                <w:ffData>
-                  <w:name w:val="Texte35"/>
-                  <w:enabled/>
-                  <w:calcOnExit w:val="0"/>
-                  <w:textInput/>
-                </w:ffData>
-              </w:fldChar>
-            </w:r>
-            <w:bookmarkStart w:id="25" w:name="Texte35"/>
-            <w:r>
-              <w:instrText xml:space="preserve"> FORMTEXT </w:instrText>
-            </w:r>
-            <w:r>
-              <w:fldChar w:fldCharType="separate"/>
-            </w:r>
-            <w:r>
-              <w:rPr>
-                <w:noProof/>
-              </w:rPr>
-              <w:t> </w:t>
-            </w:r>
-            <w:r>
-              <w:rPr>
-                <w:noProof/>
-              </w:rPr>
-              <w:t> </w:t>
-            </w:r>
-            <w:r>
-              <w:rPr>
-                <w:noProof/>
-              </w:rPr>
-              <w:t> </w:t>
-            </w:r>
-            <w:r>
-              <w:rPr>
-                <w:noProof/>
-              </w:rPr>
-              <w:t> </w:t>
-            </w:r>
-            <w:r>
-              <w:rPr>
-                <w:noProof/>
-              </w:rPr>
-              <w:t> </w:t>
-            </w:r>
-            <w:r>
-              <w:fldChar w:fldCharType="end"/>
-            </w:r>
-            <w:bookmarkEnd w:id="25"/>
-          </w:p>
-          <w:p>
-            <w:pPr>
-              <w:spacing w:before="120" w:after="120"/>
-            </w:pPr>
-            <w:r>
-              <w:fldChar w:fldCharType="begin">
-                <w:ffData>
-                  <w:name w:val="Texte47"/>
-                  <w:enabled/>
-                  <w:calcOnExit w:val="0"/>
-                  <w:textInput/>
-                </w:ffData>
-              </w:fldChar>
-            </w:r>
-            <w:bookmarkStart w:id="26" w:name="Texte47"/>
-            <w:r>
-              <w:instrText xml:space="preserve"> FORMTEXT </w:instrText>
-            </w:r>
-            <w:r>
-              <w:fldChar w:fldCharType="separate"/>
-            </w:r>
-            <w:r>
-              <w:rPr>
-                <w:noProof/>
-              </w:rPr>
-              <w:t> </w:t>
-            </w:r>
-            <w:r>
-              <w:rPr>
-                <w:noProof/>
-              </w:rPr>
-              <w:t> </w:t>
-            </w:r>
-            <w:r>
-              <w:rPr>
-                <w:noProof/>
-              </w:rPr>
-              <w:t> </w:t>
-            </w:r>
-            <w:r>
-              <w:rPr>
-                <w:noProof/>
-              </w:rPr>
-              <w:t> </w:t>
-            </w:r>
-            <w:r>
-              <w:rPr>
-                <w:noProof/>
-              </w:rPr>
-              <w:t> </w:t>
-            </w:r>
-            <w:r>
-              <w:fldChar w:fldCharType="end"/>
-            </w:r>
-            <w:bookmarkEnd w:id="26"/>
-          </w:p>
-          <w:p>
-            <w:pPr>
-              <w:spacing w:before="120" w:after="120"/>
-            </w:pPr>
-            <w:r>
-              <w:fldChar w:fldCharType="begin">
-                <w:ffData>
-                  <w:name w:val="Texte48"/>
-                  <w:enabled/>
-                  <w:calcOnExit w:val="0"/>
-                  <w:textInput/>
-                </w:ffData>
-              </w:fldChar>
-            </w:r>
-            <w:bookmarkStart w:id="27" w:name="Texte48"/>
-            <w:r>
-              <w:instrText xml:space="preserve"> FORMTEXT </w:instrText>
-            </w:r>
-            <w:r>
-              <w:fldChar w:fldCharType="separate"/>
-            </w:r>
-            <w:r>
-              <w:rPr>
-                <w:noProof/>
-              </w:rPr>
-              <w:t> </w:t>
-            </w:r>
-            <w:r>
-              <w:rPr>
-                <w:noProof/>
-              </w:rPr>
-              <w:t> </w:t>
-            </w:r>
-            <w:r>
-              <w:rPr>
-                <w:noProof/>
-              </w:rPr>
-              <w:t> </w:t>
-            </w:r>
-            <w:r>
-              <w:rPr>
-                <w:noProof/>
-              </w:rPr>
-              <w:t> </w:t>
-            </w:r>
-            <w:r>
-              <w:rPr>
-                <w:noProof/>
-              </w:rPr>
-              <w:t> </w:t>
-            </w:r>
-            <w:r>
-              <w:fldChar w:fldCharType="end"/>
-            </w:r>
-            <w:bookmarkEnd w:id="27"/>
+              <w:t>Travailler ma compétence d’a</w:t>
+            </w:r>
+            <w:r>
+              <w:t>pprentissage continu</w:t>
+            </w:r>
           </w:p>
         </w:tc>
       </w:tr>
@@ -2994,6 +1401,11 @@
           </w:tcPr>
           <w:p>
             <w:pPr>
+              <w:pStyle w:val="Paragraphedeliste"/>
+              <w:numPr>
+                <w:ilvl w:val="0"/>
+                <w:numId w:val="31"/>
+              </w:numPr>
               <w:tabs>
                 <w:tab w:val="left" w:pos="2210"/>
                 <w:tab w:val="left" w:pos="2925"/>
@@ -3004,59 +1416,55 @@
               <w:spacing w:before="120" w:after="120"/>
             </w:pPr>
             <w:r>
-              <w:fldChar w:fldCharType="begin">
-                <w:ffData>
-                  <w:name w:val="Texte36"/>
-                  <w:enabled/>
-                  <w:calcOnExit w:val="0"/>
-                  <w:textInput/>
-                </w:ffData>
-              </w:fldChar>
-            </w:r>
-            <w:bookmarkStart w:id="28" w:name="Texte36"/>
-            <w:r>
-              <w:instrText xml:space="preserve"> FORMTEXT </w:instrText>
-            </w:r>
-            <w:r>
-              <w:fldChar w:fldCharType="separate"/>
-            </w:r>
-            <w:r>
-              <w:rPr>
-                <w:noProof/>
-              </w:rPr>
-              <w:t> </w:t>
-            </w:r>
-            <w:r>
-              <w:rPr>
-                <w:noProof/>
-              </w:rPr>
-              <w:t> </w:t>
-            </w:r>
-            <w:r>
-              <w:rPr>
-                <w:noProof/>
-              </w:rPr>
-              <w:t> </w:t>
-            </w:r>
-            <w:r>
-              <w:rPr>
-                <w:noProof/>
-              </w:rPr>
-              <w:t> </w:t>
-            </w:r>
-            <w:r>
-              <w:rPr>
-                <w:noProof/>
-              </w:rPr>
-              <w:t> </w:t>
-            </w:r>
-            <w:r>
-              <w:fldChar w:fldCharType="end"/>
-            </w:r>
-            <w:bookmarkEnd w:id="28"/>
-          </w:p>
-          <w:p>
-            <w:pPr>
+              <w:t xml:space="preserve">J'ai consacré du temps à approfondir mes connaissances en ASP Classic et JavaScript. Grâce </w:t>
+            </w:r>
+            <w:r>
+              <w:t xml:space="preserve">au </w:t>
+            </w:r>
+            <w:r>
+              <w:t xml:space="preserve">projet </w:t>
+            </w:r>
+            <w:r>
+              <w:t>Punch</w:t>
+            </w:r>
+            <w:r>
+              <w:t xml:space="preserve"> et </w:t>
+            </w:r>
+            <w:r>
+              <w:t>à</w:t>
+            </w:r>
+            <w:r>
+              <w:t xml:space="preserve"> des </w:t>
+            </w:r>
+            <w:r>
+              <w:t>outils</w:t>
+            </w:r>
+            <w:r>
+              <w:t xml:space="preserve"> </w:t>
+            </w:r>
+            <w:r>
+              <w:t>d’apprentissage</w:t>
+            </w:r>
+            <w:r>
+              <w:t xml:space="preserve"> en ligne, j'ai pu découvrir de nouvelles fonctionnalités et des techniques avancées dans ces langages. J'ai également exploré l'utilisation de frameworks JavaScript tels que </w:t>
+            </w:r>
+            <w:r>
+              <w:t>ExpressJS</w:t>
+            </w:r>
+            <w:r>
+              <w:t xml:space="preserve"> pour élargir mes compétences.</w:t>
+            </w:r>
+            <w:r>
+              <w:t xml:space="preserve"> </w:t>
+            </w:r>
+          </w:p>
+          <w:p>
+            <w:pPr>
+              <w:pStyle w:val="Paragraphedeliste"/>
+              <w:numPr>
+                <w:ilvl w:val="0"/>
+                <w:numId w:val="31"/>
+              </w:numPr>
               <w:tabs>
                 <w:tab w:val="left" w:pos="2210"/>
                 <w:tab w:val="left" w:pos="2925"/>
@@ -3067,59 +1475,16 @@
               <w:spacing w:before="120" w:after="120"/>
             </w:pPr>
             <w:r>
-              <w:fldChar w:fldCharType="begin">
-                <w:ffData>
-                  <w:name w:val="Texte37"/>
-                  <w:enabled/>
-                  <w:calcOnExit w:val="0"/>
-                  <w:textInput/>
-                </w:ffData>
-              </w:fldChar>
-            </w:r>
-            <w:bookmarkStart w:id="29" w:name="Texte37"/>
-            <w:r>
-              <w:instrText xml:space="preserve"> FORMTEXT </w:instrText>
-            </w:r>
-            <w:r>
-              <w:fldChar w:fldCharType="separate"/>
-            </w:r>
-            <w:r>
-              <w:rPr>
-                <w:noProof/>
-              </w:rPr>
-              <w:t> </w:t>
-            </w:r>
-            <w:r>
-              <w:rPr>
-                <w:noProof/>
-              </w:rPr>
-              <w:t> </w:t>
-            </w:r>
-            <w:r>
-              <w:rPr>
-                <w:noProof/>
-              </w:rPr>
-              <w:t> </w:t>
-            </w:r>
-            <w:r>
-              <w:rPr>
-                <w:noProof/>
-              </w:rPr>
-              <w:t> </w:t>
-            </w:r>
-            <w:r>
-              <w:rPr>
-                <w:noProof/>
-              </w:rPr>
-              <w:t> </w:t>
-            </w:r>
-            <w:r>
-              <w:fldChar w:fldCharType="end"/>
-            </w:r>
-            <w:bookmarkEnd w:id="29"/>
-          </w:p>
-          <w:p>
-            <w:pPr>
+              <w:t>J'ai amélioré ma capacité à gérer efficacement mon temps en planifiant mes journées de travail de manière proactive et en fixant des objectifs quantifiables pour chaque semaine. En priorisant les tâches et en respectant les délais, j'ai pu maintenir une progression constante dans mes projets.</w:t>
+            </w:r>
+          </w:p>
+          <w:p>
+            <w:pPr>
+              <w:pStyle w:val="Paragraphedeliste"/>
+              <w:numPr>
+                <w:ilvl w:val="0"/>
+                <w:numId w:val="31"/>
+              </w:numPr>
               <w:tabs>
                 <w:tab w:val="left" w:pos="2210"/>
                 <w:tab w:val="left" w:pos="2925"/>
@@ -3130,59 +1495,16 @@
               <w:spacing w:before="120" w:after="120"/>
             </w:pPr>
             <w:r>
-              <w:fldChar w:fldCharType="begin">
-                <w:ffData>
-                  <w:name w:val="Texte38"/>
-                  <w:enabled/>
-                  <w:calcOnExit w:val="0"/>
-                  <w:textInput/>
-                </w:ffData>
-              </w:fldChar>
-            </w:r>
-            <w:bookmarkStart w:id="30" w:name="Texte38"/>
-            <w:r>
-              <w:instrText xml:space="preserve"> FORMTEXT </w:instrText>
-            </w:r>
-            <w:r>
-              <w:fldChar w:fldCharType="separate"/>
-            </w:r>
-            <w:r>
-              <w:rPr>
-                <w:noProof/>
-              </w:rPr>
-              <w:t> </w:t>
-            </w:r>
-            <w:r>
-              <w:rPr>
-                <w:noProof/>
-              </w:rPr>
-              <w:t> </w:t>
-            </w:r>
-            <w:r>
-              <w:rPr>
-                <w:noProof/>
-              </w:rPr>
-              <w:t> </w:t>
-            </w:r>
-            <w:r>
-              <w:rPr>
-                <w:noProof/>
-              </w:rPr>
-              <w:t> </w:t>
-            </w:r>
-            <w:r>
-              <w:rPr>
-                <w:noProof/>
-              </w:rPr>
-              <w:t> </w:t>
-            </w:r>
-            <w:r>
-              <w:fldChar w:fldCharType="end"/>
-            </w:r>
-            <w:bookmarkEnd w:id="30"/>
-          </w:p>
-          <w:p>
-            <w:pPr>
+              <w:t>J'ai développé mes compétences en communication en interagissant avec les membres de l'équipe de manière proactive. J'ai participé activement aux discussions, posé des questions pertinentes et partagé mes idées de manière constructive. J'ai appris à travailler efficacement en équipe en contribuant à des projets collaboratifs.</w:t>
+            </w:r>
+          </w:p>
+          <w:p>
+            <w:pPr>
+              <w:pStyle w:val="Paragraphedeliste"/>
+              <w:numPr>
+                <w:ilvl w:val="0"/>
+                <w:numId w:val="31"/>
+              </w:numPr>
               <w:tabs>
                 <w:tab w:val="left" w:pos="2210"/>
                 <w:tab w:val="left" w:pos="2925"/>
@@ -3193,59 +1515,16 @@
               <w:spacing w:before="120" w:after="120"/>
             </w:pPr>
             <w:r>
-              <w:fldChar w:fldCharType="begin">
-                <w:ffData>
-                  <w:name w:val="Texte39"/>
-                  <w:enabled/>
-                  <w:calcOnExit w:val="0"/>
-                  <w:textInput/>
-                </w:ffData>
-              </w:fldChar>
-            </w:r>
-            <w:bookmarkStart w:id="31" w:name="Texte39"/>
-            <w:r>
-              <w:instrText xml:space="preserve"> FORMTEXT </w:instrText>
-            </w:r>
-            <w:r>
-              <w:fldChar w:fldCharType="separate"/>
-            </w:r>
-            <w:r>
-              <w:rPr>
-                <w:noProof/>
-              </w:rPr>
-              <w:t> </w:t>
-            </w:r>
-            <w:r>
-              <w:rPr>
-                <w:noProof/>
-              </w:rPr>
-              <w:t> </w:t>
-            </w:r>
-            <w:r>
-              <w:rPr>
-                <w:noProof/>
-              </w:rPr>
-              <w:t> </w:t>
-            </w:r>
-            <w:r>
-              <w:rPr>
-                <w:noProof/>
-              </w:rPr>
-              <w:t> </w:t>
-            </w:r>
-            <w:r>
-              <w:rPr>
-                <w:noProof/>
-              </w:rPr>
-              <w:t> </w:t>
-            </w:r>
-            <w:r>
-              <w:fldChar w:fldCharType="end"/>
-            </w:r>
-            <w:bookmarkEnd w:id="31"/>
-          </w:p>
-          <w:p>
-            <w:pPr>
+              <w:t>Mon stage m'a confronté à divers défis techniques, ce qui m'a permis d'acquérir de l'expérience dans la résolution de problèmes. En cherchant des solutions créatives et en travaillant de manière itérative, j'ai surmonté les obstacles rencontrés et contribué au succès des projets.</w:t>
+            </w:r>
+          </w:p>
+          <w:p>
+            <w:pPr>
+              <w:pStyle w:val="Paragraphedeliste"/>
+              <w:numPr>
+                <w:ilvl w:val="0"/>
+                <w:numId w:val="31"/>
+              </w:numPr>
               <w:tabs>
                 <w:tab w:val="left" w:pos="2210"/>
                 <w:tab w:val="left" w:pos="2925"/>
@@ -3256,57 +1535,35 @@
               <w:spacing w:before="120" w:after="120"/>
             </w:pPr>
             <w:r>
-              <w:fldChar w:fldCharType="begin">
-                <w:ffData>
-                  <w:name w:val="Texte40"/>
-                  <w:enabled/>
-                  <w:calcOnExit w:val="0"/>
-                  <w:textInput/>
-                </w:ffData>
-              </w:fldChar>
-            </w:r>
-            <w:bookmarkStart w:id="32" w:name="Texte40"/>
-            <w:r>
-              <w:instrText xml:space="preserve"> FORMTEXT </w:instrText>
-            </w:r>
-            <w:r>
-              <w:fldChar w:fldCharType="separate"/>
-            </w:r>
-            <w:r>
-              <w:rPr>
-                <w:noProof/>
-              </w:rPr>
-              <w:t> </w:t>
-            </w:r>
-            <w:r>
-              <w:rPr>
-                <w:noProof/>
-              </w:rPr>
-              <w:t> </w:t>
-            </w:r>
-            <w:r>
-              <w:rPr>
-                <w:noProof/>
-              </w:rPr>
-              <w:t> </w:t>
-            </w:r>
-            <w:r>
-              <w:rPr>
-                <w:noProof/>
-              </w:rPr>
-              <w:t> </w:t>
-            </w:r>
-            <w:r>
-              <w:rPr>
-                <w:noProof/>
-              </w:rPr>
-              <w:t> </w:t>
-            </w:r>
-            <w:r>
-              <w:fldChar w:fldCharType="end"/>
-            </w:r>
-            <w:bookmarkEnd w:id="32"/>
-          </w:p>
+              <w:t xml:space="preserve">J'ai saisi l'occasion de développer mon réseau professionnel en rencontrant des collègues de différents départements. J'ai participé à des événements </w:t>
+            </w:r>
+            <w:r>
+              <w:t>de la compagnie,</w:t>
+            </w:r>
+            <w:r>
+              <w:t xml:space="preserve"> ce qui m'a permis d'élargir mes perspectives </w:t>
+            </w:r>
+            <w:r>
+              <w:t>et de créer des liens avec les autres employés</w:t>
+            </w:r>
+            <w:r>
+              <w:t>.</w:t>
+            </w:r>
+          </w:p>
+        </w:tc>
+      </w:tr>
+      <w:tr>
+        <w:tc>
+          <w:tcPr>
+            <w:tcW w:w="9500" w:type="dxa"/>
+            <w:gridSpan w:val="2"/>
+            <w:tcBorders>
+              <w:top w:val="double" w:sz="4" w:space="0" w:color="auto"/>
+              <w:left w:val="nil"/>
+              <w:bottom w:val="nil"/>
+              <w:right w:val="nil"/>
+            </w:tcBorders>
+          </w:tcPr>
           <w:p>
             <w:pPr>
               <w:tabs>
@@ -3317,58 +1574,10 @@
                 <w:tab w:val="left" w:pos="8060"/>
               </w:tabs>
               <w:spacing w:before="120" w:after="120"/>
-            </w:pPr>
-            <w:r>
-              <w:fldChar w:fldCharType="begin">
-                <w:ffData>
-                  <w:name w:val="Texte41"/>
-                  <w:enabled/>
-                  <w:calcOnExit w:val="0"/>
-                  <w:textInput/>
-                </w:ffData>
-              </w:fldChar>
-            </w:r>
-            <w:bookmarkStart w:id="33" w:name="Texte41"/>
-            <w:r>
-              <w:instrText xml:space="preserve"> FORMTEXT </w:instrText>
-            </w:r>
-            <w:r>
-              <w:fldChar w:fldCharType="separate"/>
-            </w:r>
-            <w:r>
-              <w:rPr>
-                <w:noProof/>
-              </w:rPr>
-              <w:t> </w:t>
-            </w:r>
-            <w:r>
-              <w:rPr>
-                <w:noProof/>
-              </w:rPr>
-              <w:t> </w:t>
-            </w:r>
-            <w:r>
-              <w:rPr>
-                <w:noProof/>
-              </w:rPr>
-              <w:t> </w:t>
-            </w:r>
-            <w:r>
-              <w:rPr>
-                <w:noProof/>
-              </w:rPr>
-              <w:t> </w:t>
-            </w:r>
-            <w:r>
-              <w:rPr>
-                <w:noProof/>
-              </w:rPr>
-              <w:t> </w:t>
-            </w:r>
-            <w:r>
-              <w:fldChar w:fldCharType="end"/>
-            </w:r>
-            <w:bookmarkEnd w:id="33"/>
+              <w:rPr>
+                <w:b/>
+              </w:rPr>
+            </w:pPr>
           </w:p>
           <w:p>
             <w:pPr>
@@ -3380,59 +1589,36 @@
                 <w:tab w:val="left" w:pos="8060"/>
               </w:tabs>
               <w:spacing w:before="120" w:after="120"/>
-            </w:pPr>
-            <w:r>
-              <w:fldChar w:fldCharType="begin">
-                <w:ffData>
-                  <w:name w:val="Texte42"/>
-                  <w:enabled/>
-                  <w:calcOnExit w:val="0"/>
-                  <w:textInput/>
-                </w:ffData>
-              </w:fldChar>
-            </w:r>
-            <w:bookmarkStart w:id="34" w:name="Texte42"/>
-            <w:r>
-              <w:instrText xml:space="preserve"> FORMTEXT </w:instrText>
-            </w:r>
-            <w:r>
-              <w:fldChar w:fldCharType="separate"/>
-            </w:r>
-            <w:r>
-              <w:rPr>
-                <w:noProof/>
-              </w:rPr>
-              <w:t> </w:t>
-            </w:r>
-            <w:r>
-              <w:rPr>
-                <w:noProof/>
-              </w:rPr>
-              <w:t> </w:t>
-            </w:r>
-            <w:r>
-              <w:rPr>
-                <w:noProof/>
-              </w:rPr>
-              <w:t> </w:t>
-            </w:r>
-            <w:r>
-              <w:rPr>
-                <w:noProof/>
-              </w:rPr>
-              <w:t> </w:t>
-            </w:r>
-            <w:r>
-              <w:rPr>
-                <w:noProof/>
-              </w:rPr>
-              <w:t> </w:t>
-            </w:r>
-            <w:r>
-              <w:fldChar w:fldCharType="end"/>
-            </w:r>
-            <w:bookmarkEnd w:id="34"/>
-          </w:p>
+              <w:rPr>
+                <w:b/>
+              </w:rPr>
+            </w:pPr>
+            <w:r>
+              <w:rPr>
+                <w:b/>
+              </w:rPr>
+              <w:t>AI-JE ATTEINT LES OBJECTIFS QUE JE M’ÉTAIS FIXÉ</w:t>
+            </w:r>
+            <w:r>
+              <w:rPr>
+                <w:b/>
+              </w:rPr>
+              <w:t>?</w:t>
+            </w:r>
+          </w:p>
+        </w:tc>
+      </w:tr>
+      <w:tr>
+        <w:tc>
+          <w:tcPr>
+            <w:tcW w:w="4750" w:type="dxa"/>
+            <w:tcBorders>
+              <w:top w:val="double" w:sz="4" w:space="0" w:color="auto"/>
+              <w:left w:val="double" w:sz="4" w:space="0" w:color="auto"/>
+              <w:bottom w:val="double" w:sz="4" w:space="0" w:color="auto"/>
+              <w:right w:val="single" w:sz="4" w:space="0" w:color="auto"/>
+            </w:tcBorders>
+          </w:tcPr>
           <w:p>
             <w:pPr>
               <w:tabs>
@@ -3445,282 +1631,23 @@
               <w:spacing w:before="120" w:after="120"/>
             </w:pPr>
             <w:r>
-              <w:fldChar w:fldCharType="begin">
-                <w:ffData>
-                  <w:name w:val="Texte45"/>
-                  <w:enabled/>
-                  <w:calcOnExit w:val="0"/>
-                  <w:textInput/>
-                </w:ffData>
-              </w:fldChar>
-            </w:r>
-            <w:bookmarkStart w:id="35" w:name="Texte45"/>
-            <w:r>
-              <w:instrText xml:space="preserve"> FORMTEXT </w:instrText>
-            </w:r>
-            <w:r>
-              <w:fldChar w:fldCharType="separate"/>
-            </w:r>
-            <w:r>
-              <w:rPr>
-                <w:noProof/>
-              </w:rPr>
-              <w:t> </w:t>
-            </w:r>
-            <w:r>
-              <w:rPr>
-                <w:noProof/>
-              </w:rPr>
-              <w:t> </w:t>
-            </w:r>
-            <w:r>
-              <w:rPr>
-                <w:noProof/>
-              </w:rPr>
-              <w:t> </w:t>
-            </w:r>
-            <w:r>
-              <w:rPr>
-                <w:noProof/>
-              </w:rPr>
-              <w:t> </w:t>
-            </w:r>
-            <w:r>
-              <w:rPr>
-                <w:noProof/>
-              </w:rPr>
-              <w:t> </w:t>
-            </w:r>
-            <w:r>
-              <w:fldChar w:fldCharType="end"/>
-            </w:r>
-            <w:bookmarkEnd w:id="35"/>
-          </w:p>
-          <w:p>
-            <w:pPr>
-              <w:tabs>
-                <w:tab w:val="left" w:pos="2210"/>
-                <w:tab w:val="left" w:pos="2925"/>
-                <w:tab w:val="left" w:pos="3640"/>
-                <w:tab w:val="left" w:pos="4485"/>
-                <w:tab w:val="left" w:pos="8060"/>
-              </w:tabs>
-              <w:spacing w:before="120" w:after="120"/>
-            </w:pPr>
-            <w:r>
-              <w:fldChar w:fldCharType="begin">
-                <w:ffData>
-                  <w:name w:val="Texte46"/>
-                  <w:enabled/>
-                  <w:calcOnExit w:val="0"/>
-                  <w:textInput/>
-                </w:ffData>
-              </w:fldChar>
-            </w:r>
-            <w:bookmarkStart w:id="36" w:name="Texte46"/>
-            <w:r>
-              <w:instrText xml:space="preserve"> FORMTEXT </w:instrText>
-            </w:r>
-            <w:r>
-              <w:fldChar w:fldCharType="separate"/>
-            </w:r>
-            <w:r>
-              <w:rPr>
-                <w:noProof/>
-              </w:rPr>
-              <w:t> </w:t>
-            </w:r>
-            <w:r>
-              <w:rPr>
-                <w:noProof/>
-              </w:rPr>
-              <w:t> </w:t>
-            </w:r>
-            <w:r>
-              <w:rPr>
-                <w:noProof/>
-              </w:rPr>
-              <w:t> </w:t>
-            </w:r>
-            <w:r>
-              <w:rPr>
-                <w:noProof/>
-              </w:rPr>
-              <w:t> </w:t>
-            </w:r>
-            <w:r>
-              <w:rPr>
-                <w:noProof/>
-              </w:rPr>
-              <w:t> </w:t>
-            </w:r>
-            <w:r>
-              <w:fldChar w:fldCharType="end"/>
-            </w:r>
-            <w:bookmarkEnd w:id="36"/>
-          </w:p>
-          <w:p>
-            <w:pPr>
-              <w:tabs>
-                <w:tab w:val="left" w:pos="2210"/>
-                <w:tab w:val="left" w:pos="2925"/>
-                <w:tab w:val="left" w:pos="3640"/>
-                <w:tab w:val="left" w:pos="4485"/>
-                <w:tab w:val="left" w:pos="8060"/>
-              </w:tabs>
-              <w:spacing w:before="120" w:after="120"/>
-            </w:pPr>
-            <w:r>
-              <w:fldChar w:fldCharType="begin">
-                <w:ffData>
-                  <w:name w:val="Texte49"/>
-                  <w:enabled/>
-                  <w:calcOnExit w:val="0"/>
-                  <w:textInput/>
-                </w:ffData>
-              </w:fldChar>
-            </w:r>
-            <w:bookmarkStart w:id="37" w:name="Texte49"/>
-            <w:r>
-              <w:instrText xml:space="preserve"> FORMTEXT </w:instrText>
-            </w:r>
-            <w:r>
-              <w:fldChar w:fldCharType="separate"/>
-            </w:r>
-            <w:r>
-              <w:rPr>
-                <w:noProof/>
-              </w:rPr>
-              <w:t> </w:t>
-            </w:r>
-            <w:r>
-              <w:rPr>
-                <w:noProof/>
-              </w:rPr>
-              <w:t> </w:t>
-            </w:r>
-            <w:r>
-              <w:rPr>
-                <w:noProof/>
-              </w:rPr>
-              <w:t> </w:t>
-            </w:r>
-            <w:r>
-              <w:rPr>
-                <w:noProof/>
-              </w:rPr>
-              <w:t> </w:t>
-            </w:r>
-            <w:r>
-              <w:rPr>
-                <w:noProof/>
-              </w:rPr>
-              <w:t> </w:t>
-            </w:r>
-            <w:r>
-              <w:fldChar w:fldCharType="end"/>
-            </w:r>
-            <w:bookmarkEnd w:id="37"/>
-          </w:p>
-        </w:tc>
-      </w:tr>
-      <w:tr>
-        <w:tc>
-          <w:tcPr>
-            <w:tcW w:w="9500" w:type="dxa"/>
-            <w:gridSpan w:val="2"/>
-            <w:tcBorders>
-              <w:top w:val="double" w:sz="4" w:space="0" w:color="auto"/>
-              <w:left w:val="nil"/>
-              <w:bottom w:val="nil"/>
-              <w:right w:val="nil"/>
-            </w:tcBorders>
-          </w:tcPr>
-          <w:p>
-            <w:pPr>
-              <w:tabs>
-                <w:tab w:val="left" w:pos="2210"/>
-                <w:tab w:val="left" w:pos="2925"/>
-                <w:tab w:val="left" w:pos="3640"/>
-                <w:tab w:val="left" w:pos="4485"/>
-                <w:tab w:val="left" w:pos="8060"/>
-              </w:tabs>
-              <w:spacing w:before="120" w:after="120"/>
-              <w:rPr>
-                <w:b/>
-              </w:rPr>
-            </w:pPr>
-          </w:p>
-          <w:p>
-            <w:pPr>
-              <w:tabs>
-                <w:tab w:val="left" w:pos="2210"/>
-                <w:tab w:val="left" w:pos="2925"/>
-                <w:tab w:val="left" w:pos="3640"/>
-                <w:tab w:val="left" w:pos="4485"/>
-                <w:tab w:val="left" w:pos="8060"/>
-              </w:tabs>
-              <w:spacing w:before="120" w:after="120"/>
-              <w:rPr>
-                <w:b/>
-              </w:rPr>
-            </w:pPr>
-            <w:r>
-              <w:rPr>
-                <w:b/>
-              </w:rPr>
-              <w:t>AI-JE ATTEINT LES OBJECTIFS QUE JE M’ÉTAIS FIXÉ</w:t>
-            </w:r>
-            <w:r>
-              <w:rPr>
-                <w:b/>
-              </w:rPr>
-              <w:t>?</w:t>
-            </w:r>
-          </w:p>
-        </w:tc>
-      </w:tr>
-      <w:tr>
-        <w:tc>
-          <w:tcPr>
-            <w:tcW w:w="4750" w:type="dxa"/>
-            <w:tcBorders>
-              <w:top w:val="double" w:sz="4" w:space="0" w:color="auto"/>
-              <w:left w:val="double" w:sz="4" w:space="0" w:color="auto"/>
-              <w:bottom w:val="double" w:sz="4" w:space="0" w:color="auto"/>
-              <w:right w:val="single" w:sz="4" w:space="0" w:color="auto"/>
-            </w:tcBorders>
-          </w:tcPr>
-          <w:p>
-            <w:pPr>
-              <w:tabs>
-                <w:tab w:val="left" w:pos="2210"/>
-                <w:tab w:val="left" w:pos="2925"/>
-                <w:tab w:val="left" w:pos="3640"/>
-                <w:tab w:val="left" w:pos="4485"/>
-                <w:tab w:val="left" w:pos="8060"/>
-              </w:tabs>
-              <w:spacing w:before="120" w:after="120"/>
-            </w:pPr>
-            <w:r>
               <w:t>OUI </w:t>
             </w:r>
             <w:sdt>
               <w:sdtPr>
                 <w:id w:val="868875003"/>
                 <w14:checkbox>
-                  <w14:checked w14:val="0"/>
+                  <w14:checked w14:val="1"/>
                   <w14:checkedState w14:val="2612" w14:font="MS Gothic"/>
                   <w14:uncheckedState w14:val="2610" w14:font="MS Gothic"/>
                 </w14:checkbox>
               </w:sdtPr>
-              <w:sdtEndPr/>
               <w:sdtContent>
                 <w:r>
                   <w:rPr>
                     <w:rFonts w:ascii="MS Gothic" w:eastAsia="MS Gothic" w:hAnsi="MS Gothic" w:hint="eastAsia"/>
                   </w:rPr>
-                  <w:t>☐</w:t>
+                  <w:t>☒</w:t>
                 </w:r>
               </w:sdtContent>
             </w:sdt>
@@ -3770,7 +1697,6 @@
                   <w14:uncheckedState w14:val="2610" w14:font="MS Gothic"/>
                 </w14:checkbox>
               </w:sdtPr>
-              <w:sdtEndPr/>
               <w:sdtContent>
                 <w:r>
                   <w:rPr>
@@ -3807,68 +1733,37 @@
           <w:p>
             <w:pPr>
               <w:spacing w:before="240" w:after="120"/>
+              <w:rPr>
+                <w:lang w:val="en-US"/>
+              </w:rPr>
             </w:pPr>
             <w:r>
               <w:rPr>
                 <w:b/>
                 <w:bCs/>
-              </w:rPr>
+                <w:lang w:val="en-US"/>
+              </w:rPr>
+              <w:lastRenderedPageBreak/>
               <w:t>SIGNATURE</w:t>
             </w:r>
             <w:r>
+              <w:rPr>
+                <w:lang w:val="en-US"/>
+              </w:rPr>
               <w:t xml:space="preserve"> : </w:t>
             </w:r>
             <w:r>
-              <w:fldChar w:fldCharType="begin">
-                <w:ffData>
-                  <w:name w:val="Texte43"/>
-                  <w:enabled/>
-                  <w:calcOnExit w:val="0"/>
-                  <w:textInput/>
-                </w:ffData>
-              </w:fldChar>
-            </w:r>
-            <w:bookmarkStart w:id="38" w:name="Texte43"/>
-            <w:r>
-              <w:instrText xml:space="preserve"> FORMTEXT </w:instrText>
-            </w:r>
-            <w:r>
-              <w:fldChar w:fldCharType="separate"/>
-            </w:r>
-            <w:r>
-              <w:rPr>
-                <w:noProof/>
-              </w:rPr>
-              <w:t> </w:t>
-            </w:r>
-            <w:r>
-              <w:rPr>
-                <w:noProof/>
-              </w:rPr>
-              <w:t> </w:t>
-            </w:r>
-            <w:r>
-              <w:rPr>
-                <w:noProof/>
-              </w:rPr>
-              <w:t> </w:t>
-            </w:r>
-            <w:r>
-              <w:rPr>
-                <w:noProof/>
-              </w:rPr>
-              <w:t> </w:t>
-            </w:r>
-            <w:r>
-              <w:rPr>
-                <w:noProof/>
-              </w:rPr>
-              <w:t> </w:t>
-            </w:r>
-            <w:r>
-              <w:fldChar w:fldCharType="end"/>
-            </w:r>
-            <w:bookmarkEnd w:id="38"/>
+              <w:rPr>
+                <w:lang w:val="en-US"/>
+              </w:rPr>
+              <w:t>Christopher-William  Archambault-B</w:t>
+            </w:r>
+            <w:r>
+              <w:rPr>
+                <w:lang w:val="en-US"/>
+              </w:rPr>
+              <w:t>ouffard</w:t>
+            </w:r>
           </w:p>
         </w:tc>
       </w:tr>
@@ -3892,56 +1787,8 @@
               <w:t xml:space="preserve"> : </w:t>
             </w:r>
             <w:r>
-              <w:fldChar w:fldCharType="begin">
-                <w:ffData>
-                  <w:name w:val="Texte44"/>
-                  <w:enabled/>
-                  <w:calcOnExit w:val="0"/>
-                  <w:textInput/>
-                </w:ffData>
-              </w:fldChar>
-            </w:r>
-            <w:bookmarkStart w:id="39" w:name="Texte44"/>
-            <w:r>
-              <w:instrText xml:space="preserve"> FORMTEXT </w:instrText>
-            </w:r>
-            <w:r>
-              <w:fldChar w:fldCharType="separate"/>
-            </w:r>
-            <w:r>
-              <w:rPr>
-                <w:noProof/>
-              </w:rPr>
-              <w:t> </w:t>
-            </w:r>
-            <w:r>
-              <w:rPr>
-                <w:noProof/>
-              </w:rPr>
-              <w:t> </w:t>
-            </w:r>
-            <w:r>
-              <w:rPr>
-                <w:noProof/>
-              </w:rPr>
-              <w:t> </w:t>
-            </w:r>
-            <w:r>
-              <w:rPr>
-                <w:noProof/>
-              </w:rPr>
-              <w:t> </w:t>
-            </w:r>
-            <w:r>
-              <w:rPr>
-                <w:noProof/>
-              </w:rPr>
-              <w:t> </w:t>
-            </w:r>
-            <w:r>
-              <w:fldChar w:fldCharType="end"/>
-            </w:r>
-            <w:bookmarkEnd w:id="39"/>
+              <w:t>5 Mai 2024</w:t>
+            </w:r>
           </w:p>
         </w:tc>
       </w:tr>
@@ -3977,7 +1824,6 @@
               <w:rPr>
                 <w:u w:val="single"/>
               </w:rPr>
-              <w:lastRenderedPageBreak/>
               <w:t>JOURNAL DE BORD</w:t>
             </w:r>
           </w:p>
@@ -4294,15 +2140,7 @@
               <w:t xml:space="preserve"> (Commentaires)</w:t>
             </w:r>
             <w:r>
-              <w:t xml:space="preserve">, indiquez </w:t>
-            </w:r>
-            <w:proofErr w:type="gramStart"/>
-            <w:r>
-              <w:t>vos commentaires sur</w:t>
-            </w:r>
-            <w:proofErr w:type="gramEnd"/>
-            <w:r>
-              <w:t>, par exemple, les points suivants :</w:t>
+              <w:t>, indiquez vos commentaires sur, par exemple, les points suivants :</w:t>
             </w:r>
           </w:p>
           <w:p>
@@ -4555,53 +2393,7 @@
               <w:t xml:space="preserve">NOM DU STAGIAIRE : </w:t>
             </w:r>
             <w:r>
-              <w:fldChar w:fldCharType="begin">
-                <w:ffData>
-                  <w:name w:val="Texte51"/>
-                  <w:enabled/>
-                  <w:calcOnExit w:val="0"/>
-                  <w:textInput/>
-                </w:ffData>
-              </w:fldChar>
-            </w:r>
-            <w:r>
-              <w:instrText xml:space="preserve"> FORMTEXT </w:instrText>
-            </w:r>
-            <w:r>
-              <w:fldChar w:fldCharType="separate"/>
-            </w:r>
-            <w:r>
-              <w:rPr>
-                <w:noProof/>
-              </w:rPr>
-              <w:t> </w:t>
-            </w:r>
-            <w:r>
-              <w:rPr>
-                <w:noProof/>
-              </w:rPr>
-              <w:t> </w:t>
-            </w:r>
-            <w:r>
-              <w:rPr>
-                <w:noProof/>
-              </w:rPr>
-              <w:t> </w:t>
-            </w:r>
-            <w:r>
-              <w:rPr>
-                <w:noProof/>
-              </w:rPr>
-              <w:t> </w:t>
-            </w:r>
-            <w:r>
-              <w:rPr>
-                <w:noProof/>
-              </w:rPr>
-              <w:t> </w:t>
-            </w:r>
-            <w:r>
-              <w:fldChar w:fldCharType="end"/>
+              <w:t>Christopher-William Archambault-Bouffard</w:t>
             </w:r>
           </w:p>
         </w:tc>
@@ -4619,53 +2411,10 @@
               <w:t xml:space="preserve">NOM DU SUPERVISEUR DE L’ENTREPRISE : </w:t>
             </w:r>
             <w:r>
-              <w:fldChar w:fldCharType="begin">
-                <w:ffData>
-                  <w:name w:val="Texte52"/>
-                  <w:enabled/>
-                  <w:calcOnExit w:val="0"/>
-                  <w:textInput/>
-                </w:ffData>
-              </w:fldChar>
-            </w:r>
-            <w:r>
-              <w:instrText xml:space="preserve"> FORMTEXT </w:instrText>
-            </w:r>
-            <w:r>
-              <w:fldChar w:fldCharType="separate"/>
-            </w:r>
-            <w:r>
-              <w:rPr>
-                <w:noProof/>
-              </w:rPr>
-              <w:t> </w:t>
-            </w:r>
-            <w:r>
-              <w:rPr>
-                <w:noProof/>
-              </w:rPr>
-              <w:t> </w:t>
-            </w:r>
-            <w:r>
-              <w:rPr>
-                <w:noProof/>
-              </w:rPr>
-              <w:t> </w:t>
-            </w:r>
-            <w:r>
-              <w:rPr>
-                <w:noProof/>
-              </w:rPr>
-              <w:t> </w:t>
-            </w:r>
-            <w:r>
-              <w:rPr>
-                <w:noProof/>
-              </w:rPr>
-              <w:t> </w:t>
-            </w:r>
-            <w:r>
-              <w:fldChar w:fldCharType="end"/>
+              <w:t xml:space="preserve">Andriy </w:t>
+            </w:r>
+            <w:r>
+              <w:t>Malynivskyy</w:t>
             </w:r>
           </w:p>
         </w:tc>
@@ -4957,6 +2706,34 @@
                 <w:szCs w:val="20"/>
               </w:rPr>
             </w:pPr>
+            <w:r>
+              <w:rPr>
+                <w:sz w:val="20"/>
+                <w:szCs w:val="20"/>
+              </w:rPr>
+              <w:t>2</w:t>
+            </w:r>
+            <w:r>
+              <w:rPr>
+                <w:sz w:val="20"/>
+                <w:szCs w:val="20"/>
+              </w:rPr>
+              <w:t xml:space="preserve">2 janvier au </w:t>
+            </w:r>
+            <w:r>
+              <w:rPr>
+                <w:sz w:val="20"/>
+                <w:szCs w:val="20"/>
+              </w:rPr>
+              <w:t>26</w:t>
+            </w:r>
+            <w:r>
+              <w:rPr>
+                <w:sz w:val="20"/>
+                <w:szCs w:val="20"/>
+              </w:rPr>
+              <w:t xml:space="preserve"> janvier</w:t>
+            </w:r>
           </w:p>
         </w:tc>
         <w:tc>
@@ -4971,6 +2748,15 @@
             <w:pPr>
               <w:spacing w:before="60" w:after="60"/>
             </w:pPr>
+            <w:r>
+              <w:t>Journée formative. Création d’un cluster de l’application pour la modifier et jouer avec. Découverte de l’application de toute les façons</w:t>
+            </w:r>
+            <w:r>
+              <w:t xml:space="preserve">. </w:t>
+            </w:r>
+            <w:r>
+              <w:t>Moi et Danil est en équipe pour refaire l’application Punch pour le montrer au marketing</w:t>
+            </w:r>
           </w:p>
         </w:tc>
         <w:tc>
@@ -4984,7 +2770,13 @@
           <w:p>
             <w:pPr>
               <w:spacing w:before="60" w:after="60"/>
-            </w:pPr>
+              <w:rPr>
+                <w:lang w:val="en-US"/>
+              </w:rPr>
+            </w:pPr>
+            <w:r>
+              <w:t>Andriy, Ghyslain, Stéphanne</w:t>
+            </w:r>
           </w:p>
         </w:tc>
         <w:tc>
@@ -5043,7 +2835,6 @@
                   <w14:uncheckedState w14:val="2610" w14:font="MS Gothic"/>
                 </w14:checkbox>
               </w:sdtPr>
-              <w:sdtEndPr/>
               <w:sdtContent>
                 <w:r>
                   <w:rPr>
@@ -5080,12 +2871,11 @@
                 </w:rPr>
                 <w:id w:val="1977254561"/>
                 <w14:checkbox>
-                  <w14:checked w14:val="0"/>
+                  <w14:checked w14:val="1"/>
                   <w14:checkedState w14:val="2612" w14:font="MS Gothic"/>
                   <w14:uncheckedState w14:val="2610" w14:font="MS Gothic"/>
                 </w14:checkbox>
               </w:sdtPr>
-              <w:sdtEndPr/>
               <w:sdtContent>
                 <w:r>
                   <w:rPr>
@@ -5093,7 +2883,7 @@
                     <w:sz w:val="20"/>
                     <w:szCs w:val="20"/>
                   </w:rPr>
-                  <w:t>☐</w:t>
+                  <w:t>☒</w:t>
                 </w:r>
               </w:sdtContent>
             </w:sdt>
@@ -5152,7 +2942,6 @@
                   <w14:uncheckedState w14:val="2610" w14:font="MS Gothic"/>
                 </w14:checkbox>
               </w:sdtPr>
-              <w:sdtEndPr/>
               <w:sdtContent>
                 <w:r>
                   <w:rPr>
@@ -5189,12 +2978,11 @@
                 </w:rPr>
                 <w:id w:val="-1192288553"/>
                 <w14:checkbox>
-                  <w14:checked w14:val="0"/>
+                  <w14:checked w14:val="1"/>
                   <w14:checkedState w14:val="2612" w14:font="MS Gothic"/>
                   <w14:uncheckedState w14:val="2610" w14:font="MS Gothic"/>
                 </w14:checkbox>
               </w:sdtPr>
-              <w:sdtEndPr/>
               <w:sdtContent>
                 <w:r>
                   <w:rPr>
@@ -5202,7 +2990,7 @@
                     <w:sz w:val="20"/>
                     <w:szCs w:val="20"/>
                   </w:rPr>
-                  <w:t>☐</w:t>
+                  <w:t>☒</w:t>
                 </w:r>
               </w:sdtContent>
             </w:sdt>
@@ -5223,6 +3011,14 @@
                 <w:szCs w:val="20"/>
               </w:rPr>
               <w:t>Expliquez :</w:t>
+            </w:r>
+            <w:r>
+              <w:rPr>
+                <w:b/>
+                <w:sz w:val="20"/>
+                <w:szCs w:val="20"/>
+              </w:rPr>
+              <w:t xml:space="preserve"> J’ai eu de la difficulté à comprendre comment ASP fonctionnait et comment l’application Punch fonctionnait</w:t>
             </w:r>
           </w:p>
           <w:p>
@@ -5256,6 +3052,41 @@
                 <w:szCs w:val="20"/>
               </w:rPr>
             </w:pPr>
+            <w:r>
+              <w:rPr>
+                <w:sz w:val="20"/>
+                <w:szCs w:val="20"/>
+              </w:rPr>
+              <w:t>29</w:t>
+            </w:r>
+            <w:r>
+              <w:rPr>
+                <w:sz w:val="20"/>
+                <w:szCs w:val="20"/>
+              </w:rPr>
+              <w:t xml:space="preserve"> janvier au </w:t>
+            </w:r>
+            <w:r>
+              <w:rPr>
+                <w:sz w:val="20"/>
+                <w:szCs w:val="20"/>
+              </w:rPr>
+              <w:t>2</w:t>
+            </w:r>
+            <w:r>
+              <w:rPr>
+                <w:sz w:val="20"/>
+                <w:szCs w:val="20"/>
+              </w:rPr>
+              <w:t xml:space="preserve"> </w:t>
+            </w:r>
+            <w:r>
+              <w:rPr>
+                <w:sz w:val="20"/>
+                <w:szCs w:val="20"/>
+              </w:rPr>
+              <w:t>février</w:t>
+            </w:r>
           </w:p>
         </w:tc>
         <w:tc>
@@ -5271,6 +3102,36 @@
               <w:spacing w:before="60" w:after="60"/>
               <w:jc w:val="center"/>
             </w:pPr>
+            <w:r>
+              <w:t xml:space="preserve">Ajout du </w:t>
+            </w:r>
+            <w:r>
+              <w:t>mode sombre</w:t>
+            </w:r>
+            <w:r>
+              <w:t xml:space="preserve">. </w:t>
+            </w:r>
+            <w:r>
+              <w:t xml:space="preserve">Faire le UI </w:t>
+            </w:r>
+            <w:r>
+              <w:t>mode sombre</w:t>
+            </w:r>
+            <w:r>
+              <w:t xml:space="preserve"> pour la page Login vu qu’on ne </w:t>
+            </w:r>
+            <w:r>
+              <w:t>travaille</w:t>
+            </w:r>
+            <w:r>
+              <w:t xml:space="preserve"> pas avec un framework</w:t>
+            </w:r>
+            <w:r>
+              <w:t xml:space="preserve">. </w:t>
+            </w:r>
+            <w:r>
+              <w:t>Utilisation d’un scanner qui est activer ou désactiver en fonction d’un bouton et qui scan un code barre qui est automatiquement saisie pour la bonne option</w:t>
+            </w:r>
           </w:p>
         </w:tc>
         <w:tc>
@@ -5285,6 +3146,9 @@
             <w:pPr>
               <w:spacing w:before="60" w:after="60"/>
             </w:pPr>
+            <w:r>
+              <w:t>Andriy</w:t>
+            </w:r>
           </w:p>
         </w:tc>
         <w:tc>
@@ -5338,12 +3202,11 @@
                 </w:rPr>
                 <w:id w:val="1551492446"/>
                 <w14:checkbox>
-                  <w14:checked w14:val="0"/>
+                  <w14:checked w14:val="1"/>
                   <w14:checkedState w14:val="2612" w14:font="MS Gothic"/>
                   <w14:uncheckedState w14:val="2610" w14:font="MS Gothic"/>
                 </w14:checkbox>
               </w:sdtPr>
-              <w:sdtEndPr/>
               <w:sdtContent>
                 <w:r>
                   <w:rPr>
@@ -5351,7 +3214,7 @@
                     <w:sz w:val="20"/>
                     <w:szCs w:val="20"/>
                   </w:rPr>
-                  <w:t>☐</w:t>
+                  <w:t>☒</w:t>
                 </w:r>
               </w:sdtContent>
             </w:sdt>
@@ -5385,7 +3248,6 @@
                   <w14:uncheckedState w14:val="2610" w14:font="MS Gothic"/>
                 </w14:checkbox>
               </w:sdtPr>
-              <w:sdtEndPr/>
               <w:sdtContent>
                 <w:r>
                   <w:rPr>
@@ -5448,12 +3310,11 @@
                 </w:rPr>
                 <w:id w:val="218553724"/>
                 <w14:checkbox>
-                  <w14:checked w14:val="0"/>
+                  <w14:checked w14:val="1"/>
                   <w14:checkedState w14:val="2612" w14:font="MS Gothic"/>
                   <w14:uncheckedState w14:val="2610" w14:font="MS Gothic"/>
                 </w14:checkbox>
               </w:sdtPr>
-              <w:sdtEndPr/>
               <w:sdtContent>
                 <w:r>
                   <w:rPr>
@@ -5461,7 +3322,7 @@
                     <w:sz w:val="20"/>
                     <w:szCs w:val="20"/>
                   </w:rPr>
-                  <w:t>☐</w:t>
+                  <w:t>☒</w:t>
                 </w:r>
               </w:sdtContent>
             </w:sdt>
@@ -5495,7 +3356,6 @@
                   <w14:uncheckedState w14:val="2610" w14:font="MS Gothic"/>
                 </w14:checkbox>
               </w:sdtPr>
-              <w:sdtEndPr/>
               <w:sdtContent>
                 <w:r>
                   <w:rPr>
@@ -5525,6 +3385,14 @@
               </w:rPr>
               <w:t>Expliquez :</w:t>
             </w:r>
+            <w:r>
+              <w:rPr>
+                <w:b/>
+                <w:sz w:val="20"/>
+                <w:szCs w:val="20"/>
+              </w:rPr>
+              <w:t xml:space="preserve"> J’ai re-appliqué des concepts vu dans les cours pour le mode sombre</w:t>
+            </w:r>
           </w:p>
           <w:p>
             <w:pPr>
@@ -5557,6 +3425,13 @@
                 <w:szCs w:val="20"/>
               </w:rPr>
             </w:pPr>
+            <w:r>
+              <w:rPr>
+                <w:sz w:val="20"/>
+                <w:szCs w:val="20"/>
+              </w:rPr>
+              <w:t>5 février au 9 février</w:t>
+            </w:r>
           </w:p>
         </w:tc>
         <w:tc>
@@ -5572,6 +3447,21 @@
               <w:spacing w:before="60" w:after="60"/>
               <w:jc w:val="center"/>
             </w:pPr>
+            <w:r>
+              <w:t>Vu différente pour un utilisateur sur un écran d’usine</w:t>
+            </w:r>
+            <w:r>
+              <w:t xml:space="preserve">. </w:t>
+            </w:r>
+            <w:r>
+              <w:t>Adapter la page de login qui est fait pour un ordinateur, un écran d’usine pour un scanneur qui est un écran de téléphone</w:t>
+            </w:r>
+            <w:r>
+              <w:t xml:space="preserve">. </w:t>
+            </w:r>
+            <w:r>
+              <w:t>Gérer la session de l’utilisateur pour qu’il soit connecter partout dans l’application</w:t>
+            </w:r>
           </w:p>
         </w:tc>
         <w:tc>
@@ -5586,6 +3476,9 @@
             <w:pPr>
               <w:spacing w:before="60" w:after="60"/>
             </w:pPr>
+            <w:r>
+              <w:t>Andriy</w:t>
+            </w:r>
           </w:p>
         </w:tc>
         <w:tc>
@@ -5639,12 +3532,11 @@
                 </w:rPr>
                 <w:id w:val="-1369138878"/>
                 <w14:checkbox>
-                  <w14:checked w14:val="0"/>
+                  <w14:checked w14:val="1"/>
                   <w14:checkedState w14:val="2612" w14:font="MS Gothic"/>
                   <w14:uncheckedState w14:val="2610" w14:font="MS Gothic"/>
                 </w14:checkbox>
               </w:sdtPr>
-              <w:sdtEndPr/>
               <w:sdtContent>
                 <w:r>
                   <w:rPr>
@@ -5652,7 +3544,7 @@
                     <w:sz w:val="20"/>
                     <w:szCs w:val="20"/>
                   </w:rPr>
-                  <w:t>☐</w:t>
+                  <w:t>☒</w:t>
                 </w:r>
               </w:sdtContent>
             </w:sdt>
@@ -5686,7 +3578,6 @@
                   <w14:uncheckedState w14:val="2610" w14:font="MS Gothic"/>
                 </w14:checkbox>
               </w:sdtPr>
-              <w:sdtEndPr/>
               <w:sdtContent>
                 <w:r>
                   <w:rPr>
@@ -5754,7 +3645,6 @@
                   <w14:uncheckedState w14:val="2610" w14:font="MS Gothic"/>
                 </w14:checkbox>
               </w:sdtPr>
-              <w:sdtEndPr/>
               <w:sdtContent>
                 <w:r>
                   <w:rPr>
@@ -5791,12 +3681,11 @@
                 </w:rPr>
                 <w:id w:val="1596982152"/>
                 <w14:checkbox>
-                  <w14:checked w14:val="0"/>
+                  <w14:checked w14:val="1"/>
                   <w14:checkedState w14:val="2612" w14:font="MS Gothic"/>
                   <w14:uncheckedState w14:val="2610" w14:font="MS Gothic"/>
                 </w14:checkbox>
               </w:sdtPr>
-              <w:sdtEndPr/>
               <w:sdtContent>
                 <w:r>
                   <w:rPr>
@@ -5804,7 +3693,7 @@
                     <w:sz w:val="20"/>
                     <w:szCs w:val="20"/>
                   </w:rPr>
-                  <w:t>☐</w:t>
+                  <w:t>☒</w:t>
                 </w:r>
               </w:sdtContent>
             </w:sdt>
@@ -5825,6 +3714,14 @@
                 <w:szCs w:val="20"/>
               </w:rPr>
               <w:t>Expliquez :</w:t>
+            </w:r>
+            <w:r>
+              <w:rPr>
+                <w:b/>
+                <w:sz w:val="20"/>
+                <w:szCs w:val="20"/>
+              </w:rPr>
+              <w:t xml:space="preserve"> J’ai eu de la difficulté à afficher toutes les informations nécessaires pour le format d’un scanneur</w:t>
             </w:r>
           </w:p>
           <w:p>
@@ -5858,6 +3755,13 @@
                 <w:szCs w:val="20"/>
               </w:rPr>
             </w:pPr>
+            <w:r>
+              <w:rPr>
+                <w:sz w:val="20"/>
+                <w:szCs w:val="20"/>
+              </w:rPr>
+              <w:t>12 février au 16 février</w:t>
+            </w:r>
           </w:p>
         </w:tc>
         <w:tc>
@@ -5873,6 +3777,16 @@
               <w:spacing w:before="60" w:after="60"/>
               <w:jc w:val="center"/>
             </w:pPr>
+            <w:r>
+              <w:t>Commencement de la page Entrée de paquets. On a refait le design de la page pour afficher les informations qui sont suivis</w:t>
+            </w:r>
+            <w:r>
+              <w:t xml:space="preserve">. </w:t>
+            </w:r>
+            <w:r>
+              <w:lastRenderedPageBreak/>
+              <w:t>Réparer les erreurs des combos détruit pour afficher les données et ajout de la fonctionnalité pour scanner une étiquette de commande</w:t>
+            </w:r>
           </w:p>
         </w:tc>
         <w:tc>
@@ -5887,6 +3801,10 @@
             <w:pPr>
               <w:spacing w:before="60" w:after="60"/>
             </w:pPr>
+            <w:r>
+              <w:lastRenderedPageBreak/>
+              <w:t>Andriy</w:t>
+            </w:r>
           </w:p>
         </w:tc>
         <w:tc>
@@ -5940,12 +3858,11 @@
                 </w:rPr>
                 <w:id w:val="-769694009"/>
                 <w14:checkbox>
-                  <w14:checked w14:val="0"/>
+                  <w14:checked w14:val="1"/>
                   <w14:checkedState w14:val="2612" w14:font="MS Gothic"/>
                   <w14:uncheckedState w14:val="2610" w14:font="MS Gothic"/>
                 </w14:checkbox>
               </w:sdtPr>
-              <w:sdtEndPr/>
               <w:sdtContent>
                 <w:r>
                   <w:rPr>
@@ -5953,7 +3870,7 @@
                     <w:sz w:val="20"/>
                     <w:szCs w:val="20"/>
                   </w:rPr>
-                  <w:t>☐</w:t>
+                  <w:t>☒</w:t>
                 </w:r>
               </w:sdtContent>
             </w:sdt>
@@ -5972,6 +3889,7 @@
                 <w:sz w:val="20"/>
                 <w:szCs w:val="20"/>
               </w:rPr>
+              <w:lastRenderedPageBreak/>
               <w:t xml:space="preserve">sous supervision  </w:t>
             </w:r>
             <w:sdt>
@@ -5987,7 +3905,6 @@
                   <w14:uncheckedState w14:val="2610" w14:font="MS Gothic"/>
                 </w14:checkbox>
               </w:sdtPr>
-              <w:sdtEndPr/>
               <w:sdtContent>
                 <w:r>
                   <w:rPr>
@@ -6023,6 +3940,7 @@
                 <w:sz w:val="20"/>
                 <w:szCs w:val="20"/>
               </w:rPr>
+              <w:lastRenderedPageBreak/>
               <w:t>J’estime avoir exécuté ces tâches :</w:t>
             </w:r>
           </w:p>
@@ -6050,12 +3968,11 @@
                 </w:rPr>
                 <w:id w:val="-432586161"/>
                 <w14:checkbox>
-                  <w14:checked w14:val="0"/>
+                  <w14:checked w14:val="1"/>
                   <w14:checkedState w14:val="2612" w14:font="MS Gothic"/>
                   <w14:uncheckedState w14:val="2610" w14:font="MS Gothic"/>
                 </w14:checkbox>
               </w:sdtPr>
-              <w:sdtEndPr/>
               <w:sdtContent>
                 <w:r>
                   <w:rPr>
@@ -6063,7 +3980,7 @@
                     <w:sz w:val="20"/>
                     <w:szCs w:val="20"/>
                   </w:rPr>
-                  <w:t>☐</w:t>
+                  <w:t>☒</w:t>
                 </w:r>
               </w:sdtContent>
             </w:sdt>
@@ -6082,6 +3999,7 @@
                 <w:sz w:val="20"/>
                 <w:szCs w:val="20"/>
               </w:rPr>
+              <w:lastRenderedPageBreak/>
               <w:t xml:space="preserve">difficilement </w:t>
             </w:r>
             <w:sdt>
@@ -6097,7 +4015,6 @@
                   <w14:uncheckedState w14:val="2610" w14:font="MS Gothic"/>
                 </w14:checkbox>
               </w:sdtPr>
-              <w:sdtEndPr/>
               <w:sdtContent>
                 <w:r>
                   <w:rPr>
@@ -6127,6 +4044,14 @@
               </w:rPr>
               <w:t>Expliquez :</w:t>
             </w:r>
+            <w:r>
+              <w:rPr>
+                <w:b/>
+                <w:sz w:val="20"/>
+                <w:szCs w:val="20"/>
+              </w:rPr>
+              <w:t xml:space="preserve"> C’était plus une refonte en majorité fait avec le CSS</w:t>
+            </w:r>
           </w:p>
           <w:p>
             <w:pPr>
@@ -6159,6 +4084,13 @@
                 <w:szCs w:val="20"/>
               </w:rPr>
             </w:pPr>
+            <w:r>
+              <w:rPr>
+                <w:sz w:val="20"/>
+                <w:szCs w:val="20"/>
+              </w:rPr>
+              <w:t>19 février au 23 février</w:t>
+            </w:r>
           </w:p>
         </w:tc>
         <w:tc>
@@ -6174,6 +4106,15 @@
               <w:spacing w:before="60" w:after="60"/>
               <w:jc w:val="center"/>
             </w:pPr>
+            <w:r>
+              <w:t>Refonte du style dans la boite de dialogue pour générer une étiquette pour la boite qui a été fait lors de l’entrer de paquet, les erreurs et palettes</w:t>
+            </w:r>
+            <w:r>
+              <w:t xml:space="preserve">. </w:t>
+            </w:r>
+            <w:r>
+              <w:t>J’ai fini les trois pop-ups et j’ai réparé un bug qui fessait en sorte qu’une Icon s’affichais en permanence et la capture de poids</w:t>
+            </w:r>
           </w:p>
         </w:tc>
         <w:tc>
@@ -6188,6 +4129,9 @@
             <w:pPr>
               <w:spacing w:before="60" w:after="60"/>
             </w:pPr>
+            <w:r>
+              <w:t>Andriy</w:t>
+            </w:r>
           </w:p>
         </w:tc>
         <w:tc>
@@ -6241,12 +4185,11 @@
                 </w:rPr>
                 <w:id w:val="-1561477427"/>
                 <w14:checkbox>
-                  <w14:checked w14:val="0"/>
+                  <w14:checked w14:val="1"/>
                   <w14:checkedState w14:val="2612" w14:font="MS Gothic"/>
                   <w14:uncheckedState w14:val="2610" w14:font="MS Gothic"/>
                 </w14:checkbox>
               </w:sdtPr>
-              <w:sdtEndPr/>
               <w:sdtContent>
                 <w:r>
                   <w:rPr>
@@ -6254,7 +4197,7 @@
                     <w:sz w:val="20"/>
                     <w:szCs w:val="20"/>
                   </w:rPr>
-                  <w:t>☐</w:t>
+                  <w:t>☒</w:t>
                 </w:r>
               </w:sdtContent>
             </w:sdt>
@@ -6288,7 +4231,6 @@
                   <w14:uncheckedState w14:val="2610" w14:font="MS Gothic"/>
                 </w14:checkbox>
               </w:sdtPr>
-              <w:sdtEndPr/>
               <w:sdtContent>
                 <w:r>
                   <w:rPr>
@@ -6351,12 +4293,11 @@
                 </w:rPr>
                 <w:id w:val="-987932100"/>
                 <w14:checkbox>
-                  <w14:checked w14:val="0"/>
+                  <w14:checked w14:val="1"/>
                   <w14:checkedState w14:val="2612" w14:font="MS Gothic"/>
                   <w14:uncheckedState w14:val="2610" w14:font="MS Gothic"/>
                 </w14:checkbox>
               </w:sdtPr>
-              <w:sdtEndPr/>
               <w:sdtContent>
                 <w:r>
                   <w:rPr>
@@ -6364,7 +4305,7 @@
                     <w:sz w:val="20"/>
                     <w:szCs w:val="20"/>
                   </w:rPr>
-                  <w:t>☐</w:t>
+                  <w:t>☒</w:t>
                 </w:r>
               </w:sdtContent>
             </w:sdt>
@@ -6398,7 +4339,6 @@
                   <w14:uncheckedState w14:val="2610" w14:font="MS Gothic"/>
                 </w14:checkbox>
               </w:sdtPr>
-              <w:sdtEndPr/>
               <w:sdtContent>
                 <w:r>
                   <w:rPr>
@@ -6428,6 +4368,38 @@
               </w:rPr>
               <w:t>Expliquez :</w:t>
             </w:r>
+            <w:r>
+              <w:rPr>
+                <w:b/>
+                <w:sz w:val="20"/>
+                <w:szCs w:val="20"/>
+              </w:rPr>
+              <w:t xml:space="preserve"> </w:t>
+            </w:r>
+            <w:r>
+              <w:rPr>
+                <w:b/>
+                <w:sz w:val="20"/>
+                <w:szCs w:val="20"/>
+              </w:rPr>
+              <w:t xml:space="preserve">C’était plus </w:t>
+            </w:r>
+            <w:r>
+              <w:rPr>
+                <w:b/>
+                <w:sz w:val="20"/>
+                <w:szCs w:val="20"/>
+              </w:rPr>
+              <w:t>une refonte</w:t>
+            </w:r>
+            <w:r>
+              <w:rPr>
+                <w:b/>
+                <w:sz w:val="20"/>
+                <w:szCs w:val="20"/>
+              </w:rPr>
+              <w:t xml:space="preserve"> en majorité fait avec le CSS</w:t>
+            </w:r>
           </w:p>
           <w:p>
             <w:pPr>
@@ -6460,6 +4432,13 @@
                 <w:szCs w:val="20"/>
               </w:rPr>
             </w:pPr>
+            <w:r>
+              <w:rPr>
+                <w:sz w:val="20"/>
+                <w:szCs w:val="20"/>
+              </w:rPr>
+              <w:t>26 février au 1 mars</w:t>
+            </w:r>
           </w:p>
         </w:tc>
         <w:tc>
@@ -6475,6 +4454,15 @@
               <w:spacing w:before="60" w:after="60"/>
               <w:jc w:val="center"/>
             </w:pPr>
+            <w:r>
+              <w:t>Finition du design sur la page Management des machines et début de redesigne sur Revue de feuille de temps</w:t>
+            </w:r>
+            <w:r>
+              <w:t xml:space="preserve">. </w:t>
+            </w:r>
+            <w:r>
+              <w:t>Redésigne de la page pour la revue de feuille de temps et redésigne pour l’ajout de temps pour la revue de feuille de temps</w:t>
+            </w:r>
           </w:p>
         </w:tc>
         <w:tc>
@@ -6489,6 +4477,9 @@
             <w:pPr>
               <w:spacing w:before="60" w:after="60"/>
             </w:pPr>
+            <w:r>
+              <w:t>Andriy</w:t>
+            </w:r>
           </w:p>
         </w:tc>
         <w:tc>
@@ -6542,12 +4533,11 @@
                 </w:rPr>
                 <w:id w:val="-1667241070"/>
                 <w14:checkbox>
-                  <w14:checked w14:val="0"/>
+                  <w14:checked w14:val="1"/>
                   <w14:checkedState w14:val="2612" w14:font="MS Gothic"/>
                   <w14:uncheckedState w14:val="2610" w14:font="MS Gothic"/>
                 </w14:checkbox>
               </w:sdtPr>
-              <w:sdtEndPr/>
               <w:sdtContent>
                 <w:r>
                   <w:rPr>
@@ -6555,7 +4545,7 @@
                     <w:sz w:val="20"/>
                     <w:szCs w:val="20"/>
                   </w:rPr>
-                  <w:t>☐</w:t>
+                  <w:t>☒</w:t>
                 </w:r>
               </w:sdtContent>
             </w:sdt>
@@ -6589,7 +4579,6 @@
                   <w14:uncheckedState w14:val="2610" w14:font="MS Gothic"/>
                 </w14:checkbox>
               </w:sdtPr>
-              <w:sdtEndPr/>
               <w:sdtContent>
                 <w:r>
                   <w:rPr>
@@ -6652,12 +4641,11 @@
                 </w:rPr>
                 <w:id w:val="-31117375"/>
                 <w14:checkbox>
-                  <w14:checked w14:val="0"/>
+                  <w14:checked w14:val="1"/>
                   <w14:checkedState w14:val="2612" w14:font="MS Gothic"/>
                   <w14:uncheckedState w14:val="2610" w14:font="MS Gothic"/>
                 </w14:checkbox>
               </w:sdtPr>
-              <w:sdtEndPr/>
               <w:sdtContent>
                 <w:r>
                   <w:rPr>
@@ -6665,7 +4653,7 @@
                     <w:sz w:val="20"/>
                     <w:szCs w:val="20"/>
                   </w:rPr>
-                  <w:t>☐</w:t>
+                  <w:t>☒</w:t>
                 </w:r>
               </w:sdtContent>
             </w:sdt>
@@ -6699,7 +4687,6 @@
                   <w14:uncheckedState w14:val="2610" w14:font="MS Gothic"/>
                 </w14:checkbox>
               </w:sdtPr>
-              <w:sdtEndPr/>
               <w:sdtContent>
                 <w:r>
                   <w:rPr>
@@ -6729,6 +4716,46 @@
               </w:rPr>
               <w:t>Expliquez :</w:t>
             </w:r>
+            <w:r>
+              <w:rPr>
+                <w:b/>
+                <w:sz w:val="20"/>
+                <w:szCs w:val="20"/>
+              </w:rPr>
+              <w:t xml:space="preserve"> </w:t>
+            </w:r>
+            <w:r>
+              <w:rPr>
+                <w:b/>
+                <w:sz w:val="20"/>
+                <w:szCs w:val="20"/>
+              </w:rPr>
+              <w:t xml:space="preserve">C’était plus </w:t>
+            </w:r>
+            <w:r>
+              <w:rPr>
+                <w:b/>
+                <w:sz w:val="20"/>
+                <w:szCs w:val="20"/>
+              </w:rPr>
+              <w:t>une refonte</w:t>
+            </w:r>
+            <w:r>
+              <w:rPr>
+                <w:b/>
+                <w:sz w:val="20"/>
+                <w:szCs w:val="20"/>
+              </w:rPr>
+              <w:t xml:space="preserve"> en majorité fait avec le CSS</w:t>
+            </w:r>
+            <w:r>
+              <w:rPr>
+                <w:b/>
+                <w:sz w:val="20"/>
+                <w:szCs w:val="20"/>
+              </w:rPr>
+              <w:t xml:space="preserve"> et un peu de reconception pour le JavaScript</w:t>
+            </w:r>
           </w:p>
           <w:p>
             <w:pPr>
@@ -6761,6 +4788,13 @@
                 <w:szCs w:val="20"/>
               </w:rPr>
             </w:pPr>
+            <w:r>
+              <w:rPr>
+                <w:sz w:val="20"/>
+                <w:szCs w:val="20"/>
+              </w:rPr>
+              <w:t>4 mars au 8 mars</w:t>
+            </w:r>
           </w:p>
         </w:tc>
         <w:tc>
@@ -6776,6 +4810,57 @@
               <w:spacing w:before="60" w:after="60"/>
               <w:jc w:val="center"/>
             </w:pPr>
+            <w:r>
+              <w:t>Redésign</w:t>
+            </w:r>
+            <w:r>
+              <w:t xml:space="preserve">e </w:t>
+            </w:r>
+            <w:r>
+              <w:t xml:space="preserve">de la page Shipping pour </w:t>
+            </w:r>
+            <w:r>
+              <w:t>l’</w:t>
+            </w:r>
+            <w:r>
+              <w:t xml:space="preserve">écran </w:t>
+            </w:r>
+            <w:r>
+              <w:t>d’</w:t>
+            </w:r>
+            <w:r>
+              <w:t xml:space="preserve">usine et </w:t>
+            </w:r>
+            <w:r>
+              <w:t>scanner les listes de chargement. Il</w:t>
+            </w:r>
+            <w:r>
+              <w:t xml:space="preserve"> manque la fonctionnalité</w:t>
+            </w:r>
+            <w:r>
+              <w:t xml:space="preserve"> de la page</w:t>
+            </w:r>
+            <w:r>
+              <w:t xml:space="preserve">. </w:t>
+            </w:r>
+            <w:r>
+              <w:t>Redésign</w:t>
+            </w:r>
+            <w:r>
+              <w:t>e</w:t>
+            </w:r>
+            <w:r>
+              <w:t xml:space="preserve"> fini et commencement de la fonctionnalité de Shipping</w:t>
+            </w:r>
+            <w:r>
+              <w:t xml:space="preserve">. </w:t>
+            </w:r>
+            <w:r>
+              <w:t>Fonctionnalité presque finie manque de p</w:t>
+            </w:r>
+            <w:r>
+              <w:t>eaufiner le UI et UX</w:t>
+            </w:r>
           </w:p>
         </w:tc>
         <w:tc>
@@ -6790,6 +4875,9 @@
             <w:pPr>
               <w:spacing w:before="60" w:after="60"/>
             </w:pPr>
+            <w:r>
+              <w:t>Andriy</w:t>
+            </w:r>
           </w:p>
         </w:tc>
         <w:tc>
@@ -6843,12 +4931,11 @@
                 </w:rPr>
                 <w:id w:val="-461957351"/>
                 <w14:checkbox>
-                  <w14:checked w14:val="0"/>
+                  <w14:checked w14:val="1"/>
                   <w14:checkedState w14:val="2612" w14:font="MS Gothic"/>
                   <w14:uncheckedState w14:val="2610" w14:font="MS Gothic"/>
                 </w14:checkbox>
               </w:sdtPr>
-              <w:sdtEndPr/>
               <w:sdtContent>
                 <w:r>
                   <w:rPr>
@@ -6856,7 +4943,7 @@
                     <w:sz w:val="20"/>
                     <w:szCs w:val="20"/>
                   </w:rPr>
-                  <w:t>☐</w:t>
+                  <w:t>☒</w:t>
                 </w:r>
               </w:sdtContent>
             </w:sdt>
@@ -6890,7 +4977,6 @@
                   <w14:uncheckedState w14:val="2610" w14:font="MS Gothic"/>
                 </w14:checkbox>
               </w:sdtPr>
-              <w:sdtEndPr/>
               <w:sdtContent>
                 <w:r>
                   <w:rPr>
@@ -6958,7 +5044,6 @@
                   <w14:uncheckedState w14:val="2610" w14:font="MS Gothic"/>
                 </w14:checkbox>
               </w:sdtPr>
-              <w:sdtEndPr/>
               <w:sdtContent>
                 <w:r>
                   <w:rPr>
@@ -6995,12 +5080,11 @@
                 </w:rPr>
                 <w:id w:val="1405110994"/>
                 <w14:checkbox>
-                  <w14:checked w14:val="0"/>
+                  <w14:checked w14:val="1"/>
                   <w14:checkedState w14:val="2612" w14:font="MS Gothic"/>
                   <w14:uncheckedState w14:val="2610" w14:font="MS Gothic"/>
                 </w14:checkbox>
               </w:sdtPr>
-              <w:sdtEndPr/>
               <w:sdtContent>
                 <w:r>
                   <w:rPr>
@@ -7008,7 +5092,7 @@
                     <w:sz w:val="20"/>
                     <w:szCs w:val="20"/>
                   </w:rPr>
-                  <w:t>☐</w:t>
+                  <w:t>☒</w:t>
                 </w:r>
               </w:sdtContent>
             </w:sdt>
@@ -7030,6 +5114,40 @@
               </w:rPr>
               <w:t>Expliquez :</w:t>
             </w:r>
+            <w:r>
+              <w:rPr>
+                <w:b/>
+                <w:sz w:val="20"/>
+                <w:szCs w:val="20"/>
+              </w:rPr>
+              <w:t xml:space="preserve"> </w:t>
+            </w:r>
+            <w:r>
+              <w:rPr>
+                <w:b/>
+                <w:sz w:val="20"/>
+                <w:szCs w:val="20"/>
+              </w:rPr>
+              <w:t>C’était plus une refonte en majorité fait avec le CSS et un peu de reconception pour le JavaScript</w:t>
+            </w:r>
+            <w:r>
+              <w:rPr>
+                <w:b/>
+                <w:sz w:val="20"/>
+                <w:szCs w:val="20"/>
+              </w:rPr>
+              <w:t xml:space="preserve"> mais encore ici la partie difficile était avec la vue pour le scanneur</w:t>
+            </w:r>
+          </w:p>
+          <w:p>
+            <w:pPr>
+              <w:spacing w:before="60" w:after="60"/>
+              <w:rPr>
+                <w:b/>
+                <w:sz w:val="20"/>
+                <w:szCs w:val="20"/>
+              </w:rPr>
+            </w:pPr>
           </w:p>
           <w:p>
             <w:pPr>
@@ -7062,6 +5180,34 @@
                 <w:szCs w:val="20"/>
               </w:rPr>
             </w:pPr>
+            <w:r>
+              <w:rPr>
+                <w:sz w:val="20"/>
+                <w:szCs w:val="20"/>
+              </w:rPr>
+              <w:t xml:space="preserve">11 </w:t>
+            </w:r>
+            <w:r>
+              <w:rPr>
+                <w:sz w:val="20"/>
+                <w:szCs w:val="20"/>
+              </w:rPr>
+              <w:t>mars</w:t>
+            </w:r>
+            <w:r>
+              <w:rPr>
+                <w:sz w:val="20"/>
+                <w:szCs w:val="20"/>
+              </w:rPr>
+              <w:t xml:space="preserve"> au 15 </w:t>
+            </w:r>
+            <w:r>
+              <w:rPr>
+                <w:sz w:val="20"/>
+                <w:szCs w:val="20"/>
+              </w:rPr>
+              <w:t>mars</w:t>
+            </w:r>
           </w:p>
         </w:tc>
         <w:tc>
@@ -7077,6 +5223,73 @@
               <w:spacing w:before="60" w:after="60"/>
               <w:jc w:val="center"/>
             </w:pPr>
+            <w:r>
+              <w:t xml:space="preserve">Page </w:t>
+            </w:r>
+            <w:r>
+              <w:t>d’inspection fini</w:t>
+            </w:r>
+            <w:r>
+              <w:t>e</w:t>
+            </w:r>
+            <w:r>
+              <w:t xml:space="preserve"> et les pages intérieur</w:t>
+            </w:r>
+            <w:r>
+              <w:t>e</w:t>
+            </w:r>
+            <w:r>
+              <w:t xml:space="preserve">s </w:t>
+            </w:r>
+            <w:r>
+              <w:t xml:space="preserve">sont </w:t>
+            </w:r>
+            <w:r>
+              <w:t>redésign</w:t>
+            </w:r>
+            <w:r>
+              <w:t xml:space="preserve">ées. </w:t>
+            </w:r>
+            <w:r>
+              <w:t>Redésign</w:t>
+            </w:r>
+            <w:r>
+              <w:t xml:space="preserve">e </w:t>
+            </w:r>
+            <w:r>
+              <w:t>de</w:t>
+            </w:r>
+            <w:r>
+              <w:t xml:space="preserve"> la page cavité </w:t>
+            </w:r>
+            <w:r>
+              <w:t xml:space="preserve">et </w:t>
+            </w:r>
+            <w:r>
+              <w:t>l</w:t>
+            </w:r>
+            <w:r>
+              <w:t>es autres pages intérieur</w:t>
+            </w:r>
+            <w:r>
+              <w:t>es</w:t>
+            </w:r>
+            <w:r>
+              <w:t xml:space="preserve"> presque fini</w:t>
+            </w:r>
+            <w:r>
+              <w:t>es.</w:t>
+            </w:r>
+            <w:r>
+              <w:t xml:space="preserve"> </w:t>
+            </w:r>
+            <w:r>
+              <w:t xml:space="preserve">QA Inspection finie, début et </w:t>
+            </w:r>
+            <w:r>
+              <w:lastRenderedPageBreak/>
+              <w:t>finition de la page Production Step. Réparation de bogue envoyée par courriel de Andriy</w:t>
+            </w:r>
           </w:p>
         </w:tc>
         <w:tc>
@@ -7091,6 +5304,10 @@
             <w:pPr>
               <w:spacing w:before="60" w:after="60"/>
             </w:pPr>
+            <w:r>
+              <w:lastRenderedPageBreak/>
+              <w:t>Andriy</w:t>
+            </w:r>
           </w:p>
         </w:tc>
         <w:tc>
@@ -7149,7 +5366,6 @@
                   <w14:uncheckedState w14:val="2610" w14:font="MS Gothic"/>
                 </w14:checkbox>
               </w:sdtPr>
-              <w:sdtEndPr/>
               <w:sdtContent>
                 <w:r>
                   <w:rPr>
@@ -7191,7 +5407,6 @@
                   <w14:uncheckedState w14:val="2610" w14:font="MS Gothic"/>
                 </w14:checkbox>
               </w:sdtPr>
-              <w:sdtEndPr/>
               <w:sdtContent>
                 <w:r>
                   <w:rPr>
@@ -7254,12 +5469,11 @@
                 </w:rPr>
                 <w:id w:val="-345793520"/>
                 <w14:checkbox>
-                  <w14:checked w14:val="0"/>
+                  <w14:checked w14:val="1"/>
                   <w14:checkedState w14:val="2612" w14:font="MS Gothic"/>
                   <w14:uncheckedState w14:val="2610" w14:font="MS Gothic"/>
                 </w14:checkbox>
               </w:sdtPr>
-              <w:sdtEndPr/>
               <w:sdtContent>
                 <w:r>
                   <w:rPr>
@@ -7267,7 +5481,7 @@
                     <w:sz w:val="20"/>
                     <w:szCs w:val="20"/>
                   </w:rPr>
-                  <w:t>☐</w:t>
+                  <w:t>☒</w:t>
                 </w:r>
               </w:sdtContent>
             </w:sdt>
@@ -7301,7 +5515,6 @@
                   <w14:uncheckedState w14:val="2610" w14:font="MS Gothic"/>
                 </w14:checkbox>
               </w:sdtPr>
-              <w:sdtEndPr/>
               <w:sdtContent>
                 <w:r>
                   <w:rPr>
@@ -7329,7 +5542,16 @@
                 <w:sz w:val="20"/>
                 <w:szCs w:val="20"/>
               </w:rPr>
+              <w:lastRenderedPageBreak/>
               <w:t>Expliquez :</w:t>
+            </w:r>
+            <w:r>
+              <w:rPr>
+                <w:b/>
+                <w:sz w:val="20"/>
+                <w:szCs w:val="20"/>
+              </w:rPr>
+              <w:t xml:space="preserve"> La majorité des choses à changer ici était fait avec le CSS et certain parti du HTML</w:t>
             </w:r>
           </w:p>
           <w:p>
@@ -7363,6 +5585,48 @@
                 <w:szCs w:val="20"/>
               </w:rPr>
             </w:pPr>
+            <w:r>
+              <w:rPr>
+                <w:sz w:val="20"/>
+                <w:szCs w:val="20"/>
+              </w:rPr>
+              <w:t>18</w:t>
+            </w:r>
+            <w:r>
+              <w:rPr>
+                <w:sz w:val="20"/>
+                <w:szCs w:val="20"/>
+              </w:rPr>
+              <w:t xml:space="preserve"> </w:t>
+            </w:r>
+            <w:r>
+              <w:rPr>
+                <w:sz w:val="20"/>
+                <w:szCs w:val="20"/>
+              </w:rPr>
+              <w:t>mars</w:t>
+            </w:r>
+            <w:r>
+              <w:rPr>
+                <w:sz w:val="20"/>
+                <w:szCs w:val="20"/>
+              </w:rPr>
+              <w:t xml:space="preserve"> au </w:t>
+            </w:r>
+            <w:r>
+              <w:rPr>
+                <w:sz w:val="20"/>
+                <w:szCs w:val="20"/>
+              </w:rPr>
+              <w:t xml:space="preserve">22 </w:t>
+            </w:r>
+            <w:r>
+              <w:rPr>
+                <w:sz w:val="20"/>
+                <w:szCs w:val="20"/>
+              </w:rPr>
+              <w:t>mars</w:t>
+            </w:r>
           </w:p>
         </w:tc>
         <w:tc>
@@ -7378,6 +5642,105 @@
               <w:spacing w:before="60" w:after="60"/>
               <w:jc w:val="center"/>
             </w:pPr>
+            <w:r>
+              <w:t>Re</w:t>
+            </w:r>
+            <w:r>
+              <w:t xml:space="preserve">conception de </w:t>
+            </w:r>
+            <w:r>
+              <w:t>Assignation de</w:t>
+            </w:r>
+            <w:r>
+              <w:t xml:space="preserve"> Matéri</w:t>
+            </w:r>
+            <w:r>
+              <w:t>elle</w:t>
+            </w:r>
+            <w:r>
+              <w:t xml:space="preserve"> presque finie</w:t>
+            </w:r>
+            <w:r>
+              <w:t xml:space="preserve">. </w:t>
+            </w:r>
+            <w:r>
+              <w:t xml:space="preserve">Avancement du design de </w:t>
+            </w:r>
+            <w:r>
+              <w:t>Assignation de</w:t>
+            </w:r>
+            <w:r>
+              <w:t xml:space="preserve"> Matéri</w:t>
+            </w:r>
+            <w:r>
+              <w:t>elle</w:t>
+            </w:r>
+            <w:r>
+              <w:t xml:space="preserve"> et </w:t>
+            </w:r>
+            <w:r>
+              <w:t>Re</w:t>
+            </w:r>
+            <w:r>
+              <w:t>conception d</w:t>
+            </w:r>
+            <w:r>
+              <w:t>’i</w:t>
+            </w:r>
+            <w:r>
+              <w:t xml:space="preserve">nspection </w:t>
+            </w:r>
+            <w:r>
+              <w:t>selon</w:t>
+            </w:r>
+            <w:r>
+              <w:t xml:space="preserve"> Andriy</w:t>
+            </w:r>
+            <w:r>
+              <w:t xml:space="preserve">. </w:t>
+            </w:r>
+            <w:r>
+              <w:t>Finition d</w:t>
+            </w:r>
+            <w:r>
+              <w:t>e la re</w:t>
+            </w:r>
+            <w:r>
+              <w:t>conception selon Andriy de</w:t>
+            </w:r>
+            <w:r>
+              <w:t xml:space="preserve"> la page</w:t>
+            </w:r>
+            <w:r>
+              <w:t xml:space="preserve"> Inspection et compréhension de </w:t>
+            </w:r>
+            <w:r>
+              <w:t>Assignation de</w:t>
+            </w:r>
+            <w:r>
+              <w:t xml:space="preserve"> Matéri</w:t>
+            </w:r>
+            <w:r>
+              <w:t xml:space="preserve">elle. </w:t>
+            </w:r>
+            <w:r>
+              <w:t>Réparation</w:t>
+            </w:r>
+            <w:r>
+              <w:t xml:space="preserve"> de la page </w:t>
+            </w:r>
+            <w:r>
+              <w:t>Assignation de</w:t>
+            </w:r>
+            <w:r>
+              <w:t xml:space="preserve"> Matéri</w:t>
+            </w:r>
+            <w:r>
+              <w:t>elle</w:t>
+            </w:r>
+            <w:r>
+              <w:t xml:space="preserve"> pour afficher les lots et suivi des pages en priorité</w:t>
+            </w:r>
           </w:p>
         </w:tc>
         <w:tc>
@@ -7392,6 +5755,9 @@
             <w:pPr>
               <w:spacing w:before="60" w:after="60"/>
             </w:pPr>
+            <w:r>
+              <w:t>Andriy</w:t>
+            </w:r>
           </w:p>
         </w:tc>
         <w:tc>
@@ -7450,7 +5816,6 @@
                   <w14:uncheckedState w14:val="2610" w14:font="MS Gothic"/>
                 </w14:checkbox>
               </w:sdtPr>
-              <w:sdtEndPr/>
               <w:sdtContent>
                 <w:r>
                   <w:rPr>
@@ -7487,12 +5852,11 @@
                 </w:rPr>
                 <w:id w:val="-1791273756"/>
                 <w14:checkbox>
-                  <w14:checked w14:val="0"/>
+                  <w14:checked w14:val="1"/>
                   <w14:checkedState w14:val="2612" w14:font="MS Gothic"/>
                   <w14:uncheckedState w14:val="2610" w14:font="MS Gothic"/>
                 </w14:checkbox>
               </w:sdtPr>
-              <w:sdtEndPr/>
               <w:sdtContent>
                 <w:r>
                   <w:rPr>
@@ -7500,7 +5864,7 @@
                     <w:sz w:val="20"/>
                     <w:szCs w:val="20"/>
                   </w:rPr>
-                  <w:t>☐</w:t>
+                  <w:t>☒</w:t>
                 </w:r>
               </w:sdtContent>
             </w:sdt>
@@ -7560,7 +5924,6 @@
                   <w14:uncheckedState w14:val="2610" w14:font="MS Gothic"/>
                 </w14:checkbox>
               </w:sdtPr>
-              <w:sdtEndPr/>
               <w:sdtContent>
                 <w:r>
                   <w:rPr>
@@ -7597,12 +5960,11 @@
                 </w:rPr>
                 <w:id w:val="-768161863"/>
                 <w14:checkbox>
-                  <w14:checked w14:val="0"/>
+                  <w14:checked w14:val="1"/>
                   <w14:checkedState w14:val="2612" w14:font="MS Gothic"/>
                   <w14:uncheckedState w14:val="2610" w14:font="MS Gothic"/>
                 </w14:checkbox>
               </w:sdtPr>
-              <w:sdtEndPr/>
               <w:sdtContent>
                 <w:r>
                   <w:rPr>
@@ -7610,7 +5972,7 @@
                     <w:sz w:val="20"/>
                     <w:szCs w:val="20"/>
                   </w:rPr>
-                  <w:t>☐</w:t>
+                  <w:t>☒</w:t>
                 </w:r>
               </w:sdtContent>
             </w:sdt>
@@ -7642,6 +6004,30 @@
                 <w:szCs w:val="20"/>
               </w:rPr>
             </w:pPr>
+            <w:r>
+              <w:rPr>
+                <w:b/>
+                <w:sz w:val="20"/>
+                <w:szCs w:val="20"/>
+              </w:rPr>
+              <w:t>J’ai dû avoir des meilleurs designs pour la page d’inspection vu qu’il y avait trop de choses à afficher et aucun design</w:t>
+            </w:r>
+            <w:r>
+              <w:rPr>
+                <w:b/>
+                <w:sz w:val="20"/>
+                <w:szCs w:val="20"/>
+              </w:rPr>
+              <w:t xml:space="preserve"> </w:t>
+            </w:r>
+            <w:r>
+              <w:rPr>
+                <w:b/>
+                <w:sz w:val="20"/>
+                <w:szCs w:val="20"/>
+              </w:rPr>
+              <w:t>était fait j’ai donc tout fait à la main</w:t>
+            </w:r>
           </w:p>
         </w:tc>
       </w:tr>
@@ -7664,6 +6050,13 @@
                 <w:szCs w:val="20"/>
               </w:rPr>
             </w:pPr>
+            <w:r>
+              <w:rPr>
+                <w:sz w:val="20"/>
+                <w:szCs w:val="20"/>
+              </w:rPr>
+              <w:t>25 mars au 29 mars</w:t>
+            </w:r>
           </w:p>
         </w:tc>
         <w:tc>
@@ -7679,6 +6072,48 @@
               <w:spacing w:before="60" w:after="60"/>
               <w:jc w:val="center"/>
             </w:pPr>
+            <w:r>
+              <w:t xml:space="preserve">Reconception de </w:t>
+            </w:r>
+            <w:r>
+              <w:t>Capture de matérielle</w:t>
+            </w:r>
+            <w:r>
+              <w:t xml:space="preserve">, Reconception </w:t>
+            </w:r>
+            <w:r>
+              <w:t>empaquetage</w:t>
+            </w:r>
+            <w:r>
+              <w:t xml:space="preserve"> commencer, Reconception </w:t>
+            </w:r>
+            <w:r>
+              <w:t>empaquetage</w:t>
+            </w:r>
+            <w:r>
+              <w:t xml:space="preserve"> fini besoin de test</w:t>
+            </w:r>
+            <w:r>
+              <w:t xml:space="preserve">er. </w:t>
+            </w:r>
+            <w:r>
+              <w:t xml:space="preserve">Reconception de </w:t>
+            </w:r>
+            <w:r>
+              <w:t>Produit rejeter</w:t>
+            </w:r>
+            <w:r>
+              <w:t xml:space="preserve"> selon Andriy, Ajout de CSS pour uniformiser les StatusAreaDiv</w:t>
+            </w:r>
+            <w:r>
+              <w:t xml:space="preserve">. </w:t>
+            </w:r>
+            <w:r>
+              <w:rPr>
+                <w:rFonts w:cs="Arial"/>
+              </w:rPr>
+              <w:t>Reconception prise de palette par Andriy Reconception de cancellation de série finie et fonctionnelle. Réparation de la page de paramètres. Livre d’entrée repensée mais pas fini et changement du fonctionnement mode sombre pour utiliser moins de ressources</w:t>
+            </w:r>
           </w:p>
         </w:tc>
         <w:tc>
@@ -7693,6 +6128,9 @@
             <w:pPr>
               <w:spacing w:before="60" w:after="60"/>
             </w:pPr>
+            <w:r>
+              <w:t>Andriy</w:t>
+            </w:r>
           </w:p>
         </w:tc>
         <w:tc>
@@ -7751,7 +6189,6 @@
                   <w14:uncheckedState w14:val="2610" w14:font="MS Gothic"/>
                 </w14:checkbox>
               </w:sdtPr>
-              <w:sdtEndPr/>
               <w:sdtContent>
                 <w:r>
                   <w:rPr>
@@ -7788,12 +6225,11 @@
                 </w:rPr>
                 <w:id w:val="-1529950517"/>
                 <w14:checkbox>
-                  <w14:checked w14:val="0"/>
+                  <w14:checked w14:val="1"/>
                   <w14:checkedState w14:val="2612" w14:font="MS Gothic"/>
                   <w14:uncheckedState w14:val="2610" w14:font="MS Gothic"/>
                 </w14:checkbox>
               </w:sdtPr>
-              <w:sdtEndPr/>
               <w:sdtContent>
                 <w:r>
                   <w:rPr>
@@ -7801,7 +6237,7 @@
                     <w:sz w:val="20"/>
                     <w:szCs w:val="20"/>
                   </w:rPr>
-                  <w:t>☐</w:t>
+                  <w:t>☒</w:t>
                 </w:r>
               </w:sdtContent>
             </w:sdt>
@@ -7856,12 +6292,11 @@
                 </w:rPr>
                 <w:id w:val="-1345864815"/>
                 <w14:checkbox>
-                  <w14:checked w14:val="0"/>
+                  <w14:checked w14:val="1"/>
                   <w14:checkedState w14:val="2612" w14:font="MS Gothic"/>
                   <w14:uncheckedState w14:val="2610" w14:font="MS Gothic"/>
                 </w14:checkbox>
               </w:sdtPr>
-              <w:sdtEndPr/>
               <w:sdtContent>
                 <w:r>
                   <w:rPr>
@@ -7869,7 +6304,7 @@
                     <w:sz w:val="20"/>
                     <w:szCs w:val="20"/>
                   </w:rPr>
-                  <w:t>☐</w:t>
+                  <w:t>☒</w:t>
                 </w:r>
               </w:sdtContent>
             </w:sdt>
@@ -7898,12 +6333,11 @@
                 </w:rPr>
                 <w:id w:val="88361642"/>
                 <w14:checkbox>
-                  <w14:checked w14:val="0"/>
+                  <w14:checked w14:val="1"/>
                   <w14:checkedState w14:val="2612" w14:font="MS Gothic"/>
                   <w14:uncheckedState w14:val="2610" w14:font="MS Gothic"/>
                 </w14:checkbox>
               </w:sdtPr>
-              <w:sdtEndPr/>
               <w:sdtContent>
                 <w:r>
                   <w:rPr>
@@ -7911,7 +6345,7 @@
                     <w:sz w:val="20"/>
                     <w:szCs w:val="20"/>
                   </w:rPr>
-                  <w:t>☐</w:t>
+                  <w:t>☒</w:t>
                 </w:r>
               </w:sdtContent>
             </w:sdt>
@@ -7932,6 +6366,14 @@
                 <w:szCs w:val="20"/>
               </w:rPr>
               <w:t>Expliquez :</w:t>
+            </w:r>
+            <w:r>
+              <w:rPr>
+                <w:b/>
+                <w:sz w:val="20"/>
+                <w:szCs w:val="20"/>
+              </w:rPr>
+              <w:t xml:space="preserve"> Changer le CSS et adapter le JavaScript allaient bien mais quand il était temps de créer un design par moi-même pour la vue scanneur et PC j’ai eu de la difficulté à tout faire rentré dans l’espace donné</w:t>
             </w:r>
           </w:p>
           <w:p>
@@ -7965,6 +6407,13 @@
                 <w:szCs w:val="20"/>
               </w:rPr>
             </w:pPr>
+            <w:r>
+              <w:rPr>
+                <w:sz w:val="20"/>
+                <w:szCs w:val="20"/>
+              </w:rPr>
+              <w:t>1 avril au 5 avril</w:t>
+            </w:r>
           </w:p>
         </w:tc>
         <w:tc>
@@ -7980,6 +6429,18 @@
               <w:spacing w:before="60" w:after="60"/>
               <w:jc w:val="center"/>
             </w:pPr>
+            <w:r>
+              <w:t>Réparation</w:t>
+            </w:r>
+            <w:r>
+              <w:t xml:space="preserve"> des bugs mentionner dans les courriel et changement du scanneur pour écrire dans le buffer</w:t>
+            </w:r>
+            <w:r>
+              <w:t xml:space="preserve">. </w:t>
+            </w:r>
+            <w:r>
+              <w:t>Correction de bug et tour de chaque menu. Réparation des bugs mentionner par Andriy et test de l'application sur la production. Test de transformation de .ASP et ADODB vers Node.js avec Express</w:t>
+            </w:r>
           </w:p>
         </w:tc>
         <w:tc>
@@ -7994,6 +6455,9 @@
             <w:pPr>
               <w:spacing w:before="60" w:after="60"/>
             </w:pPr>
+            <w:r>
+              <w:t>Andriy</w:t>
+            </w:r>
           </w:p>
         </w:tc>
         <w:tc>
@@ -8052,7 +6516,6 @@
                   <w14:uncheckedState w14:val="2610" w14:font="MS Gothic"/>
                 </w14:checkbox>
               </w:sdtPr>
-              <w:sdtEndPr/>
               <w:sdtContent>
                 <w:r>
                   <w:rPr>
@@ -8089,12 +6552,11 @@
                 </w:rPr>
                 <w:id w:val="-1257205275"/>
                 <w14:checkbox>
-                  <w14:checked w14:val="0"/>
+                  <w14:checked w14:val="1"/>
                   <w14:checkedState w14:val="2612" w14:font="MS Gothic"/>
                   <w14:uncheckedState w14:val="2610" w14:font="MS Gothic"/>
                 </w14:checkbox>
               </w:sdtPr>
-              <w:sdtEndPr/>
               <w:sdtContent>
                 <w:r>
                   <w:rPr>
@@ -8102,7 +6564,7 @@
                     <w:sz w:val="20"/>
                     <w:szCs w:val="20"/>
                   </w:rPr>
-                  <w:t>☐</w:t>
+                  <w:t>☒</w:t>
                 </w:r>
               </w:sdtContent>
             </w:sdt>
@@ -8162,7 +6624,6 @@
                   <w14:uncheckedState w14:val="2610" w14:font="MS Gothic"/>
                 </w14:checkbox>
               </w:sdtPr>
-              <w:sdtEndPr/>
               <w:sdtContent>
                 <w:r>
                   <w:rPr>
@@ -8199,12 +6660,11 @@
                 </w:rPr>
                 <w:id w:val="1648545307"/>
                 <w14:checkbox>
-                  <w14:checked w14:val="0"/>
+                  <w14:checked w14:val="1"/>
                   <w14:checkedState w14:val="2612" w14:font="MS Gothic"/>
                   <w14:uncheckedState w14:val="2610" w14:font="MS Gothic"/>
                 </w14:checkbox>
               </w:sdtPr>
-              <w:sdtEndPr/>
               <w:sdtContent>
                 <w:r>
                   <w:rPr>
@@ -8212,7 +6672,7 @@
                     <w:sz w:val="20"/>
                     <w:szCs w:val="20"/>
                   </w:rPr>
-                  <w:t>☐</w:t>
+                  <w:t>☒</w:t>
                 </w:r>
               </w:sdtContent>
             </w:sdt>
@@ -8233,6 +6693,14 @@
                 <w:szCs w:val="20"/>
               </w:rPr>
               <w:t>Expliquez :</w:t>
+            </w:r>
+            <w:r>
+              <w:rPr>
+                <w:b/>
+                <w:sz w:val="20"/>
+                <w:szCs w:val="20"/>
+              </w:rPr>
+              <w:t xml:space="preserve"> J’ai eu de la misère à faire fonctionner ExpressJS avec Oracle DB pour faire les requête à cause de la base de données en 32 bits</w:t>
             </w:r>
           </w:p>
           <w:p>
@@ -8266,6 +6734,23 @@
                 <w:szCs w:val="20"/>
               </w:rPr>
             </w:pPr>
+            <w:r>
+              <w:rPr>
+                <w:sz w:val="20"/>
+                <w:szCs w:val="20"/>
+              </w:rPr>
+              <w:lastRenderedPageBreak/>
+              <w:t>8 avril au 12 avril</w:t>
+            </w:r>
+          </w:p>
+          <w:p>
+            <w:pPr>
+              <w:jc w:val="center"/>
+              <w:rPr>
+                <w:sz w:val="20"/>
+                <w:szCs w:val="20"/>
+              </w:rPr>
+            </w:pPr>
           </w:p>
         </w:tc>
         <w:tc>
@@ -8278,9 +6763,14 @@
           </w:tcPr>
           <w:p>
             <w:pPr>
-              <w:spacing w:before="60" w:after="60"/>
-              <w:jc w:val="center"/>
-            </w:pPr>
+              <w:tabs>
+                <w:tab w:val="left" w:pos="1399"/>
+              </w:tabs>
+              <w:spacing w:before="60" w:after="60"/>
+            </w:pPr>
+            <w:r>
+              <w:t>Travail sur le Express.js pour faire fonctionner la procédure stockée sans utiliser de query Select pour voir la difficulté. Page de paramètre en Express.js presque fini manque d'avoir tout comme le nouveau punch au niveau UI</w:t>
+            </w:r>
           </w:p>
         </w:tc>
         <w:tc>
@@ -8295,6 +6785,9 @@
             <w:pPr>
               <w:spacing w:before="60" w:after="60"/>
             </w:pPr>
+            <w:r>
+              <w:t>Andriy</w:t>
+            </w:r>
           </w:p>
         </w:tc>
         <w:tc>
@@ -8348,12 +6841,11 @@
                 </w:rPr>
                 <w:id w:val="1383145590"/>
                 <w14:checkbox>
-                  <w14:checked w14:val="0"/>
+                  <w14:checked w14:val="1"/>
                   <w14:checkedState w14:val="2612" w14:font="MS Gothic"/>
                   <w14:uncheckedState w14:val="2610" w14:font="MS Gothic"/>
                 </w14:checkbox>
               </w:sdtPr>
-              <w:sdtEndPr/>
               <w:sdtContent>
                 <w:r>
                   <w:rPr>
@@ -8361,7 +6853,7 @@
                     <w:sz w:val="20"/>
                     <w:szCs w:val="20"/>
                   </w:rPr>
-                  <w:t>☐</w:t>
+                  <w:t>☒</w:t>
                 </w:r>
               </w:sdtContent>
             </w:sdt>
@@ -8395,7 +6887,6 @@
                   <w14:uncheckedState w14:val="2610" w14:font="MS Gothic"/>
                 </w14:checkbox>
               </w:sdtPr>
-              <w:sdtEndPr/>
               <w:sdtContent>
                 <w:r>
                   <w:rPr>
@@ -8463,7 +6954,6 @@
                   <w14:uncheckedState w14:val="2610" w14:font="MS Gothic"/>
                 </w14:checkbox>
               </w:sdtPr>
-              <w:sdtEndPr/>
               <w:sdtContent>
                 <w:r>
                   <w:rPr>
@@ -8500,12 +6990,11 @@
                 </w:rPr>
                 <w:id w:val="-148285113"/>
                 <w14:checkbox>
-                  <w14:checked w14:val="0"/>
+                  <w14:checked w14:val="1"/>
                   <w14:checkedState w14:val="2612" w14:font="MS Gothic"/>
                   <w14:uncheckedState w14:val="2610" w14:font="MS Gothic"/>
                 </w14:checkbox>
               </w:sdtPr>
-              <w:sdtEndPr/>
               <w:sdtContent>
                 <w:r>
                   <w:rPr>
@@ -8513,7 +7002,7 @@
                     <w:sz w:val="20"/>
                     <w:szCs w:val="20"/>
                   </w:rPr>
-                  <w:t>☐</w:t>
+                  <w:t>☒</w:t>
                 </w:r>
               </w:sdtContent>
             </w:sdt>
@@ -8534,6 +7023,14 @@
                 <w:szCs w:val="20"/>
               </w:rPr>
               <w:t>Expliquez :</w:t>
+            </w:r>
+            <w:r>
+              <w:rPr>
+                <w:b/>
+                <w:sz w:val="20"/>
+                <w:szCs w:val="20"/>
+              </w:rPr>
+              <w:t xml:space="preserve"> Ca été assez compliqué de transformer les pages ASP en JS et garder tout la même fonctionnalité et logique</w:t>
             </w:r>
           </w:p>
           <w:p>
@@ -8567,6 +7064,13 @@
                 <w:szCs w:val="20"/>
               </w:rPr>
             </w:pPr>
+            <w:r>
+              <w:rPr>
+                <w:sz w:val="20"/>
+                <w:szCs w:val="20"/>
+              </w:rPr>
+              <w:t>15 avril au 19 avril</w:t>
+            </w:r>
           </w:p>
         </w:tc>
         <w:tc>
@@ -8582,6 +7086,36 @@
               <w:spacing w:before="60" w:after="60"/>
               <w:jc w:val="center"/>
             </w:pPr>
+            <w:r>
+              <w:t>ExpressJS avec les labels et affichage des user</w:t>
+            </w:r>
+            <w:r>
+              <w:t xml:space="preserve">. </w:t>
+            </w:r>
+            <w:r>
+              <w:t xml:space="preserve">Récupération des </w:t>
+            </w:r>
+            <w:r>
+              <w:t>paramètre système</w:t>
+            </w:r>
+            <w:r>
+              <w:t xml:space="preserve"> et essaye de réparer le bug mentionner par Andr</w:t>
+            </w:r>
+            <w:r>
+              <w:t>i</w:t>
+            </w:r>
+            <w:r>
+              <w:t xml:space="preserve">y dans </w:t>
+            </w:r>
+            <w:r>
+              <w:t>Entrée de paquet</w:t>
+            </w:r>
+            <w:r>
+              <w:t xml:space="preserve">. </w:t>
+            </w:r>
+            <w:r>
+              <w:t>Réparation de Entrée de paquet et continuation de ExpressJS main fonctionnelle a moitié. Essaye de faire en sorte que l'on peut se connecter en tant qu’user dans main ExpressJS</w:t>
+            </w:r>
           </w:p>
         </w:tc>
         <w:tc>
@@ -8596,6 +7130,9 @@
             <w:pPr>
               <w:spacing w:before="60" w:after="60"/>
             </w:pPr>
+            <w:r>
+              <w:t>Andriy</w:t>
+            </w:r>
           </w:p>
         </w:tc>
         <w:tc>
@@ -8649,12 +7186,11 @@
                 </w:rPr>
                 <w:id w:val="1163668047"/>
                 <w14:checkbox>
-                  <w14:checked w14:val="0"/>
+                  <w14:checked w14:val="1"/>
                   <w14:checkedState w14:val="2612" w14:font="MS Gothic"/>
                   <w14:uncheckedState w14:val="2610" w14:font="MS Gothic"/>
                 </w14:checkbox>
               </w:sdtPr>
-              <w:sdtEndPr/>
               <w:sdtContent>
                 <w:r>
                   <w:rPr>
@@ -8662,7 +7198,7 @@
                     <w:sz w:val="20"/>
                     <w:szCs w:val="20"/>
                   </w:rPr>
-                  <w:t>☐</w:t>
+                  <w:t>☒</w:t>
                 </w:r>
               </w:sdtContent>
             </w:sdt>
@@ -8696,7 +7232,6 @@
                   <w14:uncheckedState w14:val="2610" w14:font="MS Gothic"/>
                 </w14:checkbox>
               </w:sdtPr>
-              <w:sdtEndPr/>
               <w:sdtContent>
                 <w:r>
                   <w:rPr>
@@ -8764,7 +7299,6 @@
                   <w14:uncheckedState w14:val="2610" w14:font="MS Gothic"/>
                 </w14:checkbox>
               </w:sdtPr>
-              <w:sdtEndPr/>
               <w:sdtContent>
                 <w:r>
                   <w:rPr>
@@ -8801,12 +7335,11 @@
                 </w:rPr>
                 <w:id w:val="2068918895"/>
                 <w14:checkbox>
-                  <w14:checked w14:val="0"/>
+                  <w14:checked w14:val="1"/>
                   <w14:checkedState w14:val="2612" w14:font="MS Gothic"/>
                   <w14:uncheckedState w14:val="2610" w14:font="MS Gothic"/>
                 </w14:checkbox>
               </w:sdtPr>
-              <w:sdtEndPr/>
               <w:sdtContent>
                 <w:r>
                   <w:rPr>
@@ -8814,7 +7347,7 @@
                     <w:sz w:val="20"/>
                     <w:szCs w:val="20"/>
                   </w:rPr>
-                  <w:t>☐</w:t>
+                  <w:t>☒</w:t>
                 </w:r>
               </w:sdtContent>
             </w:sdt>
@@ -8835,6 +7368,14 @@
                 <w:szCs w:val="20"/>
               </w:rPr>
               <w:t>Expliquez :</w:t>
+            </w:r>
+            <w:r>
+              <w:rPr>
+                <w:b/>
+                <w:sz w:val="20"/>
+                <w:szCs w:val="20"/>
+              </w:rPr>
+              <w:t xml:space="preserve"> J’ai mieux compris le fonctionnement et comment m’y prendre mais le parti compliqué est vraiment de transformer le Backend de ASP vers JavaScript sans l’aide de mentor</w:t>
             </w:r>
           </w:p>
           <w:p>
@@ -8868,6 +7409,13 @@
                 <w:szCs w:val="20"/>
               </w:rPr>
             </w:pPr>
+            <w:r>
+              <w:rPr>
+                <w:sz w:val="20"/>
+                <w:szCs w:val="20"/>
+              </w:rPr>
+              <w:t>22 avril et 26 avril</w:t>
+            </w:r>
           </w:p>
         </w:tc>
         <w:tc>
@@ -8883,6 +7431,48 @@
               <w:spacing w:before="60" w:after="60"/>
               <w:jc w:val="center"/>
             </w:pPr>
+            <w:r>
+              <w:t xml:space="preserve">Affichage des menus de l'utilisateur et </w:t>
+            </w:r>
+            <w:r>
+              <w:t>ajout</w:t>
+            </w:r>
+            <w:r>
+              <w:t xml:space="preserve"> du i18n partout </w:t>
+            </w:r>
+            <w:r>
+              <w:t>et</w:t>
+            </w:r>
+            <w:r>
+              <w:t xml:space="preserve"> documentation</w:t>
+            </w:r>
+            <w:r>
+              <w:t xml:space="preserve"> sur le fonctionnement ExpressJS. </w:t>
+            </w:r>
+            <w:r>
+              <w:t>Backend de la page principale</w:t>
+            </w:r>
+            <w:r>
+              <w:t xml:space="preserve"> transformer au complet</w:t>
+            </w:r>
+            <w:r>
+              <w:t>.</w:t>
+            </w:r>
+            <w:r>
+              <w:t xml:space="preserve"> Page </w:t>
+            </w:r>
+            <w:r>
+              <w:t>principale</w:t>
+            </w:r>
+            <w:r>
+              <w:t xml:space="preserve"> fonctionnelle</w:t>
+            </w:r>
+            <w:r>
+              <w:t>,</w:t>
+            </w:r>
+            <w:r>
+              <w:t xml:space="preserve"> manque de tester de A-Z</w:t>
+            </w:r>
           </w:p>
         </w:tc>
         <w:tc>
@@ -8897,6 +7487,9 @@
             <w:pPr>
               <w:spacing w:before="60" w:after="60"/>
             </w:pPr>
+            <w:r>
+              <w:t>Andriy</w:t>
+            </w:r>
           </w:p>
         </w:tc>
         <w:tc>
@@ -8950,12 +7543,11 @@
                 </w:rPr>
                 <w:id w:val="801506967"/>
                 <w14:checkbox>
-                  <w14:checked w14:val="0"/>
+                  <w14:checked w14:val="1"/>
                   <w14:checkedState w14:val="2612" w14:font="MS Gothic"/>
                   <w14:uncheckedState w14:val="2610" w14:font="MS Gothic"/>
                 </w14:checkbox>
               </w:sdtPr>
-              <w:sdtEndPr/>
               <w:sdtContent>
                 <w:r>
                   <w:rPr>
@@ -8963,7 +7555,7 @@
                     <w:sz w:val="20"/>
                     <w:szCs w:val="20"/>
                   </w:rPr>
-                  <w:t>☐</w:t>
+                  <w:t>☒</w:t>
                 </w:r>
               </w:sdtContent>
             </w:sdt>
@@ -8997,7 +7589,6 @@
                   <w14:uncheckedState w14:val="2610" w14:font="MS Gothic"/>
                 </w14:checkbox>
               </w:sdtPr>
-              <w:sdtEndPr/>
               <w:sdtContent>
                 <w:r>
                   <w:rPr>
@@ -9060,12 +7651,11 @@
                 </w:rPr>
                 <w:id w:val="-968200638"/>
                 <w14:checkbox>
-                  <w14:checked w14:val="0"/>
+                  <w14:checked w14:val="1"/>
                   <w14:checkedState w14:val="2612" w14:font="MS Gothic"/>
                   <w14:uncheckedState w14:val="2610" w14:font="MS Gothic"/>
                 </w14:checkbox>
               </w:sdtPr>
-              <w:sdtEndPr/>
               <w:sdtContent>
                 <w:r>
                   <w:rPr>
@@ -9073,7 +7663,7 @@
                     <w:sz w:val="20"/>
                     <w:szCs w:val="20"/>
                   </w:rPr>
-                  <w:t>☐</w:t>
+                  <w:t>☒</w:t>
                 </w:r>
               </w:sdtContent>
             </w:sdt>
@@ -9107,7 +7697,6 @@
                   <w14:uncheckedState w14:val="2610" w14:font="MS Gothic"/>
                 </w14:checkbox>
               </w:sdtPr>
-              <w:sdtEndPr/>
               <w:sdtContent>
                 <w:r>
                   <w:rPr>
@@ -9137,6 +7726,14 @@
               </w:rPr>
               <w:t>Expliquez :</w:t>
             </w:r>
+            <w:r>
+              <w:rPr>
+                <w:b/>
+                <w:sz w:val="20"/>
+                <w:szCs w:val="20"/>
+              </w:rPr>
+              <w:t xml:space="preserve"> Une fois que j’ai compris comment je peut avoir les paramètre système et que le Backend à été transformer le reste n’était pas tant compliqué</w:t>
+            </w:r>
           </w:p>
           <w:p>
             <w:pPr>
@@ -9168,6 +7765,13 @@
                 <w:szCs w:val="20"/>
               </w:rPr>
             </w:pPr>
+            <w:r>
+              <w:rPr>
+                <w:sz w:val="20"/>
+                <w:szCs w:val="20"/>
+              </w:rPr>
+              <w:t>29 avril au 3 mai</w:t>
+            </w:r>
           </w:p>
         </w:tc>
         <w:tc>
@@ -9182,6 +7786,63 @@
               <w:spacing w:before="60" w:after="60"/>
               <w:jc w:val="center"/>
             </w:pPr>
+            <w:r>
+              <w:rPr>
+                <w:rFonts w:cs="Arial"/>
+              </w:rPr>
+              <w:t>C</w:t>
+            </w:r>
+            <w:r>
+              <w:rPr>
+                <w:rFonts w:cs="Arial"/>
+              </w:rPr>
+              <w:t>ontinuation</w:t>
+            </w:r>
+            <w:r>
+              <w:rPr>
+                <w:rFonts w:cs="Arial"/>
+              </w:rPr>
+              <w:t xml:space="preserve"> de </w:t>
+            </w:r>
+            <w:r>
+              <w:rPr>
+                <w:rFonts w:cs="Arial"/>
+              </w:rPr>
+              <w:t>ExpressJS pour avoir les opérations lors d’une nouvelle entrée de temps.</w:t>
+            </w:r>
+            <w:r>
+              <w:rPr>
+                <w:rFonts w:cs="Arial"/>
+              </w:rPr>
+              <w:t xml:space="preserve"> Réparation</w:t>
+            </w:r>
+            <w:r>
+              <w:rPr>
+                <w:rFonts w:cs="Arial"/>
+              </w:rPr>
+              <w:t xml:space="preserve"> des bugs mentionner par Andriy</w:t>
+            </w:r>
+            <w:r>
+              <w:rPr>
+                <w:rFonts w:cs="Arial"/>
+              </w:rPr>
+              <w:t>.</w:t>
+            </w:r>
+            <w:r>
+              <w:t xml:space="preserve"> </w:t>
+            </w:r>
+            <w:r>
+              <w:t xml:space="preserve">Continuation </w:t>
+            </w:r>
+            <w:r>
+              <w:t>Revue feuille de temps</w:t>
+            </w:r>
+            <w:r>
+              <w:t xml:space="preserve"> pour sauvegarder un Entre de temps</w:t>
+            </w:r>
+            <w:r>
+              <w:t>.</w:t>
+            </w:r>
           </w:p>
         </w:tc>
         <w:tc>
@@ -9195,6 +7856,9 @@
             <w:pPr>
               <w:spacing w:before="60" w:after="60"/>
             </w:pPr>
+            <w:r>
+              <w:t>Andriy</w:t>
+            </w:r>
           </w:p>
         </w:tc>
         <w:tc>
@@ -9217,35 +7881,7 @@
                 <w:sz w:val="20"/>
                 <w:szCs w:val="20"/>
               </w:rPr>
-              <w:t xml:space="preserve">J’ai exécuté </w:t>
-            </w:r>
-            <w:r>
-              <w:rPr>
-                <w:sz w:val="20"/>
-                <w:szCs w:val="20"/>
-              </w:rPr>
-              <w:t xml:space="preserve">ces </w:t>
-            </w:r>
-            <w:r>
-              <w:rPr>
-                <w:sz w:val="20"/>
-                <w:szCs w:val="20"/>
-              </w:rPr>
-              <w:t>tâche</w:t>
-            </w:r>
-            <w:r>
-              <w:rPr>
-                <w:sz w:val="20"/>
-                <w:szCs w:val="20"/>
-              </w:rPr>
-              <w:t>s</w:t>
-            </w:r>
-            <w:r>
-              <w:rPr>
-                <w:sz w:val="20"/>
-                <w:szCs w:val="20"/>
-              </w:rPr>
-              <w:t> :</w:t>
+              <w:t>J’ai exécuté ces tâches :</w:t>
             </w:r>
           </w:p>
           <w:p>
@@ -9275,12 +7911,11 @@
                 </w:rPr>
                 <w:id w:val="-1481224146"/>
                 <w14:checkbox>
-                  <w14:checked w14:val="0"/>
+                  <w14:checked w14:val="1"/>
                   <w14:checkedState w14:val="2612" w14:font="MS Gothic"/>
                   <w14:uncheckedState w14:val="2610" w14:font="MS Gothic"/>
                 </w14:checkbox>
               </w:sdtPr>
-              <w:sdtEndPr/>
               <w:sdtContent>
                 <w:r>
                   <w:rPr>
@@ -9288,7 +7923,7 @@
                     <w:sz w:val="20"/>
                     <w:szCs w:val="20"/>
                   </w:rPr>
-                  <w:t>☐</w:t>
+                  <w:t>☒</w:t>
                 </w:r>
               </w:sdtContent>
             </w:sdt>
@@ -9322,7 +7957,6 @@
                   <w14:uncheckedState w14:val="2610" w14:font="MS Gothic"/>
                 </w14:checkbox>
               </w:sdtPr>
-              <w:sdtEndPr/>
               <w:sdtContent>
                 <w:r>
                   <w:rPr>
@@ -9357,14 +7991,7 @@
                 <w:sz w:val="20"/>
                 <w:szCs w:val="20"/>
               </w:rPr>
-              <w:t>J’estim</w:t>
-            </w:r>
-            <w:r>
-              <w:rPr>
-                <w:sz w:val="20"/>
-                <w:szCs w:val="20"/>
-              </w:rPr>
-              <w:t>e avoir exécuté ces tâches :</w:t>
+              <w:t>J’estime avoir exécuté ces tâches :</w:t>
             </w:r>
           </w:p>
           <w:p>
@@ -9396,7 +8023,6 @@
                   <w14:uncheckedState w14:val="2610" w14:font="MS Gothic"/>
                 </w14:checkbox>
               </w:sdtPr>
-              <w:sdtEndPr/>
               <w:sdtContent>
                 <w:r>
                   <w:rPr>
@@ -9433,12 +8059,11 @@
                 </w:rPr>
                 <w:id w:val="-1815024943"/>
                 <w14:checkbox>
-                  <w14:checked w14:val="0"/>
+                  <w14:checked w14:val="1"/>
                   <w14:checkedState w14:val="2612" w14:font="MS Gothic"/>
                   <w14:uncheckedState w14:val="2610" w14:font="MS Gothic"/>
                 </w14:checkbox>
               </w:sdtPr>
-              <w:sdtEndPr/>
               <w:sdtContent>
                 <w:r>
                   <w:rPr>
@@ -9446,7 +8071,7 @@
                     <w:sz w:val="20"/>
                     <w:szCs w:val="20"/>
                   </w:rPr>
-                  <w:t>☐</w:t>
+                  <w:t>☒</w:t>
                 </w:r>
               </w:sdtContent>
             </w:sdt>
@@ -9467,6 +8092,23 @@
                 <w:szCs w:val="20"/>
               </w:rPr>
               <w:t>Expliquez :</w:t>
+            </w:r>
+            <w:r>
+              <w:rPr>
+                <w:b/>
+                <w:sz w:val="20"/>
+                <w:szCs w:val="20"/>
+              </w:rPr>
+              <w:t xml:space="preserve"> J’ai de la misère a sauvegarder une nouvelle entré de temps vu que le format des </w:t>
+            </w:r>
+            <w:r>
+              <w:rPr>
+                <w:b/>
+                <w:sz w:val="20"/>
+                <w:szCs w:val="20"/>
+              </w:rPr>
+              <w:lastRenderedPageBreak/>
+              <w:t>dates changent d’une requête à une autre</w:t>
             </w:r>
           </w:p>
           <w:p>
@@ -9484,6 +8126,7 @@
     </w:tbl>
     <w:p>
       <w:r>
+        <w:lastRenderedPageBreak/>
         <w:br w:type="page"/>
       </w:r>
     </w:p>
@@ -9560,7 +8203,7 @@
                 </w:ffData>
               </w:fldChar>
             </w:r>
-            <w:bookmarkStart w:id="40" w:name="Texte94"/>
+            <w:bookmarkStart w:id="2" w:name="Texte94"/>
             <w:r>
               <w:instrText xml:space="preserve"> FORMTEXT </w:instrText>
             </w:r>
@@ -9600,7 +8243,7 @@
             <w:r>
               <w:fldChar w:fldCharType="end"/>
             </w:r>
-            <w:bookmarkEnd w:id="40"/>
+            <w:bookmarkEnd w:id="2"/>
           </w:p>
           <w:p>
             <w:r>
@@ -9613,7 +8256,7 @@
                 </w:ffData>
               </w:fldChar>
             </w:r>
-            <w:bookmarkStart w:id="41" w:name="Texte95"/>
+            <w:bookmarkStart w:id="3" w:name="Texte95"/>
             <w:r>
               <w:instrText xml:space="preserve"> FORMTEXT </w:instrText>
             </w:r>
@@ -9653,7 +8296,7 @@
             <w:r>
               <w:fldChar w:fldCharType="end"/>
             </w:r>
-            <w:bookmarkEnd w:id="41"/>
+            <w:bookmarkEnd w:id="3"/>
           </w:p>
           <w:p>
             <w:r>
@@ -9666,7 +8309,7 @@
                 </w:ffData>
               </w:fldChar>
             </w:r>
-            <w:bookmarkStart w:id="42" w:name="Texte96"/>
+            <w:bookmarkStart w:id="4" w:name="Texte96"/>
             <w:r>
               <w:instrText xml:space="preserve"> FORMTEXT </w:instrText>
             </w:r>
@@ -9706,7 +8349,7 @@
             <w:r>
               <w:fldChar w:fldCharType="end"/>
             </w:r>
-            <w:bookmarkEnd w:id="42"/>
+            <w:bookmarkEnd w:id="4"/>
           </w:p>
           <w:p>
             <w:r>
@@ -9719,7 +8362,7 @@
                 </w:ffData>
               </w:fldChar>
             </w:r>
-            <w:bookmarkStart w:id="43" w:name="Texte97"/>
+            <w:bookmarkStart w:id="5" w:name="Texte97"/>
             <w:r>
               <w:instrText xml:space="preserve"> FORMTEXT </w:instrText>
             </w:r>
@@ -9759,7 +8402,7 @@
             <w:r>
               <w:fldChar w:fldCharType="end"/>
             </w:r>
-            <w:bookmarkEnd w:id="43"/>
+            <w:bookmarkEnd w:id="5"/>
           </w:p>
           <w:p>
             <w:r>
@@ -9772,7 +8415,7 @@
                 </w:ffData>
               </w:fldChar>
             </w:r>
-            <w:bookmarkStart w:id="44" w:name="Texte98"/>
+            <w:bookmarkStart w:id="6" w:name="Texte98"/>
             <w:r>
               <w:instrText xml:space="preserve"> FORMTEXT </w:instrText>
             </w:r>
@@ -9812,7 +8455,7 @@
             <w:r>
               <w:fldChar w:fldCharType="end"/>
             </w:r>
-            <w:bookmarkEnd w:id="44"/>
+            <w:bookmarkEnd w:id="6"/>
           </w:p>
           <w:p>
             <w:r>
@@ -9825,7 +8468,7 @@
                 </w:ffData>
               </w:fldChar>
             </w:r>
-            <w:bookmarkStart w:id="45" w:name="Texte99"/>
+            <w:bookmarkStart w:id="7" w:name="Texte99"/>
             <w:r>
               <w:instrText xml:space="preserve"> FORMTEXT </w:instrText>
             </w:r>
@@ -9865,7 +8508,7 @@
             <w:r>
               <w:fldChar w:fldCharType="end"/>
             </w:r>
-            <w:bookmarkEnd w:id="45"/>
+            <w:bookmarkEnd w:id="7"/>
           </w:p>
         </w:tc>
       </w:tr>
@@ -9883,7 +8526,7 @@
 </file>
 
 <file path=word/endnotes.xml><?xml version="1.0" encoding="utf-8"?>
-<w:endnotes xmlns:wpc="http://schemas.microsoft.com/office/word/2010/wordprocessingCanvas" xmlns:cx="http://schemas.microsoft.com/office/drawing/2014/chartex" xmlns:cx1="http://schemas.microsoft.com/office/drawing/2015/9/8/chartex" xmlns:cx2="http://schemas.microsoft.com/office/drawing/2015/10/21/chartex" xmlns:cx3="http://schemas.microsoft.com/office/drawing/2016/5/9/chartex" xmlns:cx4="http://schemas.microsoft.com/office/drawing/2016/5/10/chartex" xmlns:cx5="http://schemas.microsoft.com/office/drawing/2016/5/11/chartex" xmlns:cx6="http://schemas.microsoft.com/office/drawing/2016/5/12/chartex" xmlns:cx7="http://schemas.microsoft.com/office/drawing/2016/5/13/chartex" xmlns:cx8="http://schemas.microsoft.com/office/drawing/2016/5/14/chartex" xmlns:mc="http://schemas.openxmlformats.org/markup-compatibility/2006" xmlns:aink="http://schemas.microsoft.com/office/drawing/2016/ink" xmlns:am3d="http://schemas.microsoft.com/office/drawing/2017/model3d" xmlns:o="urn:schemas-microsoft-com:office:office" xmlns:r="http://schemas.openxmlformats.org/officeDocument/2006/relationships" xmlns:m="http://schemas.openxmlformats.org/officeDocument/2006/math" xmlns:v="urn:schemas-microsoft-com:vml" xmlns:wp14="http://schemas.microsoft.com/office/word/2010/wordprocessingDrawing" xmlns:wp="http://schemas.openxmlformats.org/drawingml/2006/wordprocessingDrawing" xmlns:w10="urn:schemas-microsoft-com:office:word" xmlns:w="http://schemas.openxmlformats.org/wordprocessingml/2006/main" xmlns:w14="http://schemas.microsoft.com/office/word/2010/wordml" xmlns:w15="http://schemas.microsoft.com/office/word/2012/wordml" xmlns:w16cex="http://schemas.microsoft.com/office/word/2018/wordml/cex" xmlns:w16cid="http://schemas.microsoft.com/office/word/2016/wordml/cid" xmlns:w16="http://schemas.microsoft.com/office/word/2018/wordml" xmlns:w16sdtdh="http://schemas.microsoft.com/office/word/2020/wordml/sdtdatahash" xmlns:w16se="http://schemas.microsoft.com/office/word/2015/wordml/symex" xmlns:wpg="http://schemas.microsoft.com/office/word/2010/wordprocessingGroup" xmlns:wpi="http://schemas.microsoft.com/office/word/2010/wordprocessingInk" xmlns:wne="http://schemas.microsoft.com/office/word/2006/wordml" xmlns:wps="http://schemas.microsoft.com/office/word/2010/wordprocessingShape" mc:Ignorable="w14 w15 w16se w16cid w16 w16cex w16sdtdh wp14">
+<w:endnotes xmlns:wpc="http://schemas.microsoft.com/office/word/2010/wordprocessingCanvas" xmlns:cx="http://schemas.microsoft.com/office/drawing/2014/chartex" xmlns:cx1="http://schemas.microsoft.com/office/drawing/2015/9/8/chartex" xmlns:cx2="http://schemas.microsoft.com/office/drawing/2015/10/21/chartex" xmlns:cx3="http://schemas.microsoft.com/office/drawing/2016/5/9/chartex" xmlns:cx4="http://schemas.microsoft.com/office/drawing/2016/5/10/chartex" xmlns:cx5="http://schemas.microsoft.com/office/drawing/2016/5/11/chartex" xmlns:cx6="http://schemas.microsoft.com/office/drawing/2016/5/12/chartex" xmlns:cx7="http://schemas.microsoft.com/office/drawing/2016/5/13/chartex" xmlns:cx8="http://schemas.microsoft.com/office/drawing/2016/5/14/chartex" xmlns:mc="http://schemas.openxmlformats.org/markup-compatibility/2006" xmlns:aink="http://schemas.microsoft.com/office/drawing/2016/ink" xmlns:am3d="http://schemas.microsoft.com/office/drawing/2017/model3d" xmlns:o="urn:schemas-microsoft-com:office:office" xmlns:oel="http://schemas.microsoft.com/office/2019/extlst" xmlns:r="http://schemas.openxmlformats.org/officeDocument/2006/relationships" xmlns:m="http://schemas.openxmlformats.org/officeDocument/2006/math" xmlns:v="urn:schemas-microsoft-com:vml" xmlns:wp14="http://schemas.microsoft.com/office/word/2010/wordprocessingDrawing" xmlns:wp="http://schemas.openxmlformats.org/drawingml/2006/wordprocessingDrawing" xmlns:w10="urn:schemas-microsoft-com:office:word" xmlns:w="http://schemas.openxmlformats.org/wordprocessingml/2006/main" xmlns:w14="http://schemas.microsoft.com/office/word/2010/wordml" xmlns:w15="http://schemas.microsoft.com/office/word/2012/wordml" xmlns:w16cex="http://schemas.microsoft.com/office/word/2018/wordml/cex" xmlns:w16cid="http://schemas.microsoft.com/office/word/2016/wordml/cid" xmlns:w16="http://schemas.microsoft.com/office/word/2018/wordml" xmlns:w16du="http://schemas.microsoft.com/office/word/2023/wordml/word16du" xmlns:w16sdtdh="http://schemas.microsoft.com/office/word/2020/wordml/sdtdatahash" xmlns:w16se="http://schemas.microsoft.com/office/word/2015/wordml/symex" xmlns:wpg="http://schemas.microsoft.com/office/word/2010/wordprocessingGroup" xmlns:wpi="http://schemas.microsoft.com/office/word/2010/wordprocessingInk" xmlns:wne="http://schemas.microsoft.com/office/word/2006/wordml" xmlns:wps="http://schemas.microsoft.com/office/word/2010/wordprocessingShape" mc:Ignorable="w14 w15 w16se w16cid w16 w16cex w16sdtdh w16du wp14">
   <w:endnote w:type="separator" w:id="-1">
     <w:p>
       <w:r>
@@ -9902,7 +8545,7 @@
 </file>
 
 <file path=word/footer1.xml><?xml version="1.0" encoding="utf-8"?>
-<w:ftr xmlns:wpc="http://schemas.microsoft.com/office/word/2010/wordprocessingCanvas" xmlns:cx="http://schemas.microsoft.com/office/drawing/2014/chartex" xmlns:cx1="http://schemas.microsoft.com/office/drawing/2015/9/8/chartex" xmlns:cx2="http://schemas.microsoft.com/office/drawing/2015/10/21/chartex" xmlns:cx3="http://schemas.microsoft.com/office/drawing/2016/5/9/chartex" xmlns:cx4="http://schemas.microsoft.com/office/drawing/2016/5/10/chartex" xmlns:cx5="http://schemas.microsoft.com/office/drawing/2016/5/11/chartex" xmlns:cx6="http://schemas.microsoft.com/office/drawing/2016/5/12/chartex" xmlns:cx7="http://schemas.microsoft.com/office/drawing/2016/5/13/chartex" xmlns:cx8="http://schemas.microsoft.com/office/drawing/2016/5/14/chartex" xmlns:mc="http://schemas.openxmlformats.org/markup-compatibility/2006" xmlns:aink="http://schemas.microsoft.com/office/drawing/2016/ink" xmlns:am3d="http://schemas.microsoft.com/office/drawing/2017/model3d" xmlns:o="urn:schemas-microsoft-com:office:office" xmlns:r="http://schemas.openxmlformats.org/officeDocument/2006/relationships" xmlns:m="http://schemas.openxmlformats.org/officeDocument/2006/math" xmlns:v="urn:schemas-microsoft-com:vml" xmlns:wp14="http://schemas.microsoft.com/office/word/2010/wordprocessingDrawing" xmlns:wp="http://schemas.openxmlformats.org/drawingml/2006/wordprocessingDrawing" xmlns:w10="urn:schemas-microsoft-com:office:word" xmlns:w="http://schemas.openxmlformats.org/wordprocessingml/2006/main" xmlns:w14="http://schemas.microsoft.com/office/word/2010/wordml" xmlns:w15="http://schemas.microsoft.com/office/word/2012/wordml" xmlns:w16cex="http://schemas.microsoft.com/office/word/2018/wordml/cex" xmlns:w16cid="http://schemas.microsoft.com/office/word/2016/wordml/cid" xmlns:w16="http://schemas.microsoft.com/office/word/2018/wordml" xmlns:w16sdtdh="http://schemas.microsoft.com/office/word/2020/wordml/sdtdatahash" xmlns:w16se="http://schemas.microsoft.com/office/word/2015/wordml/symex" xmlns:wpg="http://schemas.microsoft.com/office/word/2010/wordprocessingGroup" xmlns:wpi="http://schemas.microsoft.com/office/word/2010/wordprocessingInk" xmlns:wne="http://schemas.microsoft.com/office/word/2006/wordml" xmlns:wps="http://schemas.microsoft.com/office/word/2010/wordprocessingShape" mc:Ignorable="w14 w15 w16se w16cid w16 w16cex w16sdtdh wp14">
+<w:ftr xmlns:wpc="http://schemas.microsoft.com/office/word/2010/wordprocessingCanvas" xmlns:cx="http://schemas.microsoft.com/office/drawing/2014/chartex" xmlns:cx1="http://schemas.microsoft.com/office/drawing/2015/9/8/chartex" xmlns:cx2="http://schemas.microsoft.com/office/drawing/2015/10/21/chartex" xmlns:cx3="http://schemas.microsoft.com/office/drawing/2016/5/9/chartex" xmlns:cx4="http://schemas.microsoft.com/office/drawing/2016/5/10/chartex" xmlns:cx5="http://schemas.microsoft.com/office/drawing/2016/5/11/chartex" xmlns:cx6="http://schemas.microsoft.com/office/drawing/2016/5/12/chartex" xmlns:cx7="http://schemas.microsoft.com/office/drawing/2016/5/13/chartex" xmlns:cx8="http://schemas.microsoft.com/office/drawing/2016/5/14/chartex" xmlns:mc="http://schemas.openxmlformats.org/markup-compatibility/2006" xmlns:aink="http://schemas.microsoft.com/office/drawing/2016/ink" xmlns:am3d="http://schemas.microsoft.com/office/drawing/2017/model3d" xmlns:o="urn:schemas-microsoft-com:office:office" xmlns:oel="http://schemas.microsoft.com/office/2019/extlst" xmlns:r="http://schemas.openxmlformats.org/officeDocument/2006/relationships" xmlns:m="http://schemas.openxmlformats.org/officeDocument/2006/math" xmlns:v="urn:schemas-microsoft-com:vml" xmlns:wp14="http://schemas.microsoft.com/office/word/2010/wordprocessingDrawing" xmlns:wp="http://schemas.openxmlformats.org/drawingml/2006/wordprocessingDrawing" xmlns:w10="urn:schemas-microsoft-com:office:word" xmlns:w="http://schemas.openxmlformats.org/wordprocessingml/2006/main" xmlns:w14="http://schemas.microsoft.com/office/word/2010/wordml" xmlns:w15="http://schemas.microsoft.com/office/word/2012/wordml" xmlns:w16cex="http://schemas.microsoft.com/office/word/2018/wordml/cex" xmlns:w16cid="http://schemas.microsoft.com/office/word/2016/wordml/cid" xmlns:w16="http://schemas.microsoft.com/office/word/2018/wordml" xmlns:w16du="http://schemas.microsoft.com/office/word/2023/wordml/word16du" xmlns:w16sdtdh="http://schemas.microsoft.com/office/word/2020/wordml/sdtdatahash" xmlns:w16se="http://schemas.microsoft.com/office/word/2015/wordml/symex" xmlns:wpg="http://schemas.microsoft.com/office/word/2010/wordprocessingGroup" xmlns:wpi="http://schemas.microsoft.com/office/word/2010/wordprocessingInk" xmlns:wne="http://schemas.microsoft.com/office/word/2006/wordml" xmlns:wps="http://schemas.microsoft.com/office/word/2010/wordprocessingShape" mc:Ignorable="w14 w15 w16se w16cid w16 w16cex w16sdtdh w16du wp14">
   <w:p>
     <w:pPr>
       <w:pStyle w:val="Pieddepage"/>
@@ -9939,7 +8582,7 @@
 </file>
 
 <file path=word/footer2.xml><?xml version="1.0" encoding="utf-8"?>
-<w:ftr xmlns:wpc="http://schemas.microsoft.com/office/word/2010/wordprocessingCanvas" xmlns:cx="http://schemas.microsoft.com/office/drawing/2014/chartex" xmlns:cx1="http://schemas.microsoft.com/office/drawing/2015/9/8/chartex" xmlns:cx2="http://schemas.microsoft.com/office/drawing/2015/10/21/chartex" xmlns:cx3="http://schemas.microsoft.com/office/drawing/2016/5/9/chartex" xmlns:cx4="http://schemas.microsoft.com/office/drawing/2016/5/10/chartex" xmlns:cx5="http://schemas.microsoft.com/office/drawing/2016/5/11/chartex" xmlns:cx6="http://schemas.microsoft.com/office/drawing/2016/5/12/chartex" xmlns:cx7="http://schemas.microsoft.com/office/drawing/2016/5/13/chartex" xmlns:cx8="http://schemas.microsoft.com/office/drawing/2016/5/14/chartex" xmlns:mc="http://schemas.openxmlformats.org/markup-compatibility/2006" xmlns:aink="http://schemas.microsoft.com/office/drawing/2016/ink" xmlns:am3d="http://schemas.microsoft.com/office/drawing/2017/model3d" xmlns:o="urn:schemas-microsoft-com:office:office" xmlns:r="http://schemas.openxmlformats.org/officeDocument/2006/relationships" xmlns:m="http://schemas.openxmlformats.org/officeDocument/2006/math" xmlns:v="urn:schemas-microsoft-com:vml" xmlns:wp14="http://schemas.microsoft.com/office/word/2010/wordprocessingDrawing" xmlns:wp="http://schemas.openxmlformats.org/drawingml/2006/wordprocessingDrawing" xmlns:w10="urn:schemas-microsoft-com:office:word" xmlns:w="http://schemas.openxmlformats.org/wordprocessingml/2006/main" xmlns:w14="http://schemas.microsoft.com/office/word/2010/wordml" xmlns:w15="http://schemas.microsoft.com/office/word/2012/wordml" xmlns:w16cex="http://schemas.microsoft.com/office/word/2018/wordml/cex" xmlns:w16cid="http://schemas.microsoft.com/office/word/2016/wordml/cid" xmlns:w16="http://schemas.microsoft.com/office/word/2018/wordml" xmlns:w16sdtdh="http://schemas.microsoft.com/office/word/2020/wordml/sdtdatahash" xmlns:w16se="http://schemas.microsoft.com/office/word/2015/wordml/symex" xmlns:wpg="http://schemas.microsoft.com/office/word/2010/wordprocessingGroup" xmlns:wpi="http://schemas.microsoft.com/office/word/2010/wordprocessingInk" xmlns:wne="http://schemas.microsoft.com/office/word/2006/wordml" xmlns:wps="http://schemas.microsoft.com/office/word/2010/wordprocessingShape" mc:Ignorable="w14 w15 w16se w16cid w16 w16cex w16sdtdh wp14">
+<w:ftr xmlns:wpc="http://schemas.microsoft.com/office/word/2010/wordprocessingCanvas" xmlns:cx="http://schemas.microsoft.com/office/drawing/2014/chartex" xmlns:cx1="http://schemas.microsoft.com/office/drawing/2015/9/8/chartex" xmlns:cx2="http://schemas.microsoft.com/office/drawing/2015/10/21/chartex" xmlns:cx3="http://schemas.microsoft.com/office/drawing/2016/5/9/chartex" xmlns:cx4="http://schemas.microsoft.com/office/drawing/2016/5/10/chartex" xmlns:cx5="http://schemas.microsoft.com/office/drawing/2016/5/11/chartex" xmlns:cx6="http://schemas.microsoft.com/office/drawing/2016/5/12/chartex" xmlns:cx7="http://schemas.microsoft.com/office/drawing/2016/5/13/chartex" xmlns:cx8="http://schemas.microsoft.com/office/drawing/2016/5/14/chartex" xmlns:mc="http://schemas.openxmlformats.org/markup-compatibility/2006" xmlns:aink="http://schemas.microsoft.com/office/drawing/2016/ink" xmlns:am3d="http://schemas.microsoft.com/office/drawing/2017/model3d" xmlns:o="urn:schemas-microsoft-com:office:office" xmlns:oel="http://schemas.microsoft.com/office/2019/extlst" xmlns:r="http://schemas.openxmlformats.org/officeDocument/2006/relationships" xmlns:m="http://schemas.openxmlformats.org/officeDocument/2006/math" xmlns:v="urn:schemas-microsoft-com:vml" xmlns:wp14="http://schemas.microsoft.com/office/word/2010/wordprocessingDrawing" xmlns:wp="http://schemas.openxmlformats.org/drawingml/2006/wordprocessingDrawing" xmlns:w10="urn:schemas-microsoft-com:office:word" xmlns:w="http://schemas.openxmlformats.org/wordprocessingml/2006/main" xmlns:w14="http://schemas.microsoft.com/office/word/2010/wordml" xmlns:w15="http://schemas.microsoft.com/office/word/2012/wordml" xmlns:w16cex="http://schemas.microsoft.com/office/word/2018/wordml/cex" xmlns:w16cid="http://schemas.microsoft.com/office/word/2016/wordml/cid" xmlns:w16="http://schemas.microsoft.com/office/word/2018/wordml" xmlns:w16du="http://schemas.microsoft.com/office/word/2023/wordml/word16du" xmlns:w16sdtdh="http://schemas.microsoft.com/office/word/2020/wordml/sdtdatahash" xmlns:w16se="http://schemas.microsoft.com/office/word/2015/wordml/symex" xmlns:wpg="http://schemas.microsoft.com/office/word/2010/wordprocessingGroup" xmlns:wpi="http://schemas.microsoft.com/office/word/2010/wordprocessingInk" xmlns:wne="http://schemas.microsoft.com/office/word/2006/wordml" xmlns:wps="http://schemas.microsoft.com/office/word/2010/wordprocessingShape" mc:Ignorable="w14 w15 w16se w16cid w16 w16cex w16sdtdh w16du wp14">
   <w:p>
     <w:pPr>
       <w:pStyle w:val="Pieddepage"/>
@@ -9989,7 +8632,7 @@
 </file>
 
 <file path=word/footnotes.xml><?xml version="1.0" encoding="utf-8"?>
-<w:footnotes xmlns:wpc="http://schemas.microsoft.com/office/word/2010/wordprocessingCanvas" xmlns:cx="http://schemas.microsoft.com/office/drawing/2014/chartex" xmlns:cx1="http://schemas.microsoft.com/office/drawing/2015/9/8/chartex" xmlns:cx2="http://schemas.microsoft.com/office/drawing/2015/10/21/chartex" xmlns:cx3="http://schemas.microsoft.com/office/drawing/2016/5/9/chartex" xmlns:cx4="http://schemas.microsoft.com/office/drawing/2016/5/10/chartex" xmlns:cx5="http://schemas.microsoft.com/office/drawing/2016/5/11/chartex" xmlns:cx6="http://schemas.microsoft.com/office/drawing/2016/5/12/chartex" xmlns:cx7="http://schemas.microsoft.com/office/drawing/2016/5/13/chartex" xmlns:cx8="http://schemas.microsoft.com/office/drawing/2016/5/14/chartex" xmlns:mc="http://schemas.openxmlformats.org/markup-compatibility/2006" xmlns:aink="http://schemas.microsoft.com/office/drawing/2016/ink" xmlns:am3d="http://schemas.microsoft.com/office/drawing/2017/model3d" xmlns:o="urn:schemas-microsoft-com:office:office" xmlns:r="http://schemas.openxmlformats.org/officeDocument/2006/relationships" xmlns:m="http://schemas.openxmlformats.org/officeDocument/2006/math" xmlns:v="urn:schemas-microsoft-com:vml" xmlns:wp14="http://schemas.microsoft.com/office/word/2010/wordprocessingDrawing" xmlns:wp="http://schemas.openxmlformats.org/drawingml/2006/wordprocessingDrawing" xmlns:w10="urn:schemas-microsoft-com:office:word" xmlns:w="http://schemas.openxmlformats.org/wordprocessingml/2006/main" xmlns:w14="http://schemas.microsoft.com/office/word/2010/wordml" xmlns:w15="http://schemas.microsoft.com/office/word/2012/wordml" xmlns:w16cex="http://schemas.microsoft.com/office/word/2018/wordml/cex" xmlns:w16cid="http://schemas.microsoft.com/office/word/2016/wordml/cid" xmlns:w16="http://schemas.microsoft.com/office/word/2018/wordml" xmlns:w16sdtdh="http://schemas.microsoft.com/office/word/2020/wordml/sdtdatahash" xmlns:w16se="http://schemas.microsoft.com/office/word/2015/wordml/symex" xmlns:wpg="http://schemas.microsoft.com/office/word/2010/wordprocessingGroup" xmlns:wpi="http://schemas.microsoft.com/office/word/2010/wordprocessingInk" xmlns:wne="http://schemas.microsoft.com/office/word/2006/wordml" xmlns:wps="http://schemas.microsoft.com/office/word/2010/wordprocessingShape" mc:Ignorable="w14 w15 w16se w16cid w16 w16cex w16sdtdh wp14">
+<w:footnotes xmlns:wpc="http://schemas.microsoft.com/office/word/2010/wordprocessingCanvas" xmlns:cx="http://schemas.microsoft.com/office/drawing/2014/chartex" xmlns:cx1="http://schemas.microsoft.com/office/drawing/2015/9/8/chartex" xmlns:cx2="http://schemas.microsoft.com/office/drawing/2015/10/21/chartex" xmlns:cx3="http://schemas.microsoft.com/office/drawing/2016/5/9/chartex" xmlns:cx4="http://schemas.microsoft.com/office/drawing/2016/5/10/chartex" xmlns:cx5="http://schemas.microsoft.com/office/drawing/2016/5/11/chartex" xmlns:cx6="http://schemas.microsoft.com/office/drawing/2016/5/12/chartex" xmlns:cx7="http://schemas.microsoft.com/office/drawing/2016/5/13/chartex" xmlns:cx8="http://schemas.microsoft.com/office/drawing/2016/5/14/chartex" xmlns:mc="http://schemas.openxmlformats.org/markup-compatibility/2006" xmlns:aink="http://schemas.microsoft.com/office/drawing/2016/ink" xmlns:am3d="http://schemas.microsoft.com/office/drawing/2017/model3d" xmlns:o="urn:schemas-microsoft-com:office:office" xmlns:oel="http://schemas.microsoft.com/office/2019/extlst" xmlns:r="http://schemas.openxmlformats.org/officeDocument/2006/relationships" xmlns:m="http://schemas.openxmlformats.org/officeDocument/2006/math" xmlns:v="urn:schemas-microsoft-com:vml" xmlns:wp14="http://schemas.microsoft.com/office/word/2010/wordprocessingDrawing" xmlns:wp="http://schemas.openxmlformats.org/drawingml/2006/wordprocessingDrawing" xmlns:w10="urn:schemas-microsoft-com:office:word" xmlns:w="http://schemas.openxmlformats.org/wordprocessingml/2006/main" xmlns:w14="http://schemas.microsoft.com/office/word/2010/wordml" xmlns:w15="http://schemas.microsoft.com/office/word/2012/wordml" xmlns:w16cex="http://schemas.microsoft.com/office/word/2018/wordml/cex" xmlns:w16cid="http://schemas.microsoft.com/office/word/2016/wordml/cid" xmlns:w16="http://schemas.microsoft.com/office/word/2018/wordml" xmlns:w16du="http://schemas.microsoft.com/office/word/2023/wordml/word16du" xmlns:w16sdtdh="http://schemas.microsoft.com/office/word/2020/wordml/sdtdatahash" xmlns:w16se="http://schemas.microsoft.com/office/word/2015/wordml/symex" xmlns:wpg="http://schemas.microsoft.com/office/word/2010/wordprocessingGroup" xmlns:wpi="http://schemas.microsoft.com/office/word/2010/wordprocessingInk" xmlns:wne="http://schemas.microsoft.com/office/word/2006/wordml" xmlns:wps="http://schemas.microsoft.com/office/word/2010/wordprocessingShape" mc:Ignorable="w14 w15 w16se w16cid w16 w16cex w16sdtdh w16du wp14">
   <w:footnote w:type="separator" w:id="-1">
     <w:p>
       <w:r>
@@ -10008,7 +8651,7 @@
 </file>
 
 <file path=word/numbering.xml><?xml version="1.0" encoding="utf-8"?>
-<w:numbering xmlns:wpc="http://schemas.microsoft.com/office/word/2010/wordprocessingCanvas" xmlns:cx="http://schemas.microsoft.com/office/drawing/2014/chartex" xmlns:cx1="http://schemas.microsoft.com/office/drawing/2015/9/8/chartex" xmlns:cx2="http://schemas.microsoft.com/office/drawing/2015/10/21/chartex" xmlns:cx3="http://schemas.microsoft.com/office/drawing/2016/5/9/chartex" xmlns:cx4="http://schemas.microsoft.com/office/drawing/2016/5/10/chartex" xmlns:cx5="http://schemas.microsoft.com/office/drawing/2016/5/11/chartex" xmlns:cx6="http://schemas.microsoft.com/office/drawing/2016/5/12/chartex" xmlns:cx7="http://schemas.microsoft.com/office/drawing/2016/5/13/chartex" xmlns:cx8="http://schemas.microsoft.com/office/drawing/2016/5/14/chartex" xmlns:mc="http://schemas.openxmlformats.org/markup-compatibility/2006" xmlns:aink="http://schemas.microsoft.com/office/drawing/2016/ink" xmlns:am3d="http://schemas.microsoft.com/office/drawing/2017/model3d" xmlns:o="urn:schemas-microsoft-com:office:office" xmlns:r="http://schemas.openxmlformats.org/officeDocument/2006/relationships" xmlns:m="http://schemas.openxmlformats.org/officeDocument/2006/math" xmlns:v="urn:schemas-microsoft-com:vml" xmlns:wp14="http://schemas.microsoft.com/office/word/2010/wordprocessingDrawing" xmlns:wp="http://schemas.openxmlformats.org/drawingml/2006/wordprocessingDrawing" xmlns:w10="urn:schemas-microsoft-com:office:word" xmlns:w="http://schemas.openxmlformats.org/wordprocessingml/2006/main" xmlns:w14="http://schemas.microsoft.com/office/word/2010/wordml" xmlns:w15="http://schemas.microsoft.com/office/word/2012/wordml" xmlns:w16cex="http://schemas.microsoft.com/office/word/2018/wordml/cex" xmlns:w16cid="http://schemas.microsoft.com/office/word/2016/wordml/cid" xmlns:w16="http://schemas.microsoft.com/office/word/2018/wordml" xmlns:w16sdtdh="http://schemas.microsoft.com/office/word/2020/wordml/sdtdatahash" xmlns:w16se="http://schemas.microsoft.com/office/word/2015/wordml/symex" xmlns:wpg="http://schemas.microsoft.com/office/word/2010/wordprocessingGroup" xmlns:wpi="http://schemas.microsoft.com/office/word/2010/wordprocessingInk" xmlns:wne="http://schemas.microsoft.com/office/word/2006/wordml" xmlns:wps="http://schemas.microsoft.com/office/word/2010/wordprocessingShape" mc:Ignorable="w14 w15 w16se w16cid w16 w16cex w16sdtdh wp14">
+<w:numbering xmlns:wpc="http://schemas.microsoft.com/office/word/2010/wordprocessingCanvas" xmlns:cx="http://schemas.microsoft.com/office/drawing/2014/chartex" xmlns:cx1="http://schemas.microsoft.com/office/drawing/2015/9/8/chartex" xmlns:cx2="http://schemas.microsoft.com/office/drawing/2015/10/21/chartex" xmlns:cx3="http://schemas.microsoft.com/office/drawing/2016/5/9/chartex" xmlns:cx4="http://schemas.microsoft.com/office/drawing/2016/5/10/chartex" xmlns:cx5="http://schemas.microsoft.com/office/drawing/2016/5/11/chartex" xmlns:cx6="http://schemas.microsoft.com/office/drawing/2016/5/12/chartex" xmlns:cx7="http://schemas.microsoft.com/office/drawing/2016/5/13/chartex" xmlns:cx8="http://schemas.microsoft.com/office/drawing/2016/5/14/chartex" xmlns:mc="http://schemas.openxmlformats.org/markup-compatibility/2006" xmlns:aink="http://schemas.microsoft.com/office/drawing/2016/ink" xmlns:am3d="http://schemas.microsoft.com/office/drawing/2017/model3d" xmlns:o="urn:schemas-microsoft-com:office:office" xmlns:oel="http://schemas.microsoft.com/office/2019/extlst" xmlns:r="http://schemas.openxmlformats.org/officeDocument/2006/relationships" xmlns:m="http://schemas.openxmlformats.org/officeDocument/2006/math" xmlns:v="urn:schemas-microsoft-com:vml" xmlns:wp14="http://schemas.microsoft.com/office/word/2010/wordprocessingDrawing" xmlns:wp="http://schemas.openxmlformats.org/drawingml/2006/wordprocessingDrawing" xmlns:w10="urn:schemas-microsoft-com:office:word" xmlns:w="http://schemas.openxmlformats.org/wordprocessingml/2006/main" xmlns:w14="http://schemas.microsoft.com/office/word/2010/wordml" xmlns:w15="http://schemas.microsoft.com/office/word/2012/wordml" xmlns:w16cex="http://schemas.microsoft.com/office/word/2018/wordml/cex" xmlns:w16cid="http://schemas.microsoft.com/office/word/2016/wordml/cid" xmlns:w16="http://schemas.microsoft.com/office/word/2018/wordml" xmlns:w16du="http://schemas.microsoft.com/office/word/2023/wordml/word16du" xmlns:w16sdtdh="http://schemas.microsoft.com/office/word/2020/wordml/sdtdatahash" xmlns:w16se="http://schemas.microsoft.com/office/word/2015/wordml/symex" xmlns:wpg="http://schemas.microsoft.com/office/word/2010/wordprocessingGroup" xmlns:wpi="http://schemas.microsoft.com/office/word/2010/wordprocessingInk" xmlns:wne="http://schemas.microsoft.com/office/word/2006/wordml" xmlns:wps="http://schemas.microsoft.com/office/word/2010/wordprocessingShape" mc:Ignorable="w14 w15 w16se w16cid w16 w16cex w16sdtdh w16du wp14">
   <w:abstractNum w:abstractNumId="0" w15:restartNumberingAfterBreak="0">
     <w:nsid w:val="044E5F2D"/>
     <w:multiLevelType w:val="hybridMultilevel"/>
@@ -11140,6 +9783,119 @@
     </w:lvl>
   </w:abstractNum>
   <w:abstractNum w:abstractNumId="10" w15:restartNumberingAfterBreak="0">
+    <w:nsid w:val="36E81F3E"/>
+    <w:multiLevelType w:val="hybridMultilevel"/>
+    <w:tmpl w:val="9816EC16"/>
+    <w:lvl w:ilvl="0" w:tplc="04090001">
+      <w:start w:val="1"/>
+      <w:numFmt w:val="bullet"/>
+      <w:lvlText w:val=""/>
+      <w:lvlJc w:val="left"/>
+      <w:pPr>
+        <w:ind w:left="720" w:hanging="360"/>
+      </w:pPr>
+      <w:rPr>
+        <w:rFonts w:ascii="Symbol" w:hAnsi="Symbol" w:hint="default"/>
+      </w:rPr>
+    </w:lvl>
+    <w:lvl w:ilvl="1" w:tplc="04090003" w:tentative="1">
+      <w:start w:val="1"/>
+      <w:numFmt w:val="bullet"/>
+      <w:lvlText w:val="o"/>
+      <w:lvlJc w:val="left"/>
+      <w:pPr>
+        <w:ind w:left="1440" w:hanging="360"/>
+      </w:pPr>
+      <w:rPr>
+        <w:rFonts w:ascii="Courier New" w:hAnsi="Courier New" w:cs="Courier New" w:hint="default"/>
+      </w:rPr>
+    </w:lvl>
+    <w:lvl w:ilvl="2" w:tplc="04090005" w:tentative="1">
+      <w:start w:val="1"/>
+      <w:numFmt w:val="bullet"/>
+      <w:lvlText w:val=""/>
+      <w:lvlJc w:val="left"/>
+      <w:pPr>
+        <w:ind w:left="2160" w:hanging="360"/>
+      </w:pPr>
+      <w:rPr>
+        <w:rFonts w:ascii="Wingdings" w:hAnsi="Wingdings" w:hint="default"/>
+      </w:rPr>
+    </w:lvl>
+    <w:lvl w:ilvl="3" w:tplc="04090001" w:tentative="1">
+      <w:start w:val="1"/>
+      <w:numFmt w:val="bullet"/>
+      <w:lvlText w:val=""/>
+      <w:lvlJc w:val="left"/>
+      <w:pPr>
+        <w:ind w:left="2880" w:hanging="360"/>
+      </w:pPr>
+      <w:rPr>
+        <w:rFonts w:ascii="Symbol" w:hAnsi="Symbol" w:hint="default"/>
+      </w:rPr>
+    </w:lvl>
+    <w:lvl w:ilvl="4" w:tplc="04090003" w:tentative="1">
+      <w:start w:val="1"/>
+      <w:numFmt w:val="bullet"/>
+      <w:lvlText w:val="o"/>
+      <w:lvlJc w:val="left"/>
+      <w:pPr>
+        <w:ind w:left="3600" w:hanging="360"/>
+      </w:pPr>
+      <w:rPr>
+        <w:rFonts w:ascii="Courier New" w:hAnsi="Courier New" w:cs="Courier New" w:hint="default"/>
+      </w:rPr>
+    </w:lvl>
+    <w:lvl w:ilvl="5" w:tplc="04090005" w:tentative="1">
+      <w:start w:val="1"/>
+      <w:numFmt w:val="bullet"/>
+      <w:lvlText w:val=""/>
+      <w:lvlJc w:val="left"/>
+      <w:pPr>
+        <w:ind w:left="4320" w:hanging="360"/>
+      </w:pPr>
+      <w:rPr>
+        <w:rFonts w:ascii="Wingdings" w:hAnsi="Wingdings" w:hint="default"/>
+      </w:rPr>
+    </w:lvl>
+    <w:lvl w:ilvl="6" w:tplc="04090001" w:tentative="1">
+      <w:start w:val="1"/>
+      <w:numFmt w:val="bullet"/>
+      <w:lvlText w:val=""/>
+      <w:lvlJc w:val="left"/>
+      <w:pPr>
+        <w:ind w:left="5040" w:hanging="360"/>
+      </w:pPr>
+      <w:rPr>
+        <w:rFonts w:ascii="Symbol" w:hAnsi="Symbol" w:hint="default"/>
+      </w:rPr>
+    </w:lvl>
+    <w:lvl w:ilvl="7" w:tplc="04090003" w:tentative="1">
+      <w:start w:val="1"/>
+      <w:numFmt w:val="bullet"/>
+      <w:lvlText w:val="o"/>
+      <w:lvlJc w:val="left"/>
+      <w:pPr>
+        <w:ind w:left="5760" w:hanging="360"/>
+      </w:pPr>
+      <w:rPr>
+        <w:rFonts w:ascii="Courier New" w:hAnsi="Courier New" w:cs="Courier New" w:hint="default"/>
+      </w:rPr>
+    </w:lvl>
+    <w:lvl w:ilvl="8" w:tplc="04090005" w:tentative="1">
+      <w:start w:val="1"/>
+      <w:numFmt w:val="bullet"/>
+      <w:lvlText w:val=""/>
+      <w:lvlJc w:val="left"/>
+      <w:pPr>
+        <w:ind w:left="6480" w:hanging="360"/>
+      </w:pPr>
+      <w:rPr>
+        <w:rFonts w:ascii="Wingdings" w:hAnsi="Wingdings" w:hint="default"/>
+      </w:rPr>
+    </w:lvl>
+  </w:abstractNum>
+  <w:abstractNum w:abstractNumId="11" w15:restartNumberingAfterBreak="0">
     <w:nsid w:val="3C5A1358"/>
     <w:multiLevelType w:val="hybridMultilevel"/>
     <w:tmpl w:val="DBF6EAD6"/>
@@ -11252,7 +10008,7 @@
       </w:pPr>
     </w:lvl>
   </w:abstractNum>
-  <w:abstractNum w:abstractNumId="11" w15:restartNumberingAfterBreak="0">
+  <w:abstractNum w:abstractNumId="12" w15:restartNumberingAfterBreak="0">
     <w:nsid w:val="3CBF36C2"/>
     <w:multiLevelType w:val="hybridMultilevel"/>
     <w:tmpl w:val="6D76A798"/>
@@ -11365,7 +10121,7 @@
       </w:pPr>
     </w:lvl>
   </w:abstractNum>
-  <w:abstractNum w:abstractNumId="12" w15:restartNumberingAfterBreak="0">
+  <w:abstractNum w:abstractNumId="13" w15:restartNumberingAfterBreak="0">
     <w:nsid w:val="40B17BB2"/>
     <w:multiLevelType w:val="hybridMultilevel"/>
     <w:tmpl w:val="DBF6EAD6"/>
@@ -11478,7 +10234,7 @@
       </w:pPr>
     </w:lvl>
   </w:abstractNum>
-  <w:abstractNum w:abstractNumId="13" w15:restartNumberingAfterBreak="0">
+  <w:abstractNum w:abstractNumId="14" w15:restartNumberingAfterBreak="0">
     <w:nsid w:val="42E17F66"/>
     <w:multiLevelType w:val="hybridMultilevel"/>
     <w:tmpl w:val="DBF6EAD6"/>
@@ -11591,7 +10347,7 @@
       </w:pPr>
     </w:lvl>
   </w:abstractNum>
-  <w:abstractNum w:abstractNumId="14" w15:restartNumberingAfterBreak="0">
+  <w:abstractNum w:abstractNumId="15" w15:restartNumberingAfterBreak="0">
     <w:nsid w:val="42FB65E1"/>
     <w:multiLevelType w:val="hybridMultilevel"/>
     <w:tmpl w:val="65F852D0"/>
@@ -11704,7 +10460,7 @@
       </w:pPr>
     </w:lvl>
   </w:abstractNum>
-  <w:abstractNum w:abstractNumId="15" w15:restartNumberingAfterBreak="0">
+  <w:abstractNum w:abstractNumId="16" w15:restartNumberingAfterBreak="0">
     <w:nsid w:val="47107384"/>
     <w:multiLevelType w:val="hybridMultilevel"/>
     <w:tmpl w:val="D8827A2A"/>
@@ -11817,7 +10573,7 @@
       </w:pPr>
     </w:lvl>
   </w:abstractNum>
-  <w:abstractNum w:abstractNumId="16" w15:restartNumberingAfterBreak="0">
+  <w:abstractNum w:abstractNumId="17" w15:restartNumberingAfterBreak="0">
     <w:nsid w:val="4CBB6392"/>
     <w:multiLevelType w:val="hybridMultilevel"/>
     <w:tmpl w:val="E9725DD4"/>
@@ -11930,7 +10686,7 @@
       </w:pPr>
     </w:lvl>
   </w:abstractNum>
-  <w:abstractNum w:abstractNumId="17" w15:restartNumberingAfterBreak="0">
+  <w:abstractNum w:abstractNumId="18" w15:restartNumberingAfterBreak="0">
     <w:nsid w:val="4CDC5D70"/>
     <w:multiLevelType w:val="hybridMultilevel"/>
     <w:tmpl w:val="B25E319E"/>
@@ -12043,7 +10799,7 @@
       </w:pPr>
     </w:lvl>
   </w:abstractNum>
-  <w:abstractNum w:abstractNumId="18" w15:restartNumberingAfterBreak="0">
+  <w:abstractNum w:abstractNumId="19" w15:restartNumberingAfterBreak="0">
     <w:nsid w:val="4D8B0D38"/>
     <w:multiLevelType w:val="hybridMultilevel"/>
     <w:tmpl w:val="86AACF24"/>
@@ -12156,7 +10912,7 @@
       </w:pPr>
     </w:lvl>
   </w:abstractNum>
-  <w:abstractNum w:abstractNumId="19" w15:restartNumberingAfterBreak="0">
+  <w:abstractNum w:abstractNumId="20" w15:restartNumberingAfterBreak="0">
     <w:nsid w:val="4E8A57A2"/>
     <w:multiLevelType w:val="hybridMultilevel"/>
     <w:tmpl w:val="3C3AF714"/>
@@ -12269,7 +11025,7 @@
       </w:pPr>
     </w:lvl>
   </w:abstractNum>
-  <w:abstractNum w:abstractNumId="20" w15:restartNumberingAfterBreak="0">
+  <w:abstractNum w:abstractNumId="21" w15:restartNumberingAfterBreak="0">
     <w:nsid w:val="51B7133B"/>
     <w:multiLevelType w:val="hybridMultilevel"/>
     <w:tmpl w:val="DBF6EAD6"/>
@@ -12382,7 +11138,7 @@
       </w:pPr>
     </w:lvl>
   </w:abstractNum>
-  <w:abstractNum w:abstractNumId="21" w15:restartNumberingAfterBreak="0">
+  <w:abstractNum w:abstractNumId="22" w15:restartNumberingAfterBreak="0">
     <w:nsid w:val="540B6F82"/>
     <w:multiLevelType w:val="hybridMultilevel"/>
     <w:tmpl w:val="DBF6EAD6"/>
@@ -12495,7 +11251,7 @@
       </w:pPr>
     </w:lvl>
   </w:abstractNum>
-  <w:abstractNum w:abstractNumId="22" w15:restartNumberingAfterBreak="0">
+  <w:abstractNum w:abstractNumId="23" w15:restartNumberingAfterBreak="0">
     <w:nsid w:val="5AD432B5"/>
     <w:multiLevelType w:val="hybridMultilevel"/>
     <w:tmpl w:val="EB6885CC"/>
@@ -12608,7 +11364,7 @@
       </w:pPr>
     </w:lvl>
   </w:abstractNum>
-  <w:abstractNum w:abstractNumId="23" w15:restartNumberingAfterBreak="0">
+  <w:abstractNum w:abstractNumId="24" w15:restartNumberingAfterBreak="0">
     <w:nsid w:val="5C974B93"/>
     <w:multiLevelType w:val="hybridMultilevel"/>
     <w:tmpl w:val="0C22C950"/>
@@ -12721,7 +11477,7 @@
       </w:pPr>
     </w:lvl>
   </w:abstractNum>
-  <w:abstractNum w:abstractNumId="24" w15:restartNumberingAfterBreak="0">
+  <w:abstractNum w:abstractNumId="25" w15:restartNumberingAfterBreak="0">
     <w:nsid w:val="6A435A7F"/>
     <w:multiLevelType w:val="hybridMultilevel"/>
     <w:tmpl w:val="DBF6EAD6"/>
@@ -12834,7 +11590,7 @@
       </w:pPr>
     </w:lvl>
   </w:abstractNum>
-  <w:abstractNum w:abstractNumId="25" w15:restartNumberingAfterBreak="0">
+  <w:abstractNum w:abstractNumId="26" w15:restartNumberingAfterBreak="0">
     <w:nsid w:val="6D5A6F90"/>
     <w:multiLevelType w:val="hybridMultilevel"/>
     <w:tmpl w:val="DBF6EAD6"/>
@@ -12947,7 +11703,7 @@
       </w:pPr>
     </w:lvl>
   </w:abstractNum>
-  <w:abstractNum w:abstractNumId="26" w15:restartNumberingAfterBreak="0">
+  <w:abstractNum w:abstractNumId="27" w15:restartNumberingAfterBreak="0">
     <w:nsid w:val="73D9211C"/>
     <w:multiLevelType w:val="hybridMultilevel"/>
     <w:tmpl w:val="DBF6EAD6"/>
@@ -13060,7 +11816,7 @@
       </w:pPr>
     </w:lvl>
   </w:abstractNum>
-  <w:abstractNum w:abstractNumId="27" w15:restartNumberingAfterBreak="0">
+  <w:abstractNum w:abstractNumId="28" w15:restartNumberingAfterBreak="0">
     <w:nsid w:val="75A042C6"/>
     <w:multiLevelType w:val="hybridMultilevel"/>
     <w:tmpl w:val="DBF6EAD6"/>
@@ -13173,7 +11929,7 @@
       </w:pPr>
     </w:lvl>
   </w:abstractNum>
-  <w:abstractNum w:abstractNumId="28" w15:restartNumberingAfterBreak="0">
+  <w:abstractNum w:abstractNumId="29" w15:restartNumberingAfterBreak="0">
     <w:nsid w:val="774E4ED9"/>
     <w:multiLevelType w:val="hybridMultilevel"/>
     <w:tmpl w:val="42BED4C0"/>
@@ -13313,7 +12069,7 @@
       </w:rPr>
     </w:lvl>
   </w:abstractNum>
-  <w:abstractNum w:abstractNumId="29" w15:restartNumberingAfterBreak="0">
+  <w:abstractNum w:abstractNumId="30" w15:restartNumberingAfterBreak="0">
     <w:nsid w:val="7E31727E"/>
     <w:multiLevelType w:val="hybridMultilevel"/>
     <w:tmpl w:val="DBF6EAD6"/>
@@ -13426,102 +12182,105 @@
       </w:pPr>
     </w:lvl>
   </w:abstractNum>
-  <w:num w:numId="1">
+  <w:num w:numId="1" w16cid:durableId="1729841222">
+    <w:abstractNumId w:val="29"/>
+  </w:num>
+  <w:num w:numId="2" w16cid:durableId="56326245">
+    <w:abstractNumId w:val="20"/>
+  </w:num>
+  <w:num w:numId="3" w16cid:durableId="900867729">
+    <w:abstractNumId w:val="6"/>
+  </w:num>
+  <w:num w:numId="4" w16cid:durableId="1185247358">
+    <w:abstractNumId w:val="17"/>
+  </w:num>
+  <w:num w:numId="5" w16cid:durableId="382410059">
+    <w:abstractNumId w:val="27"/>
+  </w:num>
+  <w:num w:numId="6" w16cid:durableId="1445613197">
+    <w:abstractNumId w:val="16"/>
+  </w:num>
+  <w:num w:numId="7" w16cid:durableId="1478570972">
+    <w:abstractNumId w:val="15"/>
+  </w:num>
+  <w:num w:numId="8" w16cid:durableId="73668044">
+    <w:abstractNumId w:val="12"/>
+  </w:num>
+  <w:num w:numId="9" w16cid:durableId="1832793405">
+    <w:abstractNumId w:val="2"/>
+  </w:num>
+  <w:num w:numId="10" w16cid:durableId="249776835">
+    <w:abstractNumId w:val="23"/>
+  </w:num>
+  <w:num w:numId="11" w16cid:durableId="154809152">
+    <w:abstractNumId w:val="4"/>
+  </w:num>
+  <w:num w:numId="12" w16cid:durableId="743988090">
+    <w:abstractNumId w:val="24"/>
+  </w:num>
+  <w:num w:numId="13" w16cid:durableId="833449758">
+    <w:abstractNumId w:val="19"/>
+  </w:num>
+  <w:num w:numId="14" w16cid:durableId="229854460">
+    <w:abstractNumId w:val="1"/>
+  </w:num>
+  <w:num w:numId="15" w16cid:durableId="497964422">
+    <w:abstractNumId w:val="7"/>
+  </w:num>
+  <w:num w:numId="16" w16cid:durableId="831795465">
+    <w:abstractNumId w:val="18"/>
+  </w:num>
+  <w:num w:numId="17" w16cid:durableId="1678271491">
+    <w:abstractNumId w:val="9"/>
+  </w:num>
+  <w:num w:numId="18" w16cid:durableId="558396345">
+    <w:abstractNumId w:val="0"/>
+  </w:num>
+  <w:num w:numId="19" w16cid:durableId="1936206603">
+    <w:abstractNumId w:val="3"/>
+  </w:num>
+  <w:num w:numId="20" w16cid:durableId="1361542570">
+    <w:abstractNumId w:val="30"/>
+  </w:num>
+  <w:num w:numId="21" w16cid:durableId="447285008">
+    <w:abstractNumId w:val="8"/>
+  </w:num>
+  <w:num w:numId="22" w16cid:durableId="1094938730">
+    <w:abstractNumId w:val="25"/>
+  </w:num>
+  <w:num w:numId="23" w16cid:durableId="10108072">
+    <w:abstractNumId w:val="14"/>
+  </w:num>
+  <w:num w:numId="24" w16cid:durableId="952130030">
     <w:abstractNumId w:val="28"/>
   </w:num>
-  <w:num w:numId="2">
-    <w:abstractNumId w:val="19"/>
+  <w:num w:numId="25" w16cid:durableId="1423650327">
+    <w:abstractNumId w:val="13"/>
   </w:num>
-  <w:num w:numId="3">
-    <w:abstractNumId w:val="6"/>
+  <w:num w:numId="26" w16cid:durableId="849219762">
+    <w:abstractNumId w:val="21"/>
   </w:num>
-  <w:num w:numId="4">
-    <w:abstractNumId w:val="16"/>
+  <w:num w:numId="27" w16cid:durableId="766459458">
+    <w:abstractNumId w:val="22"/>
   </w:num>
-  <w:num w:numId="5">
+  <w:num w:numId="28" w16cid:durableId="452942325">
+    <w:abstractNumId w:val="11"/>
+  </w:num>
+  <w:num w:numId="29" w16cid:durableId="1077436914">
     <w:abstractNumId w:val="26"/>
   </w:num>
-  <w:num w:numId="6">
-    <w:abstractNumId w:val="15"/>
+  <w:num w:numId="30" w16cid:durableId="1581720611">
+    <w:abstractNumId w:val="5"/>
   </w:num>
-  <w:num w:numId="7">
-    <w:abstractNumId w:val="14"/>
-  </w:num>
-  <w:num w:numId="8">
-    <w:abstractNumId w:val="11"/>
-  </w:num>
-  <w:num w:numId="9">
-    <w:abstractNumId w:val="2"/>
-  </w:num>
-  <w:num w:numId="10">
-    <w:abstractNumId w:val="22"/>
-  </w:num>
-  <w:num w:numId="11">
-    <w:abstractNumId w:val="4"/>
-  </w:num>
-  <w:num w:numId="12">
-    <w:abstractNumId w:val="23"/>
-  </w:num>
-  <w:num w:numId="13">
-    <w:abstractNumId w:val="18"/>
-  </w:num>
-  <w:num w:numId="14">
-    <w:abstractNumId w:val="1"/>
-  </w:num>
-  <w:num w:numId="15">
-    <w:abstractNumId w:val="7"/>
-  </w:num>
-  <w:num w:numId="16">
-    <w:abstractNumId w:val="17"/>
-  </w:num>
-  <w:num w:numId="17">
-    <w:abstractNumId w:val="9"/>
-  </w:num>
-  <w:num w:numId="18">
-    <w:abstractNumId w:val="0"/>
-  </w:num>
-  <w:num w:numId="19">
-    <w:abstractNumId w:val="3"/>
-  </w:num>
-  <w:num w:numId="20">
-    <w:abstractNumId w:val="29"/>
-  </w:num>
-  <w:num w:numId="21">
-    <w:abstractNumId w:val="8"/>
-  </w:num>
-  <w:num w:numId="22">
-    <w:abstractNumId w:val="24"/>
-  </w:num>
-  <w:num w:numId="23">
-    <w:abstractNumId w:val="13"/>
-  </w:num>
-  <w:num w:numId="24">
-    <w:abstractNumId w:val="27"/>
-  </w:num>
-  <w:num w:numId="25">
-    <w:abstractNumId w:val="12"/>
-  </w:num>
-  <w:num w:numId="26">
-    <w:abstractNumId w:val="20"/>
-  </w:num>
-  <w:num w:numId="27">
-    <w:abstractNumId w:val="21"/>
-  </w:num>
-  <w:num w:numId="28">
+  <w:num w:numId="31" w16cid:durableId="1295913452">
     <w:abstractNumId w:val="10"/>
-  </w:num>
-  <w:num w:numId="29">
-    <w:abstractNumId w:val="25"/>
-  </w:num>
-  <w:num w:numId="30">
-    <w:abstractNumId w:val="5"/>
   </w:num>
   <w:numIdMacAtCleanup w:val="19"/>
 </w:numbering>
 </file>
 
 <file path=word/styles.xml><?xml version="1.0" encoding="utf-8"?>
-<w:styles xmlns:mc="http://schemas.openxmlformats.org/markup-compatibility/2006" xmlns:r="http://schemas.openxmlformats.org/officeDocument/2006/relationships" xmlns:w="http://schemas.openxmlformats.org/wordprocessingml/2006/main" xmlns:w14="http://schemas.microsoft.com/office/word/2010/wordml" xmlns:w15="http://schemas.microsoft.com/office/word/2012/wordml" xmlns:w16cex="http://schemas.microsoft.com/office/word/2018/wordml/cex" xmlns:w16cid="http://schemas.microsoft.com/office/word/2016/wordml/cid" xmlns:w16="http://schemas.microsoft.com/office/word/2018/wordml" xmlns:w16sdtdh="http://schemas.microsoft.com/office/word/2020/wordml/sdtdatahash" xmlns:w16se="http://schemas.microsoft.com/office/word/2015/wordml/symex" mc:Ignorable="w14 w15 w16se w16cid w16 w16cex w16sdtdh">
+<w:styles xmlns:mc="http://schemas.openxmlformats.org/markup-compatibility/2006" xmlns:r="http://schemas.openxmlformats.org/officeDocument/2006/relationships" xmlns:w="http://schemas.openxmlformats.org/wordprocessingml/2006/main" xmlns:w14="http://schemas.microsoft.com/office/word/2010/wordml" xmlns:w15="http://schemas.microsoft.com/office/word/2012/wordml" xmlns:w16cex="http://schemas.microsoft.com/office/word/2018/wordml/cex" xmlns:w16cid="http://schemas.microsoft.com/office/word/2016/wordml/cid" xmlns:w16="http://schemas.microsoft.com/office/word/2018/wordml" xmlns:w16du="http://schemas.microsoft.com/office/word/2023/wordml/word16du" xmlns:w16sdtdh="http://schemas.microsoft.com/office/word/2020/wordml/sdtdatahash" xmlns:w16se="http://schemas.microsoft.com/office/word/2015/wordml/symex" mc:Ignorable="w14 w15 w16se w16cid w16 w16cex w16sdtdh w16du">
   <w:docDefaults>
     <w:rPrDefault>
       <w:rPr>
@@ -13822,6 +12581,7 @@
   <w:style w:type="paragraph" w:default="1" w:styleId="Normal">
     <w:name w:val="Normal"/>
     <w:qFormat/>
+    <w:rsid w:val="00FC5911"/>
     <w:rPr>
       <w:rFonts w:ascii="Arial" w:hAnsi="Arial"/>
       <w:sz w:val="22"/>
